--- a/04-reformulacion/T2/docx/T2_17_Presupuesto.docx
+++ b/04-reformulacion/T2/docx/T2_17_Presupuesto.docx
@@ -116,7 +116,37 @@
         <w:t xml:space="preserve">Presupuesto-marketing-AndiBite.xlsx</w:t>
       </w:r>
       <w:r>
-        <w:t xml:space="preserve">. (2) El prompt 4 de la clase (Sesión 09) completado, con CPA, ROAS y una tabla Métrica estimada | Valor calculado | Interpretación. (3) El ROI del marketing, con sus fórmulas.</w:t>
+        <w:t xml:space="preserve">. (2) El prompt 4 de la clase (Sesión 09) completado, con CPA, ROAS y una tabla Métrica estimada | Valor calculado | Interpretación. (3) Dos ROI con nombre propio: el ROI del negocio (el oficial de HECHOS_v7 y del Excel v7) y el ROI de marketing de este punto, con su fórmula. Por decisión de Carlos, el ROI de marketing se informa con </w:t>
+      </w:r>
+      <w:r>
+        <w:rPr>
+          <w:b/>
+          <w:bCs/>
+        </w:rPr>
+        <w:t xml:space="preserve">74 % como cifra principal</w:t>
+      </w:r>
+      <w:r>
+        <w:t xml:space="preserve"> (el marketing explica el 75 % de la contribución), </w:t>
+      </w:r>
+      <w:r>
+        <w:rPr>
+          <w:b/>
+          <w:bCs/>
+        </w:rPr>
+        <w:t xml:space="preserve">132 % como techo</w:t>
+      </w:r>
+      <w:r>
+        <w:t xml:space="preserve"> (100 %) y </w:t>
+      </w:r>
+      <w:r>
+        <w:rPr>
+          <w:b/>
+          <w:bCs/>
+        </w:rPr>
+        <w:t xml:space="preserve">16 % como piso</w:t>
+      </w:r>
+      <w:r>
+        <w:t xml:space="preserve"> (50 %). (4) La sensibilidad al costo por contacto de WhatsApp y la viabilidad de la pauta, al final.</w:t>
       </w:r>
     </w:p>
     <w:p>
@@ -1529,9 +1559,9 @@
         </w:tblBorders>
       </w:tblPr>
       <w:tblGrid>
-        <w:gridCol w:w="6525"/>
-        <w:gridCol w:w="1085"/>
-        <w:gridCol w:w="1750"/>
+        <w:gridCol w:w="6592"/>
+        <w:gridCol w:w="1081"/>
+        <w:gridCol w:w="1687"/>
       </w:tblGrid>
       <w:tr>
         <w:trPr>
@@ -1539,7 +1569,7 @@
         </w:trPr>
         <w:tc>
           <w:tcPr>
-            <w:tcW w:type="dxa" w:w="6525"/>
+            <w:tcW w:type="dxa" w:w="6592"/>
             <w:tcBorders>
               <w:top w:val="single" w:color="D9C3A8" w:sz="4"/>
               <w:left w:val="single" w:color="D9C3A8" w:sz="4"/>
@@ -1569,7 +1599,7 @@
         </w:tc>
         <w:tc>
           <w:tcPr>
-            <w:tcW w:type="dxa" w:w="1085"/>
+            <w:tcW w:type="dxa" w:w="1081"/>
             <w:tcBorders>
               <w:top w:val="single" w:color="D9C3A8" w:sz="4"/>
               <w:left w:val="single" w:color="D9C3A8" w:sz="4"/>
@@ -1599,7 +1629,7 @@
         </w:tc>
         <w:tc>
           <w:tcPr>
-            <w:tcW w:type="dxa" w:w="1750"/>
+            <w:tcW w:type="dxa" w:w="1687"/>
             <w:tcBorders>
               <w:top w:val="single" w:color="D9C3A8" w:sz="4"/>
               <w:left w:val="single" w:color="D9C3A8" w:sz="4"/>
@@ -1634,7 +1664,7 @@
         </w:trPr>
         <w:tc>
           <w:tcPr>
-            <w:tcW w:type="dxa" w:w="6525"/>
+            <w:tcW w:type="dxa" w:w="6592"/>
             <w:tcBorders>
               <w:top w:val="single" w:color="D9C3A8" w:sz="4"/>
               <w:left w:val="single" w:color="D9C3A8" w:sz="4"/>
@@ -1661,7 +1691,7 @@
         </w:tc>
         <w:tc>
           <w:tcPr>
-            <w:tcW w:type="dxa" w:w="1085"/>
+            <w:tcW w:type="dxa" w:w="1081"/>
             <w:tcBorders>
               <w:top w:val="single" w:color="D9C3A8" w:sz="4"/>
               <w:left w:val="single" w:color="D9C3A8" w:sz="4"/>
@@ -1688,7 +1718,7 @@
         </w:tc>
         <w:tc>
           <w:tcPr>
-            <w:tcW w:type="dxa" w:w="1750"/>
+            <w:tcW w:type="dxa" w:w="1687"/>
             <w:tcBorders>
               <w:top w:val="single" w:color="D9C3A8" w:sz="4"/>
               <w:left w:val="single" w:color="D9C3A8" w:sz="4"/>
@@ -1720,34 +1750,34 @@
         </w:trPr>
         <w:tc>
           <w:tcPr>
-            <w:tcW w:type="dxa" w:w="6525"/>
-            <w:tcBorders>
-              <w:top w:val="single" w:color="D9C3A8" w:sz="4"/>
-              <w:left w:val="single" w:color="D9C3A8" w:sz="4"/>
-              <w:bottom w:val="single" w:color="D9C3A8" w:sz="4"/>
-              <w:right w:val="single" w:color="D9C3A8" w:sz="4"/>
-            </w:tcBorders>
-            <w:shd w:fill="F7ECDA" w:color="auto" w:val="clear"/>
-            <w:tcMar>
-              <w:top w:type="dxa" w:w="50"/>
-              <w:left w:type="dxa" w:w="80"/>
-              <w:bottom w:type="dxa" w:w="50"/>
-              <w:right w:type="dxa" w:w="80"/>
-            </w:tcMar>
-          </w:tcPr>
-          <w:p>
-            <w:r>
-              <w:rPr>
-                <w:sz w:val="19"/>
-                <w:szCs w:val="19"/>
-              </w:rPr>
-              <w:t xml:space="preserve">Pauta de expectativa (Instagram y TikTok)</w:t>
-            </w:r>
-          </w:p>
-        </w:tc>
-        <w:tc>
-          <w:tcPr>
-            <w:tcW w:type="dxa" w:w="1085"/>
+            <w:tcW w:type="dxa" w:w="6592"/>
+            <w:tcBorders>
+              <w:top w:val="single" w:color="D9C3A8" w:sz="4"/>
+              <w:left w:val="single" w:color="D9C3A8" w:sz="4"/>
+              <w:bottom w:val="single" w:color="D9C3A8" w:sz="4"/>
+              <w:right w:val="single" w:color="D9C3A8" w:sz="4"/>
+            </w:tcBorders>
+            <w:shd w:fill="F7ECDA" w:color="auto" w:val="clear"/>
+            <w:tcMar>
+              <w:top w:type="dxa" w:w="50"/>
+              <w:left w:type="dxa" w:w="80"/>
+              <w:bottom w:type="dxa" w:w="50"/>
+              <w:right w:type="dxa" w:w="80"/>
+            </w:tcMar>
+          </w:tcPr>
+          <w:p>
+            <w:r>
+              <w:rPr>
+                <w:sz w:val="19"/>
+                <w:szCs w:val="19"/>
+              </w:rPr>
+              <w:t xml:space="preserve">Pauta de expectativa (Instagram y Facebook)</w:t>
+            </w:r>
+          </w:p>
+        </w:tc>
+        <w:tc>
+          <w:tcPr>
+            <w:tcW w:type="dxa" w:w="1081"/>
             <w:tcBorders>
               <w:top w:val="single" w:color="D9C3A8" w:sz="4"/>
               <w:left w:val="single" w:color="D9C3A8" w:sz="4"/>
@@ -1774,7 +1804,7 @@
         </w:tc>
         <w:tc>
           <w:tcPr>
-            <w:tcW w:type="dxa" w:w="1750"/>
+            <w:tcW w:type="dxa" w:w="1687"/>
             <w:tcBorders>
               <w:top w:val="single" w:color="D9C3A8" w:sz="4"/>
               <w:left w:val="single" w:color="D9C3A8" w:sz="4"/>
@@ -1806,7 +1836,7 @@
         </w:trPr>
         <w:tc>
           <w:tcPr>
-            <w:tcW w:type="dxa" w:w="6525"/>
+            <w:tcW w:type="dxa" w:w="6592"/>
             <w:tcBorders>
               <w:top w:val="single" w:color="D9C3A8" w:sz="4"/>
               <w:left w:val="single" w:color="D9C3A8" w:sz="4"/>
@@ -1833,7 +1863,7 @@
         </w:tc>
         <w:tc>
           <w:tcPr>
-            <w:tcW w:type="dxa" w:w="1085"/>
+            <w:tcW w:type="dxa" w:w="1081"/>
             <w:tcBorders>
               <w:top w:val="single" w:color="D9C3A8" w:sz="4"/>
               <w:left w:val="single" w:color="D9C3A8" w:sz="4"/>
@@ -1860,7 +1890,7 @@
         </w:tc>
         <w:tc>
           <w:tcPr>
-            <w:tcW w:type="dxa" w:w="1750"/>
+            <w:tcW w:type="dxa" w:w="1687"/>
             <w:tcBorders>
               <w:top w:val="single" w:color="D9C3A8" w:sz="4"/>
               <w:left w:val="single" w:color="D9C3A8" w:sz="4"/>
@@ -1892,7 +1922,7 @@
         </w:trPr>
         <w:tc>
           <w:tcPr>
-            <w:tcW w:type="dxa" w:w="6525"/>
+            <w:tcW w:type="dxa" w:w="6592"/>
             <w:tcBorders>
               <w:top w:val="single" w:color="D9C3A8" w:sz="4"/>
               <w:left w:val="single" w:color="D9C3A8" w:sz="4"/>
@@ -1919,7 +1949,7 @@
         </w:tc>
         <w:tc>
           <w:tcPr>
-            <w:tcW w:type="dxa" w:w="1085"/>
+            <w:tcW w:type="dxa" w:w="1081"/>
             <w:tcBorders>
               <w:top w:val="single" w:color="D9C3A8" w:sz="4"/>
               <w:left w:val="single" w:color="D9C3A8" w:sz="4"/>
@@ -1946,7 +1976,7 @@
         </w:tc>
         <w:tc>
           <w:tcPr>
-            <w:tcW w:type="dxa" w:w="1750"/>
+            <w:tcW w:type="dxa" w:w="1687"/>
             <w:tcBorders>
               <w:top w:val="single" w:color="D9C3A8" w:sz="4"/>
               <w:left w:val="single" w:color="D9C3A8" w:sz="4"/>
@@ -1978,7 +2008,7 @@
         </w:trPr>
         <w:tc>
           <w:tcPr>
-            <w:tcW w:type="dxa" w:w="6525"/>
+            <w:tcW w:type="dxa" w:w="6592"/>
             <w:tcBorders>
               <w:top w:val="single" w:color="D9C3A8" w:sz="4"/>
               <w:left w:val="single" w:color="D9C3A8" w:sz="4"/>
@@ -2005,7 +2035,7 @@
         </w:tc>
         <w:tc>
           <w:tcPr>
-            <w:tcW w:type="dxa" w:w="1085"/>
+            <w:tcW w:type="dxa" w:w="1081"/>
             <w:tcBorders>
               <w:top w:val="single" w:color="D9C3A8" w:sz="4"/>
               <w:left w:val="single" w:color="D9C3A8" w:sz="4"/>
@@ -2032,7 +2062,7 @@
         </w:tc>
         <w:tc>
           <w:tcPr>
-            <w:tcW w:type="dxa" w:w="1750"/>
+            <w:tcW w:type="dxa" w:w="1687"/>
             <w:tcBorders>
               <w:top w:val="single" w:color="D9C3A8" w:sz="4"/>
               <w:left w:val="single" w:color="D9C3A8" w:sz="4"/>
@@ -2064,7 +2094,7 @@
         </w:trPr>
         <w:tc>
           <w:tcPr>
-            <w:tcW w:type="dxa" w:w="6525"/>
+            <w:tcW w:type="dxa" w:w="6592"/>
             <w:tcBorders>
               <w:top w:val="single" w:color="D9C3A8" w:sz="4"/>
               <w:left w:val="single" w:color="D9C3A8" w:sz="4"/>
@@ -2091,7 +2121,7 @@
         </w:tc>
         <w:tc>
           <w:tcPr>
-            <w:tcW w:type="dxa" w:w="1085"/>
+            <w:tcW w:type="dxa" w:w="1081"/>
             <w:tcBorders>
               <w:top w:val="single" w:color="D9C3A8" w:sz="4"/>
               <w:left w:val="single" w:color="D9C3A8" w:sz="4"/>
@@ -2118,7 +2148,7 @@
         </w:tc>
         <w:tc>
           <w:tcPr>
-            <w:tcW w:type="dxa" w:w="1750"/>
+            <w:tcW w:type="dxa" w:w="1687"/>
             <w:tcBorders>
               <w:top w:val="single" w:color="D9C3A8" w:sz="4"/>
               <w:left w:val="single" w:color="D9C3A8" w:sz="4"/>
@@ -2150,7 +2180,7 @@
         </w:trPr>
         <w:tc>
           <w:tcPr>
-            <w:tcW w:type="dxa" w:w="6525"/>
+            <w:tcW w:type="dxa" w:w="6592"/>
             <w:tcBorders>
               <w:top w:val="single" w:color="D9C3A8" w:sz="4"/>
               <w:left w:val="single" w:color="D9C3A8" w:sz="4"/>
@@ -2177,7 +2207,7 @@
         </w:tc>
         <w:tc>
           <w:tcPr>
-            <w:tcW w:type="dxa" w:w="1085"/>
+            <w:tcW w:type="dxa" w:w="1081"/>
             <w:tcBorders>
               <w:top w:val="single" w:color="D9C3A8" w:sz="4"/>
               <w:left w:val="single" w:color="D9C3A8" w:sz="4"/>
@@ -2204,7 +2234,7 @@
         </w:tc>
         <w:tc>
           <w:tcPr>
-            <w:tcW w:type="dxa" w:w="1750"/>
+            <w:tcW w:type="dxa" w:w="1687"/>
             <w:tcBorders>
               <w:top w:val="single" w:color="D9C3A8" w:sz="4"/>
               <w:left w:val="single" w:color="D9C3A8" w:sz="4"/>
@@ -2236,7 +2266,7 @@
         </w:trPr>
         <w:tc>
           <w:tcPr>
-            <w:tcW w:type="dxa" w:w="6525"/>
+            <w:tcW w:type="dxa" w:w="6592"/>
             <w:tcBorders>
               <w:top w:val="single" w:color="D9C3A8" w:sz="4"/>
               <w:left w:val="single" w:color="D9C3A8" w:sz="4"/>
@@ -2263,7 +2293,7 @@
         </w:tc>
         <w:tc>
           <w:tcPr>
-            <w:tcW w:type="dxa" w:w="1085"/>
+            <w:tcW w:type="dxa" w:w="1081"/>
             <w:tcBorders>
               <w:top w:val="single" w:color="D9C3A8" w:sz="4"/>
               <w:left w:val="single" w:color="D9C3A8" w:sz="4"/>
@@ -2290,7 +2320,7 @@
         </w:tc>
         <w:tc>
           <w:tcPr>
-            <w:tcW w:type="dxa" w:w="1750"/>
+            <w:tcW w:type="dxa" w:w="1687"/>
             <w:tcBorders>
               <w:top w:val="single" w:color="D9C3A8" w:sz="4"/>
               <w:left w:val="single" w:color="D9C3A8" w:sz="4"/>
@@ -2322,7 +2352,7 @@
         </w:trPr>
         <w:tc>
           <w:tcPr>
-            <w:tcW w:type="dxa" w:w="6525"/>
+            <w:tcW w:type="dxa" w:w="6592"/>
             <w:tcBorders>
               <w:top w:val="single" w:color="D9C3A8" w:sz="4"/>
               <w:left w:val="single" w:color="D9C3A8" w:sz="4"/>
@@ -2349,7 +2379,7 @@
         </w:tc>
         <w:tc>
           <w:tcPr>
-            <w:tcW w:type="dxa" w:w="1085"/>
+            <w:tcW w:type="dxa" w:w="1081"/>
             <w:tcBorders>
               <w:top w:val="single" w:color="D9C3A8" w:sz="4"/>
               <w:left w:val="single" w:color="D9C3A8" w:sz="4"/>
@@ -2376,7 +2406,7 @@
         </w:tc>
         <w:tc>
           <w:tcPr>
-            <w:tcW w:type="dxa" w:w="1750"/>
+            <w:tcW w:type="dxa" w:w="1687"/>
             <w:tcBorders>
               <w:top w:val="single" w:color="D9C3A8" w:sz="4"/>
               <w:left w:val="single" w:color="D9C3A8" w:sz="4"/>
@@ -2408,7 +2438,7 @@
         </w:trPr>
         <w:tc>
           <w:tcPr>
-            <w:tcW w:type="dxa" w:w="6525"/>
+            <w:tcW w:type="dxa" w:w="6592"/>
             <w:tcBorders>
               <w:top w:val="single" w:color="D9C3A8" w:sz="4"/>
               <w:left w:val="single" w:color="D9C3A8" w:sz="4"/>
@@ -2435,7 +2465,7 @@
         </w:tc>
         <w:tc>
           <w:tcPr>
-            <w:tcW w:type="dxa" w:w="1085"/>
+            <w:tcW w:type="dxa" w:w="1081"/>
             <w:tcBorders>
               <w:top w:val="single" w:color="D9C3A8" w:sz="4"/>
               <w:left w:val="single" w:color="D9C3A8" w:sz="4"/>
@@ -2462,7 +2492,7 @@
         </w:tc>
         <w:tc>
           <w:tcPr>
-            <w:tcW w:type="dxa" w:w="1750"/>
+            <w:tcW w:type="dxa" w:w="1687"/>
             <w:tcBorders>
               <w:top w:val="single" w:color="D9C3A8" w:sz="4"/>
               <w:left w:val="single" w:color="D9C3A8" w:sz="4"/>
@@ -2494,7 +2524,7 @@
         </w:trPr>
         <w:tc>
           <w:tcPr>
-            <w:tcW w:type="dxa" w:w="6525"/>
+            <w:tcW w:type="dxa" w:w="6592"/>
             <w:tcBorders>
               <w:top w:val="single" w:color="D9C3A8" w:sz="4"/>
               <w:left w:val="single" w:color="D9C3A8" w:sz="4"/>
@@ -2521,7 +2551,7 @@
         </w:tc>
         <w:tc>
           <w:tcPr>
-            <w:tcW w:type="dxa" w:w="1085"/>
+            <w:tcW w:type="dxa" w:w="1081"/>
             <w:tcBorders>
               <w:top w:val="single" w:color="D9C3A8" w:sz="4"/>
               <w:left w:val="single" w:color="D9C3A8" w:sz="4"/>
@@ -2548,7 +2578,7 @@
         </w:tc>
         <w:tc>
           <w:tcPr>
-            <w:tcW w:type="dxa" w:w="1750"/>
+            <w:tcW w:type="dxa" w:w="1687"/>
             <w:tcBorders>
               <w:top w:val="single" w:color="D9C3A8" w:sz="4"/>
               <w:left w:val="single" w:color="D9C3A8" w:sz="4"/>
@@ -2580,7 +2610,7 @@
         </w:trPr>
         <w:tc>
           <w:tcPr>
-            <w:tcW w:type="dxa" w:w="6525"/>
+            <w:tcW w:type="dxa" w:w="6592"/>
             <w:tcBorders>
               <w:top w:val="single" w:color="D9C3A8" w:sz="4"/>
               <w:left w:val="single" w:color="D9C3A8" w:sz="4"/>
@@ -2607,7 +2637,7 @@
         </w:tc>
         <w:tc>
           <w:tcPr>
-            <w:tcW w:type="dxa" w:w="1085"/>
+            <w:tcW w:type="dxa" w:w="1081"/>
             <w:tcBorders>
               <w:top w:val="single" w:color="D9C3A8" w:sz="4"/>
               <w:left w:val="single" w:color="D9C3A8" w:sz="4"/>
@@ -2634,7 +2664,7 @@
         </w:tc>
         <w:tc>
           <w:tcPr>
-            <w:tcW w:type="dxa" w:w="1750"/>
+            <w:tcW w:type="dxa" w:w="1687"/>
             <w:tcBorders>
               <w:top w:val="single" w:color="D9C3A8" w:sz="4"/>
               <w:left w:val="single" w:color="D9C3A8" w:sz="4"/>
@@ -2666,7 +2696,7 @@
         </w:trPr>
         <w:tc>
           <w:tcPr>
-            <w:tcW w:type="dxa" w:w="6525"/>
+            <w:tcW w:type="dxa" w:w="6592"/>
             <w:tcBorders>
               <w:top w:val="single" w:color="D9C3A8" w:sz="4"/>
               <w:left w:val="single" w:color="D9C3A8" w:sz="4"/>
@@ -2695,7 +2725,7 @@
         </w:tc>
         <w:tc>
           <w:tcPr>
-            <w:tcW w:type="dxa" w:w="1085"/>
+            <w:tcW w:type="dxa" w:w="1081"/>
             <w:tcBorders>
               <w:top w:val="single" w:color="D9C3A8" w:sz="4"/>
               <w:left w:val="single" w:color="D9C3A8" w:sz="4"/>
@@ -2724,7 +2754,7 @@
         </w:tc>
         <w:tc>
           <w:tcPr>
-            <w:tcW w:type="dxa" w:w="1750"/>
+            <w:tcW w:type="dxa" w:w="1687"/>
             <w:tcBorders>
               <w:top w:val="single" w:color="D9C3A8" w:sz="4"/>
               <w:left w:val="single" w:color="D9C3A8" w:sz="4"/>
@@ -7641,9 +7671,9 @@
         </w:tblBorders>
       </w:tblPr>
       <w:tblGrid>
-        <w:gridCol w:w="2998"/>
-        <w:gridCol w:w="2692"/>
-        <w:gridCol w:w="3670"/>
+        <w:gridCol w:w="3039"/>
+        <w:gridCol w:w="2674"/>
+        <w:gridCol w:w="3647"/>
       </w:tblGrid>
       <w:tr>
         <w:trPr>
@@ -7651,7 +7681,7 @@
         </w:trPr>
         <w:tc>
           <w:tcPr>
-            <w:tcW w:type="dxa" w:w="2998"/>
+            <w:tcW w:type="dxa" w:w="3039"/>
             <w:tcBorders>
               <w:top w:val="single" w:color="D9C3A8" w:sz="4"/>
               <w:left w:val="single" w:color="D9C3A8" w:sz="4"/>
@@ -7681,7 +7711,7 @@
         </w:tc>
         <w:tc>
           <w:tcPr>
-            <w:tcW w:type="dxa" w:w="2692"/>
+            <w:tcW w:type="dxa" w:w="2674"/>
             <w:tcBorders>
               <w:top w:val="single" w:color="D9C3A8" w:sz="4"/>
               <w:left w:val="single" w:color="D9C3A8" w:sz="4"/>
@@ -7711,7 +7741,7 @@
         </w:tc>
         <w:tc>
           <w:tcPr>
-            <w:tcW w:type="dxa" w:w="3670"/>
+            <w:tcW w:type="dxa" w:w="3647"/>
             <w:tcBorders>
               <w:top w:val="single" w:color="D9C3A8" w:sz="4"/>
               <w:left w:val="single" w:color="D9C3A8" w:sz="4"/>
@@ -7746,7 +7776,7 @@
         </w:trPr>
         <w:tc>
           <w:tcPr>
-            <w:tcW w:type="dxa" w:w="2998"/>
+            <w:tcW w:type="dxa" w:w="3039"/>
             <w:tcBorders>
               <w:top w:val="single" w:color="D9C3A8" w:sz="4"/>
               <w:left w:val="single" w:color="D9C3A8" w:sz="4"/>
@@ -7773,7 +7803,7 @@
         </w:tc>
         <w:tc>
           <w:tcPr>
-            <w:tcW w:type="dxa" w:w="2692"/>
+            <w:tcW w:type="dxa" w:w="2674"/>
             <w:tcBorders>
               <w:top w:val="single" w:color="D9C3A8" w:sz="4"/>
               <w:left w:val="single" w:color="D9C3A8" w:sz="4"/>
@@ -7800,7 +7830,7 @@
         </w:tc>
         <w:tc>
           <w:tcPr>
-            <w:tcW w:type="dxa" w:w="3670"/>
+            <w:tcW w:type="dxa" w:w="3647"/>
             <w:tcBorders>
               <w:top w:val="single" w:color="D9C3A8" w:sz="4"/>
               <w:left w:val="single" w:color="D9C3A8" w:sz="4"/>
@@ -7832,7 +7862,7 @@
         </w:trPr>
         <w:tc>
           <w:tcPr>
-            <w:tcW w:type="dxa" w:w="2998"/>
+            <w:tcW w:type="dxa" w:w="3039"/>
             <w:tcBorders>
               <w:top w:val="single" w:color="D9C3A8" w:sz="4"/>
               <w:left w:val="single" w:color="D9C3A8" w:sz="4"/>
@@ -7859,7 +7889,7 @@
         </w:tc>
         <w:tc>
           <w:tcPr>
-            <w:tcW w:type="dxa" w:w="2692"/>
+            <w:tcW w:type="dxa" w:w="2674"/>
             <w:tcBorders>
               <w:top w:val="single" w:color="D9C3A8" w:sz="4"/>
               <w:left w:val="single" w:color="D9C3A8" w:sz="4"/>
@@ -7886,7 +7916,7 @@
         </w:tc>
         <w:tc>
           <w:tcPr>
-            <w:tcW w:type="dxa" w:w="3670"/>
+            <w:tcW w:type="dxa" w:w="3647"/>
             <w:tcBorders>
               <w:top w:val="single" w:color="D9C3A8" w:sz="4"/>
               <w:left w:val="single" w:color="D9C3A8" w:sz="4"/>
@@ -7918,7 +7948,7 @@
         </w:trPr>
         <w:tc>
           <w:tcPr>
-            <w:tcW w:type="dxa" w:w="2998"/>
+            <w:tcW w:type="dxa" w:w="3039"/>
             <w:tcBorders>
               <w:top w:val="single" w:color="D9C3A8" w:sz="4"/>
               <w:left w:val="single" w:color="D9C3A8" w:sz="4"/>
@@ -7945,7 +7975,7 @@
         </w:tc>
         <w:tc>
           <w:tcPr>
-            <w:tcW w:type="dxa" w:w="2692"/>
+            <w:tcW w:type="dxa" w:w="2674"/>
             <w:tcBorders>
               <w:top w:val="single" w:color="D9C3A8" w:sz="4"/>
               <w:left w:val="single" w:color="D9C3A8" w:sz="4"/>
@@ -7972,7 +8002,7 @@
         </w:tc>
         <w:tc>
           <w:tcPr>
-            <w:tcW w:type="dxa" w:w="3670"/>
+            <w:tcW w:type="dxa" w:w="3647"/>
             <w:tcBorders>
               <w:top w:val="single" w:color="D9C3A8" w:sz="4"/>
               <w:left w:val="single" w:color="D9C3A8" w:sz="4"/>
@@ -8004,7 +8034,7 @@
         </w:trPr>
         <w:tc>
           <w:tcPr>
-            <w:tcW w:type="dxa" w:w="2998"/>
+            <w:tcW w:type="dxa" w:w="3039"/>
             <w:tcBorders>
               <w:top w:val="single" w:color="D9C3A8" w:sz="4"/>
               <w:left w:val="single" w:color="D9C3A8" w:sz="4"/>
@@ -8031,7 +8061,7 @@
         </w:tc>
         <w:tc>
           <w:tcPr>
-            <w:tcW w:type="dxa" w:w="2692"/>
+            <w:tcW w:type="dxa" w:w="2674"/>
             <w:tcBorders>
               <w:top w:val="single" w:color="D9C3A8" w:sz="4"/>
               <w:left w:val="single" w:color="D9C3A8" w:sz="4"/>
@@ -8058,7 +8088,7 @@
         </w:tc>
         <w:tc>
           <w:tcPr>
-            <w:tcW w:type="dxa" w:w="3670"/>
+            <w:tcW w:type="dxa" w:w="3647"/>
             <w:tcBorders>
               <w:top w:val="single" w:color="D9C3A8" w:sz="4"/>
               <w:left w:val="single" w:color="D9C3A8" w:sz="4"/>
@@ -8090,7 +8120,7 @@
         </w:trPr>
         <w:tc>
           <w:tcPr>
-            <w:tcW w:type="dxa" w:w="2998"/>
+            <w:tcW w:type="dxa" w:w="3039"/>
             <w:tcBorders>
               <w:top w:val="single" w:color="D9C3A8" w:sz="4"/>
               <w:left w:val="single" w:color="D9C3A8" w:sz="4"/>
@@ -8117,7 +8147,7 @@
         </w:tc>
         <w:tc>
           <w:tcPr>
-            <w:tcW w:type="dxa" w:w="2692"/>
+            <w:tcW w:type="dxa" w:w="2674"/>
             <w:tcBorders>
               <w:top w:val="single" w:color="D9C3A8" w:sz="4"/>
               <w:left w:val="single" w:color="D9C3A8" w:sz="4"/>
@@ -8144,28 +8174,28 @@
         </w:tc>
         <w:tc>
           <w:tcPr>
-            <w:tcW w:type="dxa" w:w="3670"/>
-            <w:tcBorders>
-              <w:top w:val="single" w:color="D9C3A8" w:sz="4"/>
-              <w:left w:val="single" w:color="D9C3A8" w:sz="4"/>
-              <w:bottom w:val="single" w:color="D9C3A8" w:sz="4"/>
-              <w:right w:val="single" w:color="D9C3A8" w:sz="4"/>
-            </w:tcBorders>
-            <w:shd w:fill="FFFFFF" w:color="auto" w:val="clear"/>
-            <w:tcMar>
-              <w:top w:type="dxa" w:w="50"/>
-              <w:left w:type="dxa" w:w="80"/>
-              <w:bottom w:type="dxa" w:w="50"/>
-              <w:right w:type="dxa" w:w="80"/>
-            </w:tcMar>
-          </w:tcPr>
-          <w:p>
-            <w:r>
-              <w:rPr>
-                <w:sz w:val="19"/>
-                <w:szCs w:val="19"/>
-              </w:rPr>
-              <w:t xml:space="preserve">La meta del documento 10 es S/5 o menos y el límite de alerta es S/8. En el escenario base estamos apenas por encima del límite; la meta de S/5 solo se logra si 1 de cada 4 clics deja su WhatsApp</w:t>
+            <w:tcW w:type="dxa" w:w="3647"/>
+            <w:tcBorders>
+              <w:top w:val="single" w:color="D9C3A8" w:sz="4"/>
+              <w:left w:val="single" w:color="D9C3A8" w:sz="4"/>
+              <w:bottom w:val="single" w:color="D9C3A8" w:sz="4"/>
+              <w:right w:val="single" w:color="D9C3A8" w:sz="4"/>
+            </w:tcBorders>
+            <w:shd w:fill="FFFFFF" w:color="auto" w:val="clear"/>
+            <w:tcMar>
+              <w:top w:type="dxa" w:w="50"/>
+              <w:left w:type="dxa" w:w="80"/>
+              <w:bottom w:type="dxa" w:w="50"/>
+              <w:right w:type="dxa" w:w="80"/>
+            </w:tcMar>
+          </w:tcPr>
+          <w:p>
+            <w:r>
+              <w:rPr>
+                <w:sz w:val="19"/>
+                <w:szCs w:val="19"/>
+              </w:rPr>
+              <w:t xml:space="preserve">Es la línea base con promedios de mercado, no un resultado. "Contacto" aquí es lo mismo que la "conversación de WhatsApp" del #14 y el "costo por contacto que llega por anuncio" del documento 10. La meta del documento 10 es S/5 o menos y el límite de alerta es S/8: la base queda apenas por encima del límite. La meta de S/5 se busca con las rondas de prueba 5-3-2 (#14, sección 3.7): pide que 1 de cada 4 clics deje su WhatsApp, o que el CPC baje a unos S/0.75 con 15 %</w:t>
             </w:r>
           </w:p>
         </w:tc>
@@ -8176,7 +8206,7 @@
         </w:trPr>
         <w:tc>
           <w:tcPr>
-            <w:tcW w:type="dxa" w:w="2998"/>
+            <w:tcW w:type="dxa" w:w="3039"/>
             <w:tcBorders>
               <w:top w:val="single" w:color="D9C3A8" w:sz="4"/>
               <w:left w:val="single" w:color="D9C3A8" w:sz="4"/>
@@ -8203,7 +8233,7 @@
         </w:tc>
         <w:tc>
           <w:tcPr>
-            <w:tcW w:type="dxa" w:w="2692"/>
+            <w:tcW w:type="dxa" w:w="2674"/>
             <w:tcBorders>
               <w:top w:val="single" w:color="D9C3A8" w:sz="4"/>
               <w:left w:val="single" w:color="D9C3A8" w:sz="4"/>
@@ -8230,7 +8260,7 @@
         </w:tc>
         <w:tc>
           <w:tcPr>
-            <w:tcW w:type="dxa" w:w="3670"/>
+            <w:tcW w:type="dxa" w:w="3647"/>
             <w:tcBorders>
               <w:top w:val="single" w:color="D9C3A8" w:sz="4"/>
               <w:left w:val="single" w:color="D9C3A8" w:sz="4"/>
@@ -8262,7 +8292,7 @@
         </w:trPr>
         <w:tc>
           <w:tcPr>
-            <w:tcW w:type="dxa" w:w="2998"/>
+            <w:tcW w:type="dxa" w:w="3039"/>
             <w:tcBorders>
               <w:top w:val="single" w:color="D9C3A8" w:sz="4"/>
               <w:left w:val="single" w:color="D9C3A8" w:sz="4"/>
@@ -8289,7 +8319,7 @@
         </w:tc>
         <w:tc>
           <w:tcPr>
-            <w:tcW w:type="dxa" w:w="2692"/>
+            <w:tcW w:type="dxa" w:w="2674"/>
             <w:tcBorders>
               <w:top w:val="single" w:color="D9C3A8" w:sz="4"/>
               <w:left w:val="single" w:color="D9C3A8" w:sz="4"/>
@@ -8316,7 +8346,7 @@
         </w:tc>
         <w:tc>
           <w:tcPr>
-            <w:tcW w:type="dxa" w:w="3670"/>
+            <w:tcW w:type="dxa" w:w="3647"/>
             <w:tcBorders>
               <w:top w:val="single" w:color="D9C3A8" w:sz="4"/>
               <w:left w:val="single" w:color="D9C3A8" w:sz="4"/>
@@ -8348,7 +8378,7 @@
         </w:trPr>
         <w:tc>
           <w:tcPr>
-            <w:tcW w:type="dxa" w:w="2998"/>
+            <w:tcW w:type="dxa" w:w="3039"/>
             <w:tcBorders>
               <w:top w:val="single" w:color="D9C3A8" w:sz="4"/>
               <w:left w:val="single" w:color="D9C3A8" w:sz="4"/>
@@ -8375,7 +8405,7 @@
         </w:tc>
         <w:tc>
           <w:tcPr>
-            <w:tcW w:type="dxa" w:w="2692"/>
+            <w:tcW w:type="dxa" w:w="2674"/>
             <w:tcBorders>
               <w:top w:val="single" w:color="D9C3A8" w:sz="4"/>
               <w:left w:val="single" w:color="D9C3A8" w:sz="4"/>
@@ -8402,7 +8432,7 @@
         </w:tc>
         <w:tc>
           <w:tcPr>
-            <w:tcW w:type="dxa" w:w="3670"/>
+            <w:tcW w:type="dxa" w:w="3647"/>
             <w:tcBorders>
               <w:top w:val="single" w:color="D9C3A8" w:sz="4"/>
               <w:left w:val="single" w:color="D9C3A8" w:sz="4"/>
@@ -8434,7 +8464,7 @@
         </w:trPr>
         <w:tc>
           <w:tcPr>
-            <w:tcW w:type="dxa" w:w="2998"/>
+            <w:tcW w:type="dxa" w:w="3039"/>
             <w:tcBorders>
               <w:top w:val="single" w:color="D9C3A8" w:sz="4"/>
               <w:left w:val="single" w:color="D9C3A8" w:sz="4"/>
@@ -8461,7 +8491,7 @@
         </w:tc>
         <w:tc>
           <w:tcPr>
-            <w:tcW w:type="dxa" w:w="2692"/>
+            <w:tcW w:type="dxa" w:w="2674"/>
             <w:tcBorders>
               <w:top w:val="single" w:color="D9C3A8" w:sz="4"/>
               <w:left w:val="single" w:color="D9C3A8" w:sz="4"/>
@@ -8488,7 +8518,7 @@
         </w:tc>
         <w:tc>
           <w:tcPr>
-            <w:tcW w:type="dxa" w:w="3670"/>
+            <w:tcW w:type="dxa" w:w="3647"/>
             <w:tcBorders>
               <w:top w:val="single" w:color="D9C3A8" w:sz="4"/>
               <w:left w:val="single" w:color="D9C3A8" w:sz="4"/>
@@ -8520,7 +8550,7 @@
         </w:trPr>
         <w:tc>
           <w:tcPr>
-            <w:tcW w:type="dxa" w:w="2998"/>
+            <w:tcW w:type="dxa" w:w="3039"/>
             <w:tcBorders>
               <w:top w:val="single" w:color="D9C3A8" w:sz="4"/>
               <w:left w:val="single" w:color="D9C3A8" w:sz="4"/>
@@ -8547,7 +8577,7 @@
         </w:tc>
         <w:tc>
           <w:tcPr>
-            <w:tcW w:type="dxa" w:w="2692"/>
+            <w:tcW w:type="dxa" w:w="2674"/>
             <w:tcBorders>
               <w:top w:val="single" w:color="D9C3A8" w:sz="4"/>
               <w:left w:val="single" w:color="D9C3A8" w:sz="4"/>
@@ -8574,7 +8604,7 @@
         </w:tc>
         <w:tc>
           <w:tcPr>
-            <w:tcW w:type="dxa" w:w="3670"/>
+            <w:tcW w:type="dxa" w:w="3647"/>
             <w:tcBorders>
               <w:top w:val="single" w:color="D9C3A8" w:sz="4"/>
               <w:left w:val="single" w:color="D9C3A8" w:sz="4"/>
@@ -8606,7 +8636,7 @@
         </w:trPr>
         <w:tc>
           <w:tcPr>
-            <w:tcW w:type="dxa" w:w="2998"/>
+            <w:tcW w:type="dxa" w:w="3039"/>
             <w:tcBorders>
               <w:top w:val="single" w:color="D9C3A8" w:sz="4"/>
               <w:left w:val="single" w:color="D9C3A8" w:sz="4"/>
@@ -8633,7 +8663,7 @@
         </w:tc>
         <w:tc>
           <w:tcPr>
-            <w:tcW w:type="dxa" w:w="2692"/>
+            <w:tcW w:type="dxa" w:w="2674"/>
             <w:tcBorders>
               <w:top w:val="single" w:color="D9C3A8" w:sz="4"/>
               <w:left w:val="single" w:color="D9C3A8" w:sz="4"/>
@@ -8660,7 +8690,7 @@
         </w:tc>
         <w:tc>
           <w:tcPr>
-            <w:tcW w:type="dxa" w:w="3670"/>
+            <w:tcW w:type="dxa" w:w="3647"/>
             <w:tcBorders>
               <w:top w:val="single" w:color="D9C3A8" w:sz="4"/>
               <w:left w:val="single" w:color="D9C3A8" w:sz="4"/>
@@ -8692,7 +8722,7 @@
         </w:trPr>
         <w:tc>
           <w:tcPr>
-            <w:tcW w:type="dxa" w:w="2998"/>
+            <w:tcW w:type="dxa" w:w="3039"/>
             <w:tcBorders>
               <w:top w:val="single" w:color="D9C3A8" w:sz="4"/>
               <w:left w:val="single" w:color="D9C3A8" w:sz="4"/>
@@ -8719,7 +8749,7 @@
         </w:tc>
         <w:tc>
           <w:tcPr>
-            <w:tcW w:type="dxa" w:w="2692"/>
+            <w:tcW w:type="dxa" w:w="2674"/>
             <w:tcBorders>
               <w:top w:val="single" w:color="D9C3A8" w:sz="4"/>
               <w:left w:val="single" w:color="D9C3A8" w:sz="4"/>
@@ -8746,7 +8776,7 @@
         </w:tc>
         <w:tc>
           <w:tcPr>
-            <w:tcW w:type="dxa" w:w="3670"/>
+            <w:tcW w:type="dxa" w:w="3647"/>
             <w:tcBorders>
               <w:top w:val="single" w:color="D9C3A8" w:sz="4"/>
               <w:left w:val="single" w:color="D9C3A8" w:sz="4"/>
@@ -8778,82 +8808,82 @@
         </w:trPr>
         <w:tc>
           <w:tcPr>
-            <w:tcW w:type="dxa" w:w="2998"/>
-            <w:tcBorders>
-              <w:top w:val="single" w:color="D9C3A8" w:sz="4"/>
-              <w:left w:val="single" w:color="D9C3A8" w:sz="4"/>
-              <w:bottom w:val="single" w:color="D9C3A8" w:sz="4"/>
-              <w:right w:val="single" w:color="D9C3A8" w:sz="4"/>
-            </w:tcBorders>
-            <w:shd w:fill="FFFFFF" w:color="auto" w:val="clear"/>
-            <w:tcMar>
-              <w:top w:type="dxa" w:w="50"/>
-              <w:left w:type="dxa" w:w="80"/>
-              <w:bottom w:type="dxa" w:w="50"/>
-              <w:right w:type="dxa" w:w="80"/>
-            </w:tcMar>
-          </w:tcPr>
-          <w:p>
-            <w:r>
-              <w:rPr>
-                <w:sz w:val="19"/>
-                <w:szCs w:val="19"/>
-              </w:rPr>
-              <w:t xml:space="preserve">ROI del marketing (contribución, 100 % atribuida)</w:t>
-            </w:r>
-          </w:p>
-        </w:tc>
-        <w:tc>
-          <w:tcPr>
-            <w:tcW w:type="dxa" w:w="2692"/>
-            <w:tcBorders>
-              <w:top w:val="single" w:color="D9C3A8" w:sz="4"/>
-              <w:left w:val="single" w:color="D9C3A8" w:sz="4"/>
-              <w:bottom w:val="single" w:color="D9C3A8" w:sz="4"/>
-              <w:right w:val="single" w:color="D9C3A8" w:sz="4"/>
-            </w:tcBorders>
-            <w:shd w:fill="FFFFFF" w:color="auto" w:val="clear"/>
-            <w:tcMar>
-              <w:top w:type="dxa" w:w="50"/>
-              <w:left w:type="dxa" w:w="80"/>
-              <w:bottom w:type="dxa" w:w="50"/>
-              <w:right w:type="dxa" w:w="80"/>
-            </w:tcMar>
-          </w:tcPr>
-          <w:p>
-            <w:r>
-              <w:rPr>
-                <w:sz w:val="19"/>
-                <w:szCs w:val="19"/>
-              </w:rPr>
-              <w:t xml:space="preserve">132 %</w:t>
-            </w:r>
-          </w:p>
-        </w:tc>
-        <w:tc>
-          <w:tcPr>
-            <w:tcW w:type="dxa" w:w="3670"/>
-            <w:tcBorders>
-              <w:top w:val="single" w:color="D9C3A8" w:sz="4"/>
-              <w:left w:val="single" w:color="D9C3A8" w:sz="4"/>
-              <w:bottom w:val="single" w:color="D9C3A8" w:sz="4"/>
-              <w:right w:val="single" w:color="D9C3A8" w:sz="4"/>
-            </w:tcBorders>
-            <w:shd w:fill="FFFFFF" w:color="auto" w:val="clear"/>
-            <w:tcMar>
-              <w:top w:type="dxa" w:w="50"/>
-              <w:left w:type="dxa" w:w="80"/>
-              <w:bottom w:type="dxa" w:w="50"/>
-              <w:right w:type="dxa" w:w="80"/>
-            </w:tcMar>
-          </w:tcPr>
-          <w:p>
-            <w:r>
-              <w:rPr>
-                <w:sz w:val="19"/>
-                <w:szCs w:val="19"/>
-              </w:rPr>
-              <w:t xml:space="preserve">Ver sección 3</w:t>
+            <w:tcW w:type="dxa" w:w="3039"/>
+            <w:tcBorders>
+              <w:top w:val="single" w:color="D9C3A8" w:sz="4"/>
+              <w:left w:val="single" w:color="D9C3A8" w:sz="4"/>
+              <w:bottom w:val="single" w:color="D9C3A8" w:sz="4"/>
+              <w:right w:val="single" w:color="D9C3A8" w:sz="4"/>
+            </w:tcBorders>
+            <w:shd w:fill="FFFFFF" w:color="auto" w:val="clear"/>
+            <w:tcMar>
+              <w:top w:type="dxa" w:w="50"/>
+              <w:left w:type="dxa" w:w="80"/>
+              <w:bottom w:type="dxa" w:w="50"/>
+              <w:right w:type="dxa" w:w="80"/>
+            </w:tcMar>
+          </w:tcPr>
+          <w:p>
+            <w:r>
+              <w:rPr>
+                <w:sz w:val="19"/>
+                <w:szCs w:val="19"/>
+              </w:rPr>
+              <w:t xml:space="preserve">ROI de marketing (cifra principal, 75 % atribuido)</w:t>
+            </w:r>
+          </w:p>
+        </w:tc>
+        <w:tc>
+          <w:tcPr>
+            <w:tcW w:type="dxa" w:w="2674"/>
+            <w:tcBorders>
+              <w:top w:val="single" w:color="D9C3A8" w:sz="4"/>
+              <w:left w:val="single" w:color="D9C3A8" w:sz="4"/>
+              <w:bottom w:val="single" w:color="D9C3A8" w:sz="4"/>
+              <w:right w:val="single" w:color="D9C3A8" w:sz="4"/>
+            </w:tcBorders>
+            <w:shd w:fill="FFFFFF" w:color="auto" w:val="clear"/>
+            <w:tcMar>
+              <w:top w:type="dxa" w:w="50"/>
+              <w:left w:type="dxa" w:w="80"/>
+              <w:bottom w:type="dxa" w:w="50"/>
+              <w:right w:type="dxa" w:w="80"/>
+            </w:tcMar>
+          </w:tcPr>
+          <w:p>
+            <w:r>
+              <w:rPr>
+                <w:sz w:val="19"/>
+                <w:szCs w:val="19"/>
+              </w:rPr>
+              <w:t xml:space="preserve">74 % (techo 132 %, piso 16 %)</w:t>
+            </w:r>
+          </w:p>
+        </w:tc>
+        <w:tc>
+          <w:tcPr>
+            <w:tcW w:type="dxa" w:w="3647"/>
+            <w:tcBorders>
+              <w:top w:val="single" w:color="D9C3A8" w:sz="4"/>
+              <w:left w:val="single" w:color="D9C3A8" w:sz="4"/>
+              <w:bottom w:val="single" w:color="D9C3A8" w:sz="4"/>
+              <w:right w:val="single" w:color="D9C3A8" w:sz="4"/>
+            </w:tcBorders>
+            <w:shd w:fill="FFFFFF" w:color="auto" w:val="clear"/>
+            <w:tcMar>
+              <w:top w:type="dxa" w:w="50"/>
+              <w:left w:type="dxa" w:w="80"/>
+              <w:bottom w:type="dxa" w:w="50"/>
+              <w:right w:type="dxa" w:w="80"/>
+            </w:tcMar>
+          </w:tcPr>
+          <w:p>
+            <w:r>
+              <w:rPr>
+                <w:sz w:val="19"/>
+                <w:szCs w:val="19"/>
+              </w:rPr>
+              <w:t xml:space="preserve">Ver sección 3. No es el ROI del negocio (41.5 %, utilidad neta ÷ aporte de los socios)</w:t>
             </w:r>
           </w:p>
         </w:tc>
@@ -8977,7 +9007,7 @@
         <w:t xml:space="preserve">Hallazgo:</w:t>
       </w:r>
       <w:r>
-        <w:t xml:space="preserve"> el CPA de S/8.23 es casi igual al límite de alerta del documento 10 (cambiar el anuncio si pasa de S/8 durante 2 meses). Es una señal para vigilar la pauta desde enero y mover soles a degustación si no rinde, sin cambiar el total del mes.</w:t>
+        <w:t xml:space="preserve"> el CPA de S/8.23 es la línea base con promedios de mercado y queda casi igual al límite de alerta del documento 10 (cambiar el anuncio si pasa de S/8 durante 2 meses). La meta de S/5 se busca con las rondas 5-3-2 del #14. Si en enero no baja (es el mes de las rondas 2 y 3), no se cambia nada todavía; si sigue sobre S/8 en febrero, se aplica la regla: cambiar anuncio o público y mover soles a degustación, sin cambiar el total del mes. La meta de unos 2,300 contactos no depende de la pauta (sección 2.5).</w:t>
       </w:r>
     </w:p>
     <w:p>
@@ -8997,7 +9027,7 @@
         <w:t xml:space="preserve">Hallazgo, prelanzamiento:</w:t>
       </w:r>
       <w:r>
-        <w:t xml:space="preserve"> la pauta de expectativa de S/600 daría unos 490 clics y 73 contactos (a 15 %), no los 100 de la meta (S/6.00 por contacto). Los otros unos 27 deben venir de Instagram orgánico y de los 40 influencers; con conversión de 20 % la pauta sola llega a 97.</w:t>
+        <w:t xml:space="preserve"> la pauta de expectativa de S/600 daría unos 490 clics y 73 contactos (a 15 %, S/8.2 por contacto). La meta de 100 contactos en espera es la lista acumulada al 31-dic-2026: el documento 10 (sección 6.4) pide 20 en octubre y 50 en noviembre con el orgánico, sin pauta. Diciembre necesita sumar unos 50, y la pauta trae 73 en la base y unos 49 en el escenario prudente (10 %). Para llegar a 100 con la pauta sola harían falta S/6.00 por contacto. El detalle está en el #14, sección 4.5.</w:t>
       </w:r>
     </w:p>
     <w:p>
@@ -9901,7 +9931,427 @@
         <w:pStyle w:val="Heading1"/>
       </w:pPr>
       <w:r>
-        <w:t xml:space="preserve">3. ROI del marketing</w:t>
+        <w:t xml:space="preserve">3. ROI del negocio y ROI de marketing</w:t>
+      </w:r>
+    </w:p>
+    <w:p>
+      <w:pPr>
+        <w:spacing w:after="120"/>
+      </w:pPr>
+      <w:r>
+        <w:t xml:space="preserve">En el T2 se usan solo dos ROI, cada uno con su nombre:</w:t>
+      </w:r>
+    </w:p>
+    <w:tbl>
+      <w:tblPr>
+        <w:tblW w:type="dxa" w:w="9360"/>
+        <w:tblBorders>
+          <w:top w:val="single" w:color="auto" w:sz="4"/>
+          <w:left w:val="single" w:color="auto" w:sz="4"/>
+          <w:bottom w:val="single" w:color="auto" w:sz="4"/>
+          <w:right w:val="single" w:color="auto" w:sz="4"/>
+          <w:insideH w:val="single" w:color="auto" w:sz="4"/>
+          <w:insideV w:val="single" w:color="auto" w:sz="4"/>
+        </w:tblBorders>
+      </w:tblPr>
+      <w:tblGrid>
+        <w:gridCol w:w="2191"/>
+        <w:gridCol w:w="2390"/>
+        <w:gridCol w:w="2390"/>
+        <w:gridCol w:w="2389"/>
+      </w:tblGrid>
+      <w:tr>
+        <w:trPr>
+          <w:tblHeader/>
+        </w:trPr>
+        <w:tc>
+          <w:tcPr>
+            <w:tcW w:type="dxa" w:w="2191"/>
+            <w:tcBorders>
+              <w:top w:val="single" w:color="D9C3A8" w:sz="4"/>
+              <w:left w:val="single" w:color="D9C3A8" w:sz="4"/>
+              <w:bottom w:val="single" w:color="D9C3A8" w:sz="4"/>
+              <w:right w:val="single" w:color="D9C3A8" w:sz="4"/>
+            </w:tcBorders>
+            <w:shd w:fill="4A2018" w:color="auto" w:val="clear"/>
+            <w:tcMar>
+              <w:top w:type="dxa" w:w="50"/>
+              <w:left w:type="dxa" w:w="80"/>
+              <w:bottom w:type="dxa" w:w="50"/>
+              <w:right w:type="dxa" w:w="80"/>
+            </w:tcMar>
+          </w:tcPr>
+          <w:p>
+            <w:r>
+              <w:rPr>
+                <w:b/>
+                <w:bCs/>
+                <w:color w:val="FFFFFF"/>
+                <w:sz w:val="19"/>
+                <w:szCs w:val="19"/>
+              </w:rPr>
+              <w:t xml:space="preserve">Nombre</w:t>
+            </w:r>
+          </w:p>
+        </w:tc>
+        <w:tc>
+          <w:tcPr>
+            <w:tcW w:type="dxa" w:w="2390"/>
+            <w:tcBorders>
+              <w:top w:val="single" w:color="D9C3A8" w:sz="4"/>
+              <w:left w:val="single" w:color="D9C3A8" w:sz="4"/>
+              <w:bottom w:val="single" w:color="D9C3A8" w:sz="4"/>
+              <w:right w:val="single" w:color="D9C3A8" w:sz="4"/>
+            </w:tcBorders>
+            <w:shd w:fill="4A2018" w:color="auto" w:val="clear"/>
+            <w:tcMar>
+              <w:top w:type="dxa" w:w="50"/>
+              <w:left w:type="dxa" w:w="80"/>
+              <w:bottom w:type="dxa" w:w="50"/>
+              <w:right w:type="dxa" w:w="80"/>
+            </w:tcMar>
+          </w:tcPr>
+          <w:p>
+            <w:r>
+              <w:rPr>
+                <w:b/>
+                <w:bCs/>
+                <w:color w:val="FFFFFF"/>
+                <w:sz w:val="19"/>
+                <w:szCs w:val="19"/>
+              </w:rPr>
+              <w:t xml:space="preserve">Fórmula</w:t>
+            </w:r>
+          </w:p>
+        </w:tc>
+        <w:tc>
+          <w:tcPr>
+            <w:tcW w:type="dxa" w:w="2390"/>
+            <w:tcBorders>
+              <w:top w:val="single" w:color="D9C3A8" w:sz="4"/>
+              <w:left w:val="single" w:color="D9C3A8" w:sz="4"/>
+              <w:bottom w:val="single" w:color="D9C3A8" w:sz="4"/>
+              <w:right w:val="single" w:color="D9C3A8" w:sz="4"/>
+            </w:tcBorders>
+            <w:shd w:fill="4A2018" w:color="auto" w:val="clear"/>
+            <w:tcMar>
+              <w:top w:type="dxa" w:w="50"/>
+              <w:left w:type="dxa" w:w="80"/>
+              <w:bottom w:type="dxa" w:w="50"/>
+              <w:right w:type="dxa" w:w="80"/>
+            </w:tcMar>
+          </w:tcPr>
+          <w:p>
+            <w:r>
+              <w:rPr>
+                <w:b/>
+                <w:bCs/>
+                <w:color w:val="FFFFFF"/>
+                <w:sz w:val="19"/>
+                <w:szCs w:val="19"/>
+              </w:rPr>
+              <w:t xml:space="preserve">Valor año 1 (2027)</w:t>
+            </w:r>
+          </w:p>
+        </w:tc>
+        <w:tc>
+          <w:tcPr>
+            <w:tcW w:type="dxa" w:w="2389"/>
+            <w:tcBorders>
+              <w:top w:val="single" w:color="D9C3A8" w:sz="4"/>
+              <w:left w:val="single" w:color="D9C3A8" w:sz="4"/>
+              <w:bottom w:val="single" w:color="D9C3A8" w:sz="4"/>
+              <w:right w:val="single" w:color="D9C3A8" w:sz="4"/>
+            </w:tcBorders>
+            <w:shd w:fill="4A2018" w:color="auto" w:val="clear"/>
+            <w:tcMar>
+              <w:top w:type="dxa" w:w="50"/>
+              <w:left w:type="dxa" w:w="80"/>
+              <w:bottom w:type="dxa" w:w="50"/>
+              <w:right w:type="dxa" w:w="80"/>
+            </w:tcMar>
+          </w:tcPr>
+          <w:p>
+            <w:r>
+              <w:rPr>
+                <w:b/>
+                <w:bCs/>
+                <w:color w:val="FFFFFF"/>
+                <w:sz w:val="19"/>
+                <w:szCs w:val="19"/>
+              </w:rPr>
+              <w:t xml:space="preserve">Fuente</w:t>
+            </w:r>
+          </w:p>
+        </w:tc>
+      </w:tr>
+      <w:tr>
+        <w:trPr>
+          <w:tblHeader w:val="false"/>
+        </w:trPr>
+        <w:tc>
+          <w:tcPr>
+            <w:tcW w:type="dxa" w:w="2191"/>
+            <w:tcBorders>
+              <w:top w:val="single" w:color="D9C3A8" w:sz="4"/>
+              <w:left w:val="single" w:color="D9C3A8" w:sz="4"/>
+              <w:bottom w:val="single" w:color="D9C3A8" w:sz="4"/>
+              <w:right w:val="single" w:color="D9C3A8" w:sz="4"/>
+            </w:tcBorders>
+            <w:shd w:fill="FFFFFF" w:color="auto" w:val="clear"/>
+            <w:tcMar>
+              <w:top w:type="dxa" w:w="50"/>
+              <w:left w:type="dxa" w:w="80"/>
+              <w:bottom w:type="dxa" w:w="50"/>
+              <w:right w:type="dxa" w:w="80"/>
+            </w:tcMar>
+          </w:tcPr>
+          <w:p>
+            <w:r>
+              <w:rPr>
+                <w:b/>
+                <w:bCs/>
+                <w:sz w:val="19"/>
+                <w:szCs w:val="19"/>
+              </w:rPr>
+              <w:t xml:space="preserve">ROI del negocio</w:t>
+            </w:r>
+            <w:r>
+              <w:rPr>
+                <w:sz w:val="19"/>
+                <w:szCs w:val="19"/>
+              </w:rPr>
+              <w:t xml:space="preserve"> (rentabilidad del aporte de los socios)</w:t>
+            </w:r>
+          </w:p>
+        </w:tc>
+        <w:tc>
+          <w:tcPr>
+            <w:tcW w:type="dxa" w:w="2390"/>
+            <w:tcBorders>
+              <w:top w:val="single" w:color="D9C3A8" w:sz="4"/>
+              <w:left w:val="single" w:color="D9C3A8" w:sz="4"/>
+              <w:bottom w:val="single" w:color="D9C3A8" w:sz="4"/>
+              <w:right w:val="single" w:color="D9C3A8" w:sz="4"/>
+            </w:tcBorders>
+            <w:shd w:fill="FFFFFF" w:color="auto" w:val="clear"/>
+            <w:tcMar>
+              <w:top w:type="dxa" w:w="50"/>
+              <w:left w:type="dxa" w:w="80"/>
+              <w:bottom w:type="dxa" w:w="50"/>
+              <w:right w:type="dxa" w:w="80"/>
+            </w:tcMar>
+          </w:tcPr>
+          <w:p>
+            <w:r>
+              <w:rPr>
+                <w:sz w:val="19"/>
+                <w:szCs w:val="19"/>
+              </w:rPr>
+              <w:t xml:space="preserve">Utilidad neta ÷ aporte de los socios = 10,379 ÷ 25,000</w:t>
+            </w:r>
+          </w:p>
+        </w:tc>
+        <w:tc>
+          <w:tcPr>
+            <w:tcW w:type="dxa" w:w="2390"/>
+            <w:tcBorders>
+              <w:top w:val="single" w:color="D9C3A8" w:sz="4"/>
+              <w:left w:val="single" w:color="D9C3A8" w:sz="4"/>
+              <w:bottom w:val="single" w:color="D9C3A8" w:sz="4"/>
+              <w:right w:val="single" w:color="D9C3A8" w:sz="4"/>
+            </w:tcBorders>
+            <w:shd w:fill="FFFFFF" w:color="auto" w:val="clear"/>
+            <w:tcMar>
+              <w:top w:type="dxa" w:w="50"/>
+              <w:left w:type="dxa" w:w="80"/>
+              <w:bottom w:type="dxa" w:w="50"/>
+              <w:right w:type="dxa" w:w="80"/>
+            </w:tcMar>
+          </w:tcPr>
+          <w:p>
+            <w:r>
+              <w:rPr>
+                <w:b/>
+                <w:bCs/>
+                <w:sz w:val="19"/>
+                <w:szCs w:val="19"/>
+              </w:rPr>
+              <w:t xml:space="preserve">41.5 %</w:t>
+            </w:r>
+            <w:r>
+              <w:rPr>
+                <w:sz w:val="19"/>
+                <w:szCs w:val="19"/>
+              </w:rPr>
+              <w:t xml:space="preserve"> (HECHOS_v7 lo redondea a 42 %). En el año 2: 113.8 %</w:t>
+            </w:r>
+          </w:p>
+        </w:tc>
+        <w:tc>
+          <w:tcPr>
+            <w:tcW w:type="dxa" w:w="2389"/>
+            <w:tcBorders>
+              <w:top w:val="single" w:color="D9C3A8" w:sz="4"/>
+              <w:left w:val="single" w:color="D9C3A8" w:sz="4"/>
+              <w:bottom w:val="single" w:color="D9C3A8" w:sz="4"/>
+              <w:right w:val="single" w:color="D9C3A8" w:sz="4"/>
+            </w:tcBorders>
+            <w:shd w:fill="FFFFFF" w:color="auto" w:val="clear"/>
+            <w:tcMar>
+              <w:top w:type="dxa" w:w="50"/>
+              <w:left w:type="dxa" w:w="80"/>
+              <w:bottom w:type="dxa" w:w="50"/>
+              <w:right w:type="dxa" w:w="80"/>
+            </w:tcMar>
+          </w:tcPr>
+          <w:p>
+            <w:r>
+              <w:rPr>
+                <w:sz w:val="19"/>
+                <w:szCs w:val="19"/>
+              </w:rPr>
+              <w:t xml:space="preserve">Excel v7, hoja Resumen, filas 35 y 43. Es el oficial del plan</w:t>
+            </w:r>
+          </w:p>
+        </w:tc>
+      </w:tr>
+      <w:tr>
+        <w:trPr>
+          <w:tblHeader w:val="false"/>
+        </w:trPr>
+        <w:tc>
+          <w:tcPr>
+            <w:tcW w:type="dxa" w:w="2191"/>
+            <w:tcBorders>
+              <w:top w:val="single" w:color="D9C3A8" w:sz="4"/>
+              <w:left w:val="single" w:color="D9C3A8" w:sz="4"/>
+              <w:bottom w:val="single" w:color="D9C3A8" w:sz="4"/>
+              <w:right w:val="single" w:color="D9C3A8" w:sz="4"/>
+            </w:tcBorders>
+            <w:shd w:fill="F7ECDA" w:color="auto" w:val="clear"/>
+            <w:tcMar>
+              <w:top w:type="dxa" w:w="50"/>
+              <w:left w:type="dxa" w:w="80"/>
+              <w:bottom w:type="dxa" w:w="50"/>
+              <w:right w:type="dxa" w:w="80"/>
+            </w:tcMar>
+          </w:tcPr>
+          <w:p>
+            <w:r>
+              <w:rPr>
+                <w:b/>
+                <w:bCs/>
+                <w:sz w:val="19"/>
+                <w:szCs w:val="19"/>
+              </w:rPr>
+              <w:t xml:space="preserve">ROI de marketing</w:t>
+            </w:r>
+          </w:p>
+        </w:tc>
+        <w:tc>
+          <w:tcPr>
+            <w:tcW w:type="dxa" w:w="2390"/>
+            <w:tcBorders>
+              <w:top w:val="single" w:color="D9C3A8" w:sz="4"/>
+              <w:left w:val="single" w:color="D9C3A8" w:sz="4"/>
+              <w:bottom w:val="single" w:color="D9C3A8" w:sz="4"/>
+              <w:right w:val="single" w:color="D9C3A8" w:sz="4"/>
+            </w:tcBorders>
+            <w:shd w:fill="F7ECDA" w:color="auto" w:val="clear"/>
+            <w:tcMar>
+              <w:top w:type="dxa" w:w="50"/>
+              <w:left w:type="dxa" w:w="80"/>
+              <w:bottom w:type="dxa" w:w="50"/>
+              <w:right w:type="dxa" w:w="80"/>
+            </w:tcMar>
+          </w:tcPr>
+          <w:p>
+            <w:r>
+              <w:rPr>
+                <w:sz w:val="19"/>
+                <w:szCs w:val="19"/>
+              </w:rPr>
+              <w:t xml:space="preserve">(Contribución después del costo de vender en los stands × atribución − inversión de marketing) ÷ inversión de marketing = (56,824 × 75 % − 24,544) ÷ 24,544</w:t>
+            </w:r>
+          </w:p>
+        </w:tc>
+        <w:tc>
+          <w:tcPr>
+            <w:tcW w:type="dxa" w:w="2390"/>
+            <w:tcBorders>
+              <w:top w:val="single" w:color="D9C3A8" w:sz="4"/>
+              <w:left w:val="single" w:color="D9C3A8" w:sz="4"/>
+              <w:bottom w:val="single" w:color="D9C3A8" w:sz="4"/>
+              <w:right w:val="single" w:color="D9C3A8" w:sz="4"/>
+            </w:tcBorders>
+            <w:shd w:fill="F7ECDA" w:color="auto" w:val="clear"/>
+            <w:tcMar>
+              <w:top w:type="dxa" w:w="50"/>
+              <w:left w:type="dxa" w:w="80"/>
+              <w:bottom w:type="dxa" w:w="50"/>
+              <w:right w:type="dxa" w:w="80"/>
+            </w:tcMar>
+          </w:tcPr>
+          <w:p>
+            <w:r>
+              <w:rPr>
+                <w:b/>
+                <w:bCs/>
+                <w:sz w:val="19"/>
+                <w:szCs w:val="19"/>
+              </w:rPr>
+              <w:t xml:space="preserve">74 %</w:t>
+            </w:r>
+            <w:r>
+              <w:rPr>
+                <w:sz w:val="19"/>
+                <w:szCs w:val="19"/>
+              </w:rPr>
+              <w:t xml:space="preserve"> (cifra principal). Techo 132 % (100 % atribuido) y piso 16 % (50 % atribuido)</w:t>
+            </w:r>
+          </w:p>
+        </w:tc>
+        <w:tc>
+          <w:tcPr>
+            <w:tcW w:type="dxa" w:w="2389"/>
+            <w:tcBorders>
+              <w:top w:val="single" w:color="D9C3A8" w:sz="4"/>
+              <w:left w:val="single" w:color="D9C3A8" w:sz="4"/>
+              <w:bottom w:val="single" w:color="D9C3A8" w:sz="4"/>
+              <w:right w:val="single" w:color="D9C3A8" w:sz="4"/>
+            </w:tcBorders>
+            <w:shd w:fill="F7ECDA" w:color="auto" w:val="clear"/>
+            <w:tcMar>
+              <w:top w:type="dxa" w:w="50"/>
+              <w:left w:type="dxa" w:w="80"/>
+              <w:bottom w:type="dxa" w:w="50"/>
+              <w:right w:type="dxa" w:w="80"/>
+            </w:tcMar>
+          </w:tcPr>
+          <w:p>
+            <w:r>
+              <w:rPr>
+                <w:sz w:val="19"/>
+                <w:szCs w:val="19"/>
+              </w:rPr>
+              <w:t xml:space="preserve">Cálculo de este punto con el Excel v7 y el presupuesto de marketing. Supone que el marketing explica 3 de cada 4 soles de la contribución</w:t>
+            </w:r>
+          </w:p>
+        </w:tc>
+      </w:tr>
+    </w:tbl>
+    <w:p>
+      <w:pPr>
+        <w:spacing w:after="80"/>
+      </w:pPr>
+    </w:p>
+    <w:p>
+      <w:pPr>
+        <w:spacing w:after="120"/>
+      </w:pPr>
+      <w:r>
+        <w:t xml:space="preserve">Lo que sigue explica el ROI de marketing. El 132 % y el 16 % de la sección 3.2 son el techo y el piso de la misma cifra, no otros ROI.</w:t>
       </w:r>
     </w:p>
     <w:p>
@@ -10395,7 +10845,7 @@
         <w:pStyle w:val="Heading2"/>
       </w:pPr>
       <w:r>
-        <w:t xml:space="preserve">3.2 ROI por escenario de atribución</w:t>
+        <w:t xml:space="preserve">3.2 ROI de marketing: sensibilidad a la atribución</w:t>
       </w:r>
     </w:p>
     <w:p>
@@ -10695,10 +11145,12 @@
           <w:p>
             <w:r>
               <w:rPr>
-                <w:sz w:val="19"/>
-                <w:szCs w:val="19"/>
-              </w:rPr>
-              <w:t xml:space="preserve">B. El marketing explica el 75 %</w:t>
+                <w:b/>
+                <w:bCs/>
+                <w:sz w:val="19"/>
+                <w:szCs w:val="19"/>
+              </w:rPr>
+              <w:t xml:space="preserve">B. El marketing explica el 75 % (cifra principal)</w:t>
             </w:r>
           </w:p>
         </w:tc>
@@ -10813,7 +11265,7 @@
                 <w:sz w:val="19"/>
                 <w:szCs w:val="19"/>
               </w:rPr>
-              <w:t xml:space="preserve">C. El marketing explica el 50 %</w:t>
+              <w:t xml:space="preserve">C. El marketing explica el 50 % (piso)</w:t>
             </w:r>
           </w:p>
         </w:tc>
@@ -11032,7 +11484,17 @@
         <w:t xml:space="preserve">Lectura.</w:t>
       </w:r>
       <w:r>
-        <w:t xml:space="preserve"> Con el plan del Excel, el marketing se paga si explica al menos </w:t>
+        <w:t xml:space="preserve"> La cifra que se informa es </w:t>
+      </w:r>
+      <w:r>
+        <w:rPr>
+          <w:b/>
+          <w:bCs/>
+        </w:rPr>
+        <w:t xml:space="preserve">74 %</w:t>
+      </w:r>
+      <w:r>
+        <w:t xml:space="preserve">. Con el plan del Excel, el marketing se paga si explica al menos </w:t>
       </w:r>
       <w:r>
         <w:rPr>
@@ -11042,7 +11504,7 @@
         <w:t xml:space="preserve">43 %</w:t>
       </w:r>
       <w:r>
-        <w:t xml:space="preserve"> de la contribución (S/0.43 de cada sol). En escenarios más exigentes sigue ganando: con 50 % de atribución el ROI es de 16 %. Como el negocio es de venta física con vendedor, una parte de las ventas ocurriría sin marketing; por eso el escenario B o C es más honesto que el A.</w:t>
+        <w:t xml:space="preserve"> de la contribución (S/0.43 de cada sol). En el piso (50 % de atribución) sigue ganando: 16 %. Como el negocio es de venta física con vendedor, una parte de las ventas ocurriría sin marketing; por eso se informa el escenario B y no el techo A.</w:t>
       </w:r>
     </w:p>
     <w:p>
@@ -11050,7 +11512,7 @@
         <w:pStyle w:val="Heading2"/>
       </w:pPr>
       <w:r>
-        <w:t xml:space="preserve">3.3 Vista más exigente: después de los demás costos fijos</w:t>
+        <w:t xml:space="preserve">3.3 Vista más exigente: cobertura después de los demás costos fijos</w:t>
       </w:r>
     </w:p>
     <w:p>
@@ -11120,17 +11582,17 @@
         <w:spacing w:after="60"/>
       </w:pPr>
       <w:r>
-        <w:t xml:space="preserve">ROI = (34,763 − 24,544) ÷ 24,544 = </w:t>
+        <w:t xml:space="preserve">Cobertura = 34,763 ÷ 24,544 = </w:t>
       </w:r>
       <w:r>
         <w:rPr>
           <w:b/>
           <w:bCs/>
         </w:rPr>
-        <w:t xml:space="preserve">42 %</w:t>
-      </w:r>
-      <w:r>
-        <w:t xml:space="preserve">.</w:t>
+        <w:t xml:space="preserve">1.42 veces</w:t>
+      </w:r>
+      <w:r>
+        <w:t xml:space="preserve">: después de pagar todo el resto del negocio, lo que queda paga el marketing 1.4 veces.</w:t>
       </w:r>
     </w:p>
     <w:p>
@@ -11138,7 +11600,7 @@
         <w:spacing w:after="120"/>
       </w:pPr>
       <w:r>
-        <w:t xml:space="preserve">Esta vista asigna al marketing toda la ganancia que queda después de pagar el resto del negocio. Es un piso razonable del retorno si el 100 % de las ventas depende del marketing.</w:t>
+        <w:t xml:space="preserve">Esta vista asigna al marketing toda la ganancia que queda después de pagar el resto del negocio. No se llama ROI para no confundirla con el ROI del negocio (41.5 %), que usa otra fórmula.</w:t>
       </w:r>
     </w:p>
     <w:p>
@@ -11162,10 +11624,10 @@
         </w:tblBorders>
       </w:tblPr>
       <w:tblGrid>
-        <w:gridCol w:w="3475"/>
-        <w:gridCol w:w="2102"/>
-        <w:gridCol w:w="1035"/>
-        <w:gridCol w:w="2748"/>
+        <w:gridCol w:w="3014"/>
+        <w:gridCol w:w="3173"/>
+        <w:gridCol w:w="1375"/>
+        <w:gridCol w:w="1798"/>
       </w:tblGrid>
       <w:tr>
         <w:trPr>
@@ -11173,7 +11635,7 @@
         </w:trPr>
         <w:tc>
           <w:tcPr>
-            <w:tcW w:type="dxa" w:w="3475"/>
+            <w:tcW w:type="dxa" w:w="3014"/>
             <w:tcBorders>
               <w:top w:val="single" w:color="D9C3A8" w:sz="4"/>
               <w:left w:val="single" w:color="D9C3A8" w:sz="4"/>
@@ -11203,7 +11665,7 @@
         </w:tc>
         <w:tc>
           <w:tcPr>
-            <w:tcW w:type="dxa" w:w="2102"/>
+            <w:tcW w:type="dxa" w:w="3173"/>
             <w:tcBorders>
               <w:top w:val="single" w:color="D9C3A8" w:sz="4"/>
               <w:left w:val="single" w:color="D9C3A8" w:sz="4"/>
@@ -11233,7 +11695,7 @@
         </w:tc>
         <w:tc>
           <w:tcPr>
-            <w:tcW w:type="dxa" w:w="1035"/>
+            <w:tcW w:type="dxa" w:w="1375"/>
             <w:tcBorders>
               <w:top w:val="single" w:color="D9C3A8" w:sz="4"/>
               <w:left w:val="single" w:color="D9C3A8" w:sz="4"/>
@@ -11263,7 +11725,7 @@
         </w:tc>
         <w:tc>
           <w:tcPr>
-            <w:tcW w:type="dxa" w:w="2748"/>
+            <w:tcW w:type="dxa" w:w="1798"/>
             <w:tcBorders>
               <w:top w:val="single" w:color="D9C3A8" w:sz="4"/>
               <w:left w:val="single" w:color="D9C3A8" w:sz="4"/>
@@ -11298,7 +11760,7 @@
         </w:trPr>
         <w:tc>
           <w:tcPr>
-            <w:tcW w:type="dxa" w:w="3475"/>
+            <w:tcW w:type="dxa" w:w="3014"/>
             <w:tcBorders>
               <w:top w:val="single" w:color="D9C3A8" w:sz="4"/>
               <w:left w:val="single" w:color="D9C3A8" w:sz="4"/>
@@ -11325,7 +11787,7 @@
         </w:tc>
         <w:tc>
           <w:tcPr>
-            <w:tcW w:type="dxa" w:w="2102"/>
+            <w:tcW w:type="dxa" w:w="3173"/>
             <w:tcBorders>
               <w:top w:val="single" w:color="D9C3A8" w:sz="4"/>
               <w:left w:val="single" w:color="D9C3A8" w:sz="4"/>
@@ -11352,7 +11814,7 @@
         </w:tc>
         <w:tc>
           <w:tcPr>
-            <w:tcW w:type="dxa" w:w="1035"/>
+            <w:tcW w:type="dxa" w:w="1375"/>
             <w:tcBorders>
               <w:top w:val="single" w:color="D9C3A8" w:sz="4"/>
               <w:left w:val="single" w:color="D9C3A8" w:sz="4"/>
@@ -11379,7 +11841,7 @@
         </w:tc>
         <w:tc>
           <w:tcPr>
-            <w:tcW w:type="dxa" w:w="2748"/>
+            <w:tcW w:type="dxa" w:w="1798"/>
             <w:tcBorders>
               <w:top w:val="single" w:color="D9C3A8" w:sz="4"/>
               <w:left w:val="single" w:color="D9C3A8" w:sz="4"/>
@@ -11411,7 +11873,7 @@
         </w:trPr>
         <w:tc>
           <w:tcPr>
-            <w:tcW w:type="dxa" w:w="3475"/>
+            <w:tcW w:type="dxa" w:w="3014"/>
             <w:tcBorders>
               <w:top w:val="single" w:color="D9C3A8" w:sz="4"/>
               <w:left w:val="single" w:color="D9C3A8" w:sz="4"/>
@@ -11438,7 +11900,7 @@
         </w:tc>
         <w:tc>
           <w:tcPr>
-            <w:tcW w:type="dxa" w:w="2102"/>
+            <w:tcW w:type="dxa" w:w="3173"/>
             <w:tcBorders>
               <w:top w:val="single" w:color="D9C3A8" w:sz="4"/>
               <w:left w:val="single" w:color="D9C3A8" w:sz="4"/>
@@ -11465,7 +11927,7 @@
         </w:tc>
         <w:tc>
           <w:tcPr>
-            <w:tcW w:type="dxa" w:w="1035"/>
+            <w:tcW w:type="dxa" w:w="1375"/>
             <w:tcBorders>
               <w:top w:val="single" w:color="D9C3A8" w:sz="4"/>
               <w:left w:val="single" w:color="D9C3A8" w:sz="4"/>
@@ -11492,7 +11954,7 @@
         </w:tc>
         <w:tc>
           <w:tcPr>
-            <w:tcW w:type="dxa" w:w="2748"/>
+            <w:tcW w:type="dxa" w:w="1798"/>
             <w:tcBorders>
               <w:top w:val="single" w:color="D9C3A8" w:sz="4"/>
               <w:left w:val="single" w:color="D9C3A8" w:sz="4"/>
@@ -11524,7 +11986,7 @@
         </w:trPr>
         <w:tc>
           <w:tcPr>
-            <w:tcW w:type="dxa" w:w="3475"/>
+            <w:tcW w:type="dxa" w:w="3014"/>
             <w:tcBorders>
               <w:top w:val="single" w:color="D9C3A8" w:sz="4"/>
               <w:left w:val="single" w:color="D9C3A8" w:sz="4"/>
@@ -11551,7 +12013,7 @@
         </w:tc>
         <w:tc>
           <w:tcPr>
-            <w:tcW w:type="dxa" w:w="2102"/>
+            <w:tcW w:type="dxa" w:w="3173"/>
             <w:tcBorders>
               <w:top w:val="single" w:color="D9C3A8" w:sz="4"/>
               <w:left w:val="single" w:color="D9C3A8" w:sz="4"/>
@@ -11578,7 +12040,7 @@
         </w:tc>
         <w:tc>
           <w:tcPr>
-            <w:tcW w:type="dxa" w:w="1035"/>
+            <w:tcW w:type="dxa" w:w="1375"/>
             <w:tcBorders>
               <w:top w:val="single" w:color="D9C3A8" w:sz="4"/>
               <w:left w:val="single" w:color="D9C3A8" w:sz="4"/>
@@ -11605,7 +12067,7 @@
         </w:tc>
         <w:tc>
           <w:tcPr>
-            <w:tcW w:type="dxa" w:w="2748"/>
+            <w:tcW w:type="dxa" w:w="1798"/>
             <w:tcBorders>
               <w:top w:val="single" w:color="D9C3A8" w:sz="4"/>
               <w:left w:val="single" w:color="D9C3A8" w:sz="4"/>
@@ -11637,109 +12099,118 @@
         </w:trPr>
         <w:tc>
           <w:tcPr>
-            <w:tcW w:type="dxa" w:w="3475"/>
-            <w:tcBorders>
-              <w:top w:val="single" w:color="D9C3A8" w:sz="4"/>
-              <w:left w:val="single" w:color="D9C3A8" w:sz="4"/>
-              <w:bottom w:val="single" w:color="D9C3A8" w:sz="4"/>
-              <w:right w:val="single" w:color="D9C3A8" w:sz="4"/>
-            </w:tcBorders>
-            <w:shd w:fill="F7ECDA" w:color="auto" w:val="clear"/>
-            <w:tcMar>
-              <w:top w:type="dxa" w:w="50"/>
-              <w:left w:type="dxa" w:w="80"/>
-              <w:bottom w:type="dxa" w:w="50"/>
-              <w:right w:type="dxa" w:w="80"/>
-            </w:tcMar>
-          </w:tcPr>
-          <w:p>
-            <w:r>
-              <w:rPr>
-                <w:sz w:val="19"/>
-                <w:szCs w:val="19"/>
-              </w:rPr>
-              <w:t xml:space="preserve">ROI, contribución, 100 % atribuida</w:t>
-            </w:r>
-          </w:p>
-        </w:tc>
-        <w:tc>
-          <w:tcPr>
-            <w:tcW w:type="dxa" w:w="2102"/>
-            <w:tcBorders>
-              <w:top w:val="single" w:color="D9C3A8" w:sz="4"/>
-              <w:left w:val="single" w:color="D9C3A8" w:sz="4"/>
-              <w:bottom w:val="single" w:color="D9C3A8" w:sz="4"/>
-              <w:right w:val="single" w:color="D9C3A8" w:sz="4"/>
-            </w:tcBorders>
-            <w:shd w:fill="F7ECDA" w:color="auto" w:val="clear"/>
-            <w:tcMar>
-              <w:top w:type="dxa" w:w="50"/>
-              <w:left w:type="dxa" w:w="80"/>
-              <w:bottom w:type="dxa" w:w="50"/>
-              <w:right w:type="dxa" w:w="80"/>
-            </w:tcMar>
-          </w:tcPr>
-          <w:p>
-            <w:r>
-              <w:rPr>
-                <w:sz w:val="19"/>
-                <w:szCs w:val="19"/>
-              </w:rPr>
-              <w:t xml:space="preserve">(56,824 − 24,544) ÷ 24,544</w:t>
-            </w:r>
-          </w:p>
-        </w:tc>
-        <w:tc>
-          <w:tcPr>
-            <w:tcW w:type="dxa" w:w="1035"/>
-            <w:tcBorders>
-              <w:top w:val="single" w:color="D9C3A8" w:sz="4"/>
-              <w:left w:val="single" w:color="D9C3A8" w:sz="4"/>
-              <w:bottom w:val="single" w:color="D9C3A8" w:sz="4"/>
-              <w:right w:val="single" w:color="D9C3A8" w:sz="4"/>
-            </w:tcBorders>
-            <w:shd w:fill="F7ECDA" w:color="auto" w:val="clear"/>
-            <w:tcMar>
-              <w:top w:type="dxa" w:w="50"/>
-              <w:left w:type="dxa" w:w="80"/>
-              <w:bottom w:type="dxa" w:w="50"/>
-              <w:right w:type="dxa" w:w="80"/>
-            </w:tcMar>
-          </w:tcPr>
-          <w:p>
-            <w:r>
-              <w:rPr>
-                <w:sz w:val="19"/>
-                <w:szCs w:val="19"/>
-              </w:rPr>
-              <w:t xml:space="preserve">132 %</w:t>
-            </w:r>
-          </w:p>
-        </w:tc>
-        <w:tc>
-          <w:tcPr>
-            <w:tcW w:type="dxa" w:w="2748"/>
-            <w:tcBorders>
-              <w:top w:val="single" w:color="D9C3A8" w:sz="4"/>
-              <w:left w:val="single" w:color="D9C3A8" w:sz="4"/>
-              <w:bottom w:val="single" w:color="D9C3A8" w:sz="4"/>
-              <w:right w:val="single" w:color="D9C3A8" w:sz="4"/>
-            </w:tcBorders>
-            <w:shd w:fill="F7ECDA" w:color="auto" w:val="clear"/>
-            <w:tcMar>
-              <w:top w:type="dxa" w:w="50"/>
-              <w:left w:type="dxa" w:w="80"/>
-              <w:bottom w:type="dxa" w:w="50"/>
-              <w:right w:type="dxa" w:w="80"/>
-            </w:tcMar>
-          </w:tcPr>
-          <w:p>
-            <w:r>
-              <w:rPr>
-                <w:sz w:val="19"/>
-                <w:szCs w:val="19"/>
-              </w:rPr>
-              <w:t xml:space="preserve">Estimado</w:t>
+            <w:tcW w:type="dxa" w:w="3014"/>
+            <w:tcBorders>
+              <w:top w:val="single" w:color="D9C3A8" w:sz="4"/>
+              <w:left w:val="single" w:color="D9C3A8" w:sz="4"/>
+              <w:bottom w:val="single" w:color="D9C3A8" w:sz="4"/>
+              <w:right w:val="single" w:color="D9C3A8" w:sz="4"/>
+            </w:tcBorders>
+            <w:shd w:fill="F7ECDA" w:color="auto" w:val="clear"/>
+            <w:tcMar>
+              <w:top w:type="dxa" w:w="50"/>
+              <w:left w:type="dxa" w:w="80"/>
+              <w:bottom w:type="dxa" w:w="50"/>
+              <w:right w:type="dxa" w:w="80"/>
+            </w:tcMar>
+          </w:tcPr>
+          <w:p>
+            <w:r>
+              <w:rPr>
+                <w:b/>
+                <w:bCs/>
+                <w:sz w:val="19"/>
+                <w:szCs w:val="19"/>
+              </w:rPr>
+              <w:t xml:space="preserve">ROI del negocio</w:t>
+            </w:r>
+            <w:r>
+              <w:rPr>
+                <w:sz w:val="19"/>
+                <w:szCs w:val="19"/>
+              </w:rPr>
+              <w:t xml:space="preserve"> (rentabilidad del aporte de los socios)</w:t>
+            </w:r>
+          </w:p>
+        </w:tc>
+        <w:tc>
+          <w:tcPr>
+            <w:tcW w:type="dxa" w:w="3173"/>
+            <w:tcBorders>
+              <w:top w:val="single" w:color="D9C3A8" w:sz="4"/>
+              <w:left w:val="single" w:color="D9C3A8" w:sz="4"/>
+              <w:bottom w:val="single" w:color="D9C3A8" w:sz="4"/>
+              <w:right w:val="single" w:color="D9C3A8" w:sz="4"/>
+            </w:tcBorders>
+            <w:shd w:fill="F7ECDA" w:color="auto" w:val="clear"/>
+            <w:tcMar>
+              <w:top w:type="dxa" w:w="50"/>
+              <w:left w:type="dxa" w:w="80"/>
+              <w:bottom w:type="dxa" w:w="50"/>
+              <w:right w:type="dxa" w:w="80"/>
+            </w:tcMar>
+          </w:tcPr>
+          <w:p>
+            <w:r>
+              <w:rPr>
+                <w:sz w:val="19"/>
+                <w:szCs w:val="19"/>
+              </w:rPr>
+              <w:t xml:space="preserve">10,379 ÷ 25,000</w:t>
+            </w:r>
+          </w:p>
+        </w:tc>
+        <w:tc>
+          <w:tcPr>
+            <w:tcW w:type="dxa" w:w="1375"/>
+            <w:tcBorders>
+              <w:top w:val="single" w:color="D9C3A8" w:sz="4"/>
+              <w:left w:val="single" w:color="D9C3A8" w:sz="4"/>
+              <w:bottom w:val="single" w:color="D9C3A8" w:sz="4"/>
+              <w:right w:val="single" w:color="D9C3A8" w:sz="4"/>
+            </w:tcBorders>
+            <w:shd w:fill="F7ECDA" w:color="auto" w:val="clear"/>
+            <w:tcMar>
+              <w:top w:type="dxa" w:w="50"/>
+              <w:left w:type="dxa" w:w="80"/>
+              <w:bottom w:type="dxa" w:w="50"/>
+              <w:right w:type="dxa" w:w="80"/>
+            </w:tcMar>
+          </w:tcPr>
+          <w:p>
+            <w:r>
+              <w:rPr>
+                <w:sz w:val="19"/>
+                <w:szCs w:val="19"/>
+              </w:rPr>
+              <w:t xml:space="preserve">41.5 % (42 % en HECHOS_v7)</w:t>
+            </w:r>
+          </w:p>
+        </w:tc>
+        <w:tc>
+          <w:tcPr>
+            <w:tcW w:type="dxa" w:w="1798"/>
+            <w:tcBorders>
+              <w:top w:val="single" w:color="D9C3A8" w:sz="4"/>
+              <w:left w:val="single" w:color="D9C3A8" w:sz="4"/>
+              <w:bottom w:val="single" w:color="D9C3A8" w:sz="4"/>
+              <w:right w:val="single" w:color="D9C3A8" w:sz="4"/>
+            </w:tcBorders>
+            <w:shd w:fill="F7ECDA" w:color="auto" w:val="clear"/>
+            <w:tcMar>
+              <w:top w:type="dxa" w:w="50"/>
+              <w:left w:type="dxa" w:w="80"/>
+              <w:bottom w:type="dxa" w:w="50"/>
+              <w:right w:type="dxa" w:w="80"/>
+            </w:tcMar>
+          </w:tcPr>
+          <w:p>
+            <w:r>
+              <w:rPr>
+                <w:sz w:val="19"/>
+                <w:szCs w:val="19"/>
+              </w:rPr>
+              <w:t xml:space="preserve">Dato del Excel v7, hoja Resumen</w:t>
             </w:r>
           </w:p>
         </w:tc>
@@ -11750,88 +12221,97 @@
         </w:trPr>
         <w:tc>
           <w:tcPr>
-            <w:tcW w:type="dxa" w:w="3475"/>
-            <w:tcBorders>
-              <w:top w:val="single" w:color="D9C3A8" w:sz="4"/>
-              <w:left w:val="single" w:color="D9C3A8" w:sz="4"/>
-              <w:bottom w:val="single" w:color="D9C3A8" w:sz="4"/>
-              <w:right w:val="single" w:color="D9C3A8" w:sz="4"/>
-            </w:tcBorders>
-            <w:shd w:fill="FFFFFF" w:color="auto" w:val="clear"/>
-            <w:tcMar>
-              <w:top w:type="dxa" w:w="50"/>
-              <w:left w:type="dxa" w:w="80"/>
-              <w:bottom w:type="dxa" w:w="50"/>
-              <w:right w:type="dxa" w:w="80"/>
-            </w:tcMar>
-          </w:tcPr>
-          <w:p>
-            <w:r>
-              <w:rPr>
-                <w:sz w:val="19"/>
-                <w:szCs w:val="19"/>
-              </w:rPr>
-              <w:t xml:space="preserve">ROI, después de otros costos fijos</w:t>
-            </w:r>
-          </w:p>
-        </w:tc>
-        <w:tc>
-          <w:tcPr>
-            <w:tcW w:type="dxa" w:w="2102"/>
-            <w:tcBorders>
-              <w:top w:val="single" w:color="D9C3A8" w:sz="4"/>
-              <w:left w:val="single" w:color="D9C3A8" w:sz="4"/>
-              <w:bottom w:val="single" w:color="D9C3A8" w:sz="4"/>
-              <w:right w:val="single" w:color="D9C3A8" w:sz="4"/>
-            </w:tcBorders>
-            <w:shd w:fill="FFFFFF" w:color="auto" w:val="clear"/>
-            <w:tcMar>
-              <w:top w:type="dxa" w:w="50"/>
-              <w:left w:type="dxa" w:w="80"/>
-              <w:bottom w:type="dxa" w:w="50"/>
-              <w:right w:type="dxa" w:w="80"/>
-            </w:tcMar>
-          </w:tcPr>
-          <w:p>
-            <w:r>
-              <w:rPr>
-                <w:sz w:val="19"/>
-                <w:szCs w:val="19"/>
-              </w:rPr>
-              <w:t xml:space="preserve">(34,763 − 24,544) ÷ 24,544</w:t>
-            </w:r>
-          </w:p>
-        </w:tc>
-        <w:tc>
-          <w:tcPr>
-            <w:tcW w:type="dxa" w:w="1035"/>
-            <w:tcBorders>
-              <w:top w:val="single" w:color="D9C3A8" w:sz="4"/>
-              <w:left w:val="single" w:color="D9C3A8" w:sz="4"/>
-              <w:bottom w:val="single" w:color="D9C3A8" w:sz="4"/>
-              <w:right w:val="single" w:color="D9C3A8" w:sz="4"/>
-            </w:tcBorders>
-            <w:shd w:fill="FFFFFF" w:color="auto" w:val="clear"/>
-            <w:tcMar>
-              <w:top w:type="dxa" w:w="50"/>
-              <w:left w:type="dxa" w:w="80"/>
-              <w:bottom w:type="dxa" w:w="50"/>
-              <w:right w:type="dxa" w:w="80"/>
-            </w:tcMar>
-          </w:tcPr>
-          <w:p>
-            <w:r>
-              <w:rPr>
-                <w:sz w:val="19"/>
-                <w:szCs w:val="19"/>
-              </w:rPr>
-              <w:t xml:space="preserve">42 %</w:t>
-            </w:r>
-          </w:p>
-        </w:tc>
-        <w:tc>
-          <w:tcPr>
-            <w:tcW w:type="dxa" w:w="2748"/>
+            <w:tcW w:type="dxa" w:w="3014"/>
+            <w:tcBorders>
+              <w:top w:val="single" w:color="D9C3A8" w:sz="4"/>
+              <w:left w:val="single" w:color="D9C3A8" w:sz="4"/>
+              <w:bottom w:val="single" w:color="D9C3A8" w:sz="4"/>
+              <w:right w:val="single" w:color="D9C3A8" w:sz="4"/>
+            </w:tcBorders>
+            <w:shd w:fill="FFFFFF" w:color="auto" w:val="clear"/>
+            <w:tcMar>
+              <w:top w:type="dxa" w:w="50"/>
+              <w:left w:type="dxa" w:w="80"/>
+              <w:bottom w:type="dxa" w:w="50"/>
+              <w:right w:type="dxa" w:w="80"/>
+            </w:tcMar>
+          </w:tcPr>
+          <w:p>
+            <w:r>
+              <w:rPr>
+                <w:b/>
+                <w:bCs/>
+                <w:sz w:val="19"/>
+                <w:szCs w:val="19"/>
+              </w:rPr>
+              <w:t xml:space="preserve">ROI de marketing</w:t>
+            </w:r>
+            <w:r>
+              <w:rPr>
+                <w:sz w:val="19"/>
+                <w:szCs w:val="19"/>
+              </w:rPr>
+              <w:t xml:space="preserve"> (cifra principal, 75 % atribuido)</w:t>
+            </w:r>
+          </w:p>
+        </w:tc>
+        <w:tc>
+          <w:tcPr>
+            <w:tcW w:type="dxa" w:w="3173"/>
+            <w:tcBorders>
+              <w:top w:val="single" w:color="D9C3A8" w:sz="4"/>
+              <w:left w:val="single" w:color="D9C3A8" w:sz="4"/>
+              <w:bottom w:val="single" w:color="D9C3A8" w:sz="4"/>
+              <w:right w:val="single" w:color="D9C3A8" w:sz="4"/>
+            </w:tcBorders>
+            <w:shd w:fill="FFFFFF" w:color="auto" w:val="clear"/>
+            <w:tcMar>
+              <w:top w:type="dxa" w:w="50"/>
+              <w:left w:type="dxa" w:w="80"/>
+              <w:bottom w:type="dxa" w:w="50"/>
+              <w:right w:type="dxa" w:w="80"/>
+            </w:tcMar>
+          </w:tcPr>
+          <w:p>
+            <w:r>
+              <w:rPr>
+                <w:sz w:val="19"/>
+                <w:szCs w:val="19"/>
+              </w:rPr>
+              <w:t xml:space="preserve">(56,824 × 0.75 − 24,544) ÷ 24,544</w:t>
+            </w:r>
+          </w:p>
+        </w:tc>
+        <w:tc>
+          <w:tcPr>
+            <w:tcW w:type="dxa" w:w="1375"/>
+            <w:tcBorders>
+              <w:top w:val="single" w:color="D9C3A8" w:sz="4"/>
+              <w:left w:val="single" w:color="D9C3A8" w:sz="4"/>
+              <w:bottom w:val="single" w:color="D9C3A8" w:sz="4"/>
+              <w:right w:val="single" w:color="D9C3A8" w:sz="4"/>
+            </w:tcBorders>
+            <w:shd w:fill="FFFFFF" w:color="auto" w:val="clear"/>
+            <w:tcMar>
+              <w:top w:type="dxa" w:w="50"/>
+              <w:left w:type="dxa" w:w="80"/>
+              <w:bottom w:type="dxa" w:w="50"/>
+              <w:right w:type="dxa" w:w="80"/>
+            </w:tcMar>
+          </w:tcPr>
+          <w:p>
+            <w:r>
+              <w:rPr>
+                <w:sz w:val="19"/>
+                <w:szCs w:val="19"/>
+              </w:rPr>
+              <w:t xml:space="preserve">74 %</w:t>
+            </w:r>
+          </w:p>
+        </w:tc>
+        <w:tc>
+          <w:tcPr>
+            <w:tcW w:type="dxa" w:w="1798"/>
             <w:tcBorders>
               <w:top w:val="single" w:color="D9C3A8" w:sz="4"/>
               <w:left w:val="single" w:color="D9C3A8" w:sz="4"/>
@@ -11863,7 +12343,233 @@
         </w:trPr>
         <w:tc>
           <w:tcPr>
-            <w:tcW w:type="dxa" w:w="3475"/>
+            <w:tcW w:type="dxa" w:w="3014"/>
+            <w:tcBorders>
+              <w:top w:val="single" w:color="D9C3A8" w:sz="4"/>
+              <w:left w:val="single" w:color="D9C3A8" w:sz="4"/>
+              <w:bottom w:val="single" w:color="D9C3A8" w:sz="4"/>
+              <w:right w:val="single" w:color="D9C3A8" w:sz="4"/>
+            </w:tcBorders>
+            <w:shd w:fill="F7ECDA" w:color="auto" w:val="clear"/>
+            <w:tcMar>
+              <w:top w:type="dxa" w:w="50"/>
+              <w:left w:type="dxa" w:w="80"/>
+              <w:bottom w:type="dxa" w:w="50"/>
+              <w:right w:type="dxa" w:w="80"/>
+            </w:tcMar>
+          </w:tcPr>
+          <w:p>
+            <w:r>
+              <w:rPr>
+                <w:sz w:val="19"/>
+                <w:szCs w:val="19"/>
+              </w:rPr>
+              <w:t xml:space="preserve">ROI de marketing, techo y piso (100 % y 50 % atribuido)</w:t>
+            </w:r>
+          </w:p>
+        </w:tc>
+        <w:tc>
+          <w:tcPr>
+            <w:tcW w:type="dxa" w:w="3173"/>
+            <w:tcBorders>
+              <w:top w:val="single" w:color="D9C3A8" w:sz="4"/>
+              <w:left w:val="single" w:color="D9C3A8" w:sz="4"/>
+              <w:bottom w:val="single" w:color="D9C3A8" w:sz="4"/>
+              <w:right w:val="single" w:color="D9C3A8" w:sz="4"/>
+            </w:tcBorders>
+            <w:shd w:fill="F7ECDA" w:color="auto" w:val="clear"/>
+            <w:tcMar>
+              <w:top w:type="dxa" w:w="50"/>
+              <w:left w:type="dxa" w:w="80"/>
+              <w:bottom w:type="dxa" w:w="50"/>
+              <w:right w:type="dxa" w:w="80"/>
+            </w:tcMar>
+          </w:tcPr>
+          <w:p>
+            <w:r>
+              <w:rPr>
+                <w:sz w:val="19"/>
+                <w:szCs w:val="19"/>
+              </w:rPr>
+              <w:t xml:space="preserve">(56,824 − 24,544) ÷ 24,544 y (56,824 × 0.50 − 24,544) ÷ 24,544</w:t>
+            </w:r>
+          </w:p>
+        </w:tc>
+        <w:tc>
+          <w:tcPr>
+            <w:tcW w:type="dxa" w:w="1375"/>
+            <w:tcBorders>
+              <w:top w:val="single" w:color="D9C3A8" w:sz="4"/>
+              <w:left w:val="single" w:color="D9C3A8" w:sz="4"/>
+              <w:bottom w:val="single" w:color="D9C3A8" w:sz="4"/>
+              <w:right w:val="single" w:color="D9C3A8" w:sz="4"/>
+            </w:tcBorders>
+            <w:shd w:fill="F7ECDA" w:color="auto" w:val="clear"/>
+            <w:tcMar>
+              <w:top w:type="dxa" w:w="50"/>
+              <w:left w:type="dxa" w:w="80"/>
+              <w:bottom w:type="dxa" w:w="50"/>
+              <w:right w:type="dxa" w:w="80"/>
+            </w:tcMar>
+          </w:tcPr>
+          <w:p>
+            <w:r>
+              <w:rPr>
+                <w:sz w:val="19"/>
+                <w:szCs w:val="19"/>
+              </w:rPr>
+              <w:t xml:space="preserve">132 % y 16 %</w:t>
+            </w:r>
+          </w:p>
+        </w:tc>
+        <w:tc>
+          <w:tcPr>
+            <w:tcW w:type="dxa" w:w="1798"/>
+            <w:tcBorders>
+              <w:top w:val="single" w:color="D9C3A8" w:sz="4"/>
+              <w:left w:val="single" w:color="D9C3A8" w:sz="4"/>
+              <w:bottom w:val="single" w:color="D9C3A8" w:sz="4"/>
+              <w:right w:val="single" w:color="D9C3A8" w:sz="4"/>
+            </w:tcBorders>
+            <w:shd w:fill="F7ECDA" w:color="auto" w:val="clear"/>
+            <w:tcMar>
+              <w:top w:type="dxa" w:w="50"/>
+              <w:left w:type="dxa" w:w="80"/>
+              <w:bottom w:type="dxa" w:w="50"/>
+              <w:right w:type="dxa" w:w="80"/>
+            </w:tcMar>
+          </w:tcPr>
+          <w:p>
+            <w:r>
+              <w:rPr>
+                <w:sz w:val="19"/>
+                <w:szCs w:val="19"/>
+              </w:rPr>
+              <w:t xml:space="preserve">Estimado</w:t>
+            </w:r>
+          </w:p>
+        </w:tc>
+      </w:tr>
+      <w:tr>
+        <w:trPr>
+          <w:tblHeader w:val="false"/>
+        </w:trPr>
+        <w:tc>
+          <w:tcPr>
+            <w:tcW w:type="dxa" w:w="3014"/>
+            <w:tcBorders>
+              <w:top w:val="single" w:color="D9C3A8" w:sz="4"/>
+              <w:left w:val="single" w:color="D9C3A8" w:sz="4"/>
+              <w:bottom w:val="single" w:color="D9C3A8" w:sz="4"/>
+              <w:right w:val="single" w:color="D9C3A8" w:sz="4"/>
+            </w:tcBorders>
+            <w:shd w:fill="FFFFFF" w:color="auto" w:val="clear"/>
+            <w:tcMar>
+              <w:top w:type="dxa" w:w="50"/>
+              <w:left w:type="dxa" w:w="80"/>
+              <w:bottom w:type="dxa" w:w="50"/>
+              <w:right w:type="dxa" w:w="80"/>
+            </w:tcMar>
+          </w:tcPr>
+          <w:p>
+            <w:r>
+              <w:rPr>
+                <w:sz w:val="19"/>
+                <w:szCs w:val="19"/>
+              </w:rPr>
+              <w:t xml:space="preserve">Cobertura del marketing después de los demás costos fijos</w:t>
+            </w:r>
+          </w:p>
+        </w:tc>
+        <w:tc>
+          <w:tcPr>
+            <w:tcW w:type="dxa" w:w="3173"/>
+            <w:tcBorders>
+              <w:top w:val="single" w:color="D9C3A8" w:sz="4"/>
+              <w:left w:val="single" w:color="D9C3A8" w:sz="4"/>
+              <w:bottom w:val="single" w:color="D9C3A8" w:sz="4"/>
+              <w:right w:val="single" w:color="D9C3A8" w:sz="4"/>
+            </w:tcBorders>
+            <w:shd w:fill="FFFFFF" w:color="auto" w:val="clear"/>
+            <w:tcMar>
+              <w:top w:type="dxa" w:w="50"/>
+              <w:left w:type="dxa" w:w="80"/>
+              <w:bottom w:type="dxa" w:w="50"/>
+              <w:right w:type="dxa" w:w="80"/>
+            </w:tcMar>
+          </w:tcPr>
+          <w:p>
+            <w:r>
+              <w:rPr>
+                <w:sz w:val="19"/>
+                <w:szCs w:val="19"/>
+              </w:rPr>
+              <w:t xml:space="preserve">34,763 ÷ 24,544</w:t>
+            </w:r>
+          </w:p>
+        </w:tc>
+        <w:tc>
+          <w:tcPr>
+            <w:tcW w:type="dxa" w:w="1375"/>
+            <w:tcBorders>
+              <w:top w:val="single" w:color="D9C3A8" w:sz="4"/>
+              <w:left w:val="single" w:color="D9C3A8" w:sz="4"/>
+              <w:bottom w:val="single" w:color="D9C3A8" w:sz="4"/>
+              <w:right w:val="single" w:color="D9C3A8" w:sz="4"/>
+            </w:tcBorders>
+            <w:shd w:fill="FFFFFF" w:color="auto" w:val="clear"/>
+            <w:tcMar>
+              <w:top w:type="dxa" w:w="50"/>
+              <w:left w:type="dxa" w:w="80"/>
+              <w:bottom w:type="dxa" w:w="50"/>
+              <w:right w:type="dxa" w:w="80"/>
+            </w:tcMar>
+          </w:tcPr>
+          <w:p>
+            <w:r>
+              <w:rPr>
+                <w:sz w:val="19"/>
+                <w:szCs w:val="19"/>
+              </w:rPr>
+              <w:t xml:space="preserve">1.42 veces</w:t>
+            </w:r>
+          </w:p>
+        </w:tc>
+        <w:tc>
+          <w:tcPr>
+            <w:tcW w:type="dxa" w:w="1798"/>
+            <w:tcBorders>
+              <w:top w:val="single" w:color="D9C3A8" w:sz="4"/>
+              <w:left w:val="single" w:color="D9C3A8" w:sz="4"/>
+              <w:bottom w:val="single" w:color="D9C3A8" w:sz="4"/>
+              <w:right w:val="single" w:color="D9C3A8" w:sz="4"/>
+            </w:tcBorders>
+            <w:shd w:fill="FFFFFF" w:color="auto" w:val="clear"/>
+            <w:tcMar>
+              <w:top w:type="dxa" w:w="50"/>
+              <w:left w:type="dxa" w:w="80"/>
+              <w:bottom w:type="dxa" w:w="50"/>
+              <w:right w:type="dxa" w:w="80"/>
+            </w:tcMar>
+          </w:tcPr>
+          <w:p>
+            <w:r>
+              <w:rPr>
+                <w:sz w:val="19"/>
+                <w:szCs w:val="19"/>
+              </w:rPr>
+              <w:t xml:space="preserve">Estimado</w:t>
+            </w:r>
+          </w:p>
+        </w:tc>
+      </w:tr>
+      <w:tr>
+        <w:trPr>
+          <w:tblHeader w:val="false"/>
+        </w:trPr>
+        <w:tc>
+          <w:tcPr>
+            <w:tcW w:type="dxa" w:w="3014"/>
             <w:tcBorders>
               <w:top w:val="single" w:color="D9C3A8" w:sz="4"/>
               <w:left w:val="single" w:color="D9C3A8" w:sz="4"/>
@@ -11890,7 +12596,7 @@
         </w:tc>
         <w:tc>
           <w:tcPr>
-            <w:tcW w:type="dxa" w:w="2102"/>
+            <w:tcW w:type="dxa" w:w="3173"/>
             <w:tcBorders>
               <w:top w:val="single" w:color="D9C3A8" w:sz="4"/>
               <w:left w:val="single" w:color="D9C3A8" w:sz="4"/>
@@ -11917,7 +12623,7 @@
         </w:tc>
         <w:tc>
           <w:tcPr>
-            <w:tcW w:type="dxa" w:w="1035"/>
+            <w:tcW w:type="dxa" w:w="1375"/>
             <w:tcBorders>
               <w:top w:val="single" w:color="D9C3A8" w:sz="4"/>
               <w:left w:val="single" w:color="D9C3A8" w:sz="4"/>
@@ -11944,7 +12650,7 @@
         </w:tc>
         <w:tc>
           <w:tcPr>
-            <w:tcW w:type="dxa" w:w="2748"/>
+            <w:tcW w:type="dxa" w:w="1798"/>
             <w:tcBorders>
               <w:top w:val="single" w:color="D9C3A8" w:sz="4"/>
               <w:left w:val="single" w:color="D9C3A8" w:sz="4"/>
@@ -11994,17 +12700,17 @@
         <w:spacing w:after="60"/>
       </w:pPr>
       <w:r>
-        <w:t xml:space="preserve">Las ventas (52,331 brownies) son la meta del Excel v7; si se vende 20 % menos, la contribución baja de 97,294 a 77,835 y, con los mismos costos de stand (40,470), queda en 37,365. El ROI del escenario A cae a (37,365 − 24,544) ÷ 24,544 = </w:t>
+        <w:t xml:space="preserve">Las ventas (52,331 brownies) son la meta del Excel v7. Con el escenario oficial de −20 % (Excel v7, hoja Resumen, nota 5: 20 % menos ventas por punto; es el mismo del #06), los stands y la recompra que depende de ellos venden 20 % menos: la contribución baja de 97,294 a unos 84,477 y el resultado operativo, de S/13,423 a S/608. Con los mismos costos de stand (40,470), la contribución después de stands queda en unos 44,007 y el ROI de marketing en su cifra principal cae a (44,007 × 0.75 − 24,544) ÷ 24,544 = </w:t>
       </w:r>
       <w:r>
         <w:rPr>
           <w:b/>
           <w:bCs/>
         </w:rPr>
-        <w:t xml:space="preserve">52 %</w:t>
-      </w:r>
-      <w:r>
-        <w:t xml:space="preserve"> [ESTIMADO, supone que el costo de stand no baja].</w:t>
+        <w:t xml:space="preserve">34 %</w:t>
+      </w:r>
+      <w:r>
+        <w:t xml:space="preserve">; el techo, a (44,007 − 24,544) ÷ 24,544 = 79 %, y el piso, a (44,007 × 0.50 − 24,544) ÷ 24,544 = −10 % [ESTIMADO, supone que el costo de stand no baja].</w:t>
       </w:r>
     </w:p>
     <w:p>
@@ -12046,7 +12752,72 @@
         <w:pStyle w:val="Heading1"/>
       </w:pPr>
       <w:r>
-        <w:t xml:space="preserve">Fuentes</w:t>
+        <w:t xml:space="preserve">Sensibilidad al costo por contacto y viabilidad</w:t>
+      </w:r>
+    </w:p>
+    <w:p>
+      <w:pPr>
+        <w:spacing w:after="120"/>
+      </w:pPr>
+      <w:r>
+        <w:rPr>
+          <w:b/>
+          <w:bCs/>
+        </w:rPr>
+        <w:t xml:space="preserve">Pregunta de Carlos:</w:t>
+      </w:r>
+      <w:r>
+        <w:t xml:space="preserve"> "Mira cuánto mueve la ganancia y el tiempo de ROI con este nuevo costo y qué tan viable es este plan, o si sería mejor cambiarlo por otra propuesta."</w:t>
+      </w:r>
+    </w:p>
+    <w:p>
+      <w:pPr>
+        <w:spacing w:after="120"/>
+      </w:pPr>
+      <w:r>
+        <w:rPr>
+          <w:b/>
+          <w:bCs/>
+        </w:rPr>
+        <w:t xml:space="preserve">Respuesta corta.</w:t>
+      </w:r>
+      <w:r>
+        <w:t xml:space="preserve"> El costo por contacto (CPA) no mueve las cifras del Excel v7: con S/5, S/8.23 o S/10 la utilidad neta del Excel sigue en S/10,379 y el ROI del negocio en 41.5 %. Lo que mueve es una ganancia extra que el Excel no cuenta: con S/8.23 serían unos S/2,576 de utilidad neta en 2027, S/1,665 menos que con la meta de S/5. El plan sigue siendo rentable con S/8.23 y con S/10. La pauta, vista sola, no se paga en 2027 con ningún CPA de la tabla. Se paga a fines de 2028 si el contacto cuesta menos de S/9.68 (con la cifra principal de 75 % de atribución). Recomendación: mantener el plan con las rondas 5-3-2 y dejar acordado desde ahora un plan B: si a fin de febrero el CPA sigue sobre S/8, pasar S/150 al mes de pauta a degustación.</w:t>
+      </w:r>
+    </w:p>
+    <w:p>
+      <w:pPr>
+        <w:pStyle w:val="Heading2"/>
+      </w:pPr>
+      <w:r>
+        <w:t xml:space="preserve">Cómo conecta el Excel v7 los contactos de la pauta con las ventas</w:t>
+      </w:r>
+    </w:p>
+    <w:p>
+      <w:pPr>
+        <w:spacing w:after="120"/>
+      </w:pPr>
+      <w:r>
+        <w:rPr>
+          <w:b/>
+          <w:bCs/>
+        </w:rPr>
+        <w:t xml:space="preserve">El Excel v7 no hace esa conexión.</w:t>
+      </w:r>
+      <w:r>
+        <w:t xml:space="preserve"> Lo revisamos con las fórmulas (openpyxl, </w:t>
+      </w:r>
+      <w:r>
+        <w:rPr>
+          <w:rFonts w:ascii="Consolas" w:cs="Consolas" w:eastAsia="Consolas" w:hAnsi="Consolas"/>
+          <w:color w:val="4A2018"/>
+          <w:sz w:val="19"/>
+          <w:szCs w:val="19"/>
+        </w:rPr>
+        <w:t xml:space="preserve">data_only=False</w:t>
+      </w:r>
+      <w:r>
+        <w:t xml:space="preserve">):</w:t>
       </w:r>
     </w:p>
     <w:p>
@@ -12059,7 +12830,14 @@
         <w:spacing w:after="60"/>
       </w:pPr>
       <w:r>
-        <w:t xml:space="preserve">Clase: </w:t>
+        <w:rPr>
+          <w:b/>
+          <w:bCs/>
+        </w:rPr>
+        <w:t xml:space="preserve">Recompra por WhatsApp (hoja Mensual, fila 16):</w:t>
+      </w:r>
+      <w:r>
+        <w:t xml:space="preserve"> en enero es un dato fijo de 150 brownies (</w:t>
       </w:r>
       <w:r>
         <w:rPr>
@@ -12068,10 +12846,22 @@
           <w:sz w:val="19"/>
           <w:szCs w:val="19"/>
         </w:rPr>
-        <w:t xml:space="preserve">04-reformulacion/T2/CLASE-sesion09.md</w:t>
-      </w:r>
-      <w:r>
-        <w:t xml:space="preserve"> (prompt 4) y "PPT Sesión 09 - docente" (Drive del equipo, 19-oct-2026). https://drive.google.com/file/d/1RNH7qdIlWUlkhPu4oRH82yNQj-qAZaVf/view</w:t>
+        <w:t xml:space="preserve">=Supuestos!B66</w:t>
+      </w:r>
+      <w:r>
+        <w:t xml:space="preserve">). Desde febrero es </w:t>
+      </w:r>
+      <w:r>
+        <w:rPr>
+          <w:rFonts w:ascii="Consolas" w:cs="Consolas" w:eastAsia="Consolas" w:hAnsi="Consolas"/>
+          <w:color w:val="4A2018"/>
+          <w:sz w:val="19"/>
+          <w:szCs w:val="19"/>
+        </w:rPr>
+        <w:t xml:space="preserve">=ROUND(Supuestos!B65*(stands + ferias y eventos del mes anterior),0)</w:t>
+      </w:r>
+      <w:r>
+        <w:t xml:space="preserve">, es decir, 35 % de lo vendido en físico el mes anterior. No depende de los contactos ni de la pauta.</w:t>
       </w:r>
     </w:p>
     <w:p>
@@ -12085,6 +12875,6369 @@
       </w:pPr>
       <w:r>
         <w:rPr>
+          <w:b/>
+          <w:bCs/>
+        </w:rPr>
+        <w:t xml:space="preserve">Pauta (hoja Supuestos, B72):</w:t>
+      </w:r>
+      <w:r>
+        <w:t xml:space="preserve"> está dentro de los S/700 al mes de marketing, que son un costo fijo. El Excel la paga entera y no le asigna ninguna venta.</w:t>
+      </w:r>
+    </w:p>
+    <w:p>
+      <w:pPr>
+        <w:pStyle w:val="ListParagraph"/>
+        <w:numPr>
+          <w:ilvl w:val="0"/>
+          <w:numId w:val="2"/>
+        </w:numPr>
+        <w:spacing w:after="60"/>
+      </w:pPr>
+      <w:r>
+        <w:rPr>
+          <w:b/>
+          <w:bCs/>
+        </w:rPr>
+        <w:t xml:space="preserve">Meta de contactos:</w:t>
+      </w:r>
+      <w:r>
+        <w:t xml:space="preserve"> los 2,338 contactos del documento 10 (sección 6.3) salen de stands, ferias, eventos y embajadoras, sin la pauta (sección 2.5 de este punto).</w:t>
+      </w:r>
+    </w:p>
+    <w:p>
+      <w:pPr>
+        <w:spacing w:after="120"/>
+      </w:pPr>
+      <w:r>
+        <w:rPr>
+          <w:b/>
+          <w:bCs/>
+        </w:rPr>
+        <w:t xml:space="preserve">Qué parte del plan es sensible al CPA y cuál no:</w:t>
+      </w:r>
+    </w:p>
+    <w:tbl>
+      <w:tblPr>
+        <w:tblW w:type="dxa" w:w="9360"/>
+        <w:tblBorders>
+          <w:top w:val="single" w:color="auto" w:sz="4"/>
+          <w:left w:val="single" w:color="auto" w:sz="4"/>
+          <w:bottom w:val="single" w:color="auto" w:sz="4"/>
+          <w:right w:val="single" w:color="auto" w:sz="4"/>
+          <w:insideH w:val="single" w:color="auto" w:sz="4"/>
+          <w:insideV w:val="single" w:color="auto" w:sz="4"/>
+        </w:tblBorders>
+      </w:tblPr>
+      <w:tblGrid>
+        <w:gridCol w:w="3820"/>
+        <w:gridCol w:w="1719"/>
+        <w:gridCol w:w="3821"/>
+      </w:tblGrid>
+      <w:tr>
+        <w:trPr>
+          <w:tblHeader/>
+        </w:trPr>
+        <w:tc>
+          <w:tcPr>
+            <w:tcW w:type="dxa" w:w="3820"/>
+            <w:tcBorders>
+              <w:top w:val="single" w:color="D9C3A8" w:sz="4"/>
+              <w:left w:val="single" w:color="D9C3A8" w:sz="4"/>
+              <w:bottom w:val="single" w:color="D9C3A8" w:sz="4"/>
+              <w:right w:val="single" w:color="D9C3A8" w:sz="4"/>
+            </w:tcBorders>
+            <w:shd w:fill="4A2018" w:color="auto" w:val="clear"/>
+            <w:tcMar>
+              <w:top w:type="dxa" w:w="50"/>
+              <w:left w:type="dxa" w:w="80"/>
+              <w:bottom w:type="dxa" w:w="50"/>
+              <w:right w:type="dxa" w:w="80"/>
+            </w:tcMar>
+          </w:tcPr>
+          <w:p>
+            <w:r>
+              <w:rPr>
+                <w:b/>
+                <w:bCs/>
+                <w:color w:val="FFFFFF"/>
+                <w:sz w:val="19"/>
+                <w:szCs w:val="19"/>
+              </w:rPr>
+              <w:t xml:space="preserve">Parte del plan</w:t>
+            </w:r>
+          </w:p>
+        </w:tc>
+        <w:tc>
+          <w:tcPr>
+            <w:tcW w:type="dxa" w:w="1719"/>
+            <w:tcBorders>
+              <w:top w:val="single" w:color="D9C3A8" w:sz="4"/>
+              <w:left w:val="single" w:color="D9C3A8" w:sz="4"/>
+              <w:bottom w:val="single" w:color="D9C3A8" w:sz="4"/>
+              <w:right w:val="single" w:color="D9C3A8" w:sz="4"/>
+            </w:tcBorders>
+            <w:shd w:fill="4A2018" w:color="auto" w:val="clear"/>
+            <w:tcMar>
+              <w:top w:type="dxa" w:w="50"/>
+              <w:left w:type="dxa" w:w="80"/>
+              <w:bottom w:type="dxa" w:w="50"/>
+              <w:right w:type="dxa" w:w="80"/>
+            </w:tcMar>
+          </w:tcPr>
+          <w:p>
+            <w:r>
+              <w:rPr>
+                <w:b/>
+                <w:bCs/>
+                <w:color w:val="FFFFFF"/>
+                <w:sz w:val="19"/>
+                <w:szCs w:val="19"/>
+              </w:rPr>
+              <w:t xml:space="preserve">¿Depende del CPA?</w:t>
+            </w:r>
+          </w:p>
+        </w:tc>
+        <w:tc>
+          <w:tcPr>
+            <w:tcW w:type="dxa" w:w="3821"/>
+            <w:tcBorders>
+              <w:top w:val="single" w:color="D9C3A8" w:sz="4"/>
+              <w:left w:val="single" w:color="D9C3A8" w:sz="4"/>
+              <w:bottom w:val="single" w:color="D9C3A8" w:sz="4"/>
+              <w:right w:val="single" w:color="D9C3A8" w:sz="4"/>
+            </w:tcBorders>
+            <w:shd w:fill="4A2018" w:color="auto" w:val="clear"/>
+            <w:tcMar>
+              <w:top w:type="dxa" w:w="50"/>
+              <w:left w:type="dxa" w:w="80"/>
+              <w:bottom w:type="dxa" w:w="50"/>
+              <w:right w:type="dxa" w:w="80"/>
+            </w:tcMar>
+          </w:tcPr>
+          <w:p>
+            <w:r>
+              <w:rPr>
+                <w:b/>
+                <w:bCs/>
+                <w:color w:val="FFFFFF"/>
+                <w:sz w:val="19"/>
+                <w:szCs w:val="19"/>
+              </w:rPr>
+              <w:t xml:space="preserve">Por qué</w:t>
+            </w:r>
+          </w:p>
+        </w:tc>
+      </w:tr>
+      <w:tr>
+        <w:trPr>
+          <w:tblHeader w:val="false"/>
+        </w:trPr>
+        <w:tc>
+          <w:tcPr>
+            <w:tcW w:type="dxa" w:w="3820"/>
+            <w:tcBorders>
+              <w:top w:val="single" w:color="D9C3A8" w:sz="4"/>
+              <w:left w:val="single" w:color="D9C3A8" w:sz="4"/>
+              <w:bottom w:val="single" w:color="D9C3A8" w:sz="4"/>
+              <w:right w:val="single" w:color="D9C3A8" w:sz="4"/>
+            </w:tcBorders>
+            <w:shd w:fill="FFFFFF" w:color="auto" w:val="clear"/>
+            <w:tcMar>
+              <w:top w:type="dxa" w:w="50"/>
+              <w:left w:type="dxa" w:w="80"/>
+              <w:bottom w:type="dxa" w:w="50"/>
+              <w:right w:type="dxa" w:w="80"/>
+            </w:tcMar>
+          </w:tcPr>
+          <w:p>
+            <w:r>
+              <w:rPr>
+                <w:sz w:val="19"/>
+                <w:szCs w:val="19"/>
+              </w:rPr>
+              <w:t xml:space="preserve">Ventas del Excel v7 (52,331 brownies, S/244,728)</w:t>
+            </w:r>
+          </w:p>
+        </w:tc>
+        <w:tc>
+          <w:tcPr>
+            <w:tcW w:type="dxa" w:w="1719"/>
+            <w:tcBorders>
+              <w:top w:val="single" w:color="D9C3A8" w:sz="4"/>
+              <w:left w:val="single" w:color="D9C3A8" w:sz="4"/>
+              <w:bottom w:val="single" w:color="D9C3A8" w:sz="4"/>
+              <w:right w:val="single" w:color="D9C3A8" w:sz="4"/>
+            </w:tcBorders>
+            <w:shd w:fill="FFFFFF" w:color="auto" w:val="clear"/>
+            <w:tcMar>
+              <w:top w:type="dxa" w:w="50"/>
+              <w:left w:type="dxa" w:w="80"/>
+              <w:bottom w:type="dxa" w:w="50"/>
+              <w:right w:type="dxa" w:w="80"/>
+            </w:tcMar>
+          </w:tcPr>
+          <w:p>
+            <w:r>
+              <w:rPr>
+                <w:sz w:val="19"/>
+                <w:szCs w:val="19"/>
+              </w:rPr>
+              <w:t xml:space="preserve">No</w:t>
+            </w:r>
+          </w:p>
+        </w:tc>
+        <w:tc>
+          <w:tcPr>
+            <w:tcW w:type="dxa" w:w="3821"/>
+            <w:tcBorders>
+              <w:top w:val="single" w:color="D9C3A8" w:sz="4"/>
+              <w:left w:val="single" w:color="D9C3A8" w:sz="4"/>
+              <w:bottom w:val="single" w:color="D9C3A8" w:sz="4"/>
+              <w:right w:val="single" w:color="D9C3A8" w:sz="4"/>
+            </w:tcBorders>
+            <w:shd w:fill="FFFFFF" w:color="auto" w:val="clear"/>
+            <w:tcMar>
+              <w:top w:type="dxa" w:w="50"/>
+              <w:left w:type="dxa" w:w="80"/>
+              <w:bottom w:type="dxa" w:w="50"/>
+              <w:right w:type="dxa" w:w="80"/>
+            </w:tcMar>
+          </w:tcPr>
+          <w:p>
+            <w:r>
+              <w:rPr>
+                <w:sz w:val="19"/>
+                <w:szCs w:val="19"/>
+              </w:rPr>
+              <w:t xml:space="preserve">Salen de puntos × días × brownies por día, ferias, eventos, 35 % de recompra, colegios y naturistas</w:t>
+            </w:r>
+          </w:p>
+        </w:tc>
+      </w:tr>
+      <w:tr>
+        <w:trPr>
+          <w:tblHeader w:val="false"/>
+        </w:trPr>
+        <w:tc>
+          <w:tcPr>
+            <w:tcW w:type="dxa" w:w="3820"/>
+            <w:tcBorders>
+              <w:top w:val="single" w:color="D9C3A8" w:sz="4"/>
+              <w:left w:val="single" w:color="D9C3A8" w:sz="4"/>
+              <w:bottom w:val="single" w:color="D9C3A8" w:sz="4"/>
+              <w:right w:val="single" w:color="D9C3A8" w:sz="4"/>
+            </w:tcBorders>
+            <w:shd w:fill="F7ECDA" w:color="auto" w:val="clear"/>
+            <w:tcMar>
+              <w:top w:type="dxa" w:w="50"/>
+              <w:left w:type="dxa" w:w="80"/>
+              <w:bottom w:type="dxa" w:w="50"/>
+              <w:right w:type="dxa" w:w="80"/>
+            </w:tcMar>
+          </w:tcPr>
+          <w:p>
+            <w:r>
+              <w:rPr>
+                <w:sz w:val="19"/>
+                <w:szCs w:val="19"/>
+              </w:rPr>
+              <w:t xml:space="preserve">Resultado operativo (S/13,423), utilidad neta (S/10,379) y ROI del negocio (41.5 %)</w:t>
+            </w:r>
+          </w:p>
+        </w:tc>
+        <w:tc>
+          <w:tcPr>
+            <w:tcW w:type="dxa" w:w="1719"/>
+            <w:tcBorders>
+              <w:top w:val="single" w:color="D9C3A8" w:sz="4"/>
+              <w:left w:val="single" w:color="D9C3A8" w:sz="4"/>
+              <w:bottom w:val="single" w:color="D9C3A8" w:sz="4"/>
+              <w:right w:val="single" w:color="D9C3A8" w:sz="4"/>
+            </w:tcBorders>
+            <w:shd w:fill="F7ECDA" w:color="auto" w:val="clear"/>
+            <w:tcMar>
+              <w:top w:type="dxa" w:w="50"/>
+              <w:left w:type="dxa" w:w="80"/>
+              <w:bottom w:type="dxa" w:w="50"/>
+              <w:right w:type="dxa" w:w="80"/>
+            </w:tcMar>
+          </w:tcPr>
+          <w:p>
+            <w:r>
+              <w:rPr>
+                <w:sz w:val="19"/>
+                <w:szCs w:val="19"/>
+              </w:rPr>
+              <w:t xml:space="preserve">No</w:t>
+            </w:r>
+          </w:p>
+        </w:tc>
+        <w:tc>
+          <w:tcPr>
+            <w:tcW w:type="dxa" w:w="3821"/>
+            <w:tcBorders>
+              <w:top w:val="single" w:color="D9C3A8" w:sz="4"/>
+              <w:left w:val="single" w:color="D9C3A8" w:sz="4"/>
+              <w:bottom w:val="single" w:color="D9C3A8" w:sz="4"/>
+              <w:right w:val="single" w:color="D9C3A8" w:sz="4"/>
+            </w:tcBorders>
+            <w:shd w:fill="F7ECDA" w:color="auto" w:val="clear"/>
+            <w:tcMar>
+              <w:top w:type="dxa" w:w="50"/>
+              <w:left w:type="dxa" w:w="80"/>
+              <w:bottom w:type="dxa" w:w="50"/>
+              <w:right w:type="dxa" w:w="80"/>
+            </w:tcMar>
+          </w:tcPr>
+          <w:p>
+            <w:r>
+              <w:rPr>
+                <w:sz w:val="19"/>
+                <w:szCs w:val="19"/>
+              </w:rPr>
+              <w:t xml:space="preserve">La pauta (S/5,050) ya está restada como costo fijo, sin ventas</w:t>
+            </w:r>
+          </w:p>
+        </w:tc>
+      </w:tr>
+      <w:tr>
+        <w:trPr>
+          <w:tblHeader w:val="false"/>
+        </w:trPr>
+        <w:tc>
+          <w:tcPr>
+            <w:tcW w:type="dxa" w:w="3820"/>
+            <w:tcBorders>
+              <w:top w:val="single" w:color="D9C3A8" w:sz="4"/>
+              <w:left w:val="single" w:color="D9C3A8" w:sz="4"/>
+              <w:bottom w:val="single" w:color="D9C3A8" w:sz="4"/>
+              <w:right w:val="single" w:color="D9C3A8" w:sz="4"/>
+            </w:tcBorders>
+            <w:shd w:fill="FFFFFF" w:color="auto" w:val="clear"/>
+            <w:tcMar>
+              <w:top w:type="dxa" w:w="50"/>
+              <w:left w:type="dxa" w:w="80"/>
+              <w:bottom w:type="dxa" w:w="50"/>
+              <w:right w:type="dxa" w:w="80"/>
+            </w:tcMar>
+          </w:tcPr>
+          <w:p>
+            <w:r>
+              <w:rPr>
+                <w:sz w:val="19"/>
+                <w:szCs w:val="19"/>
+              </w:rPr>
+              <w:t xml:space="preserve">Mes de recuperación de la inversión (mes 23)</w:t>
+            </w:r>
+          </w:p>
+        </w:tc>
+        <w:tc>
+          <w:tcPr>
+            <w:tcW w:type="dxa" w:w="1719"/>
+            <w:tcBorders>
+              <w:top w:val="single" w:color="D9C3A8" w:sz="4"/>
+              <w:left w:val="single" w:color="D9C3A8" w:sz="4"/>
+              <w:bottom w:val="single" w:color="D9C3A8" w:sz="4"/>
+              <w:right w:val="single" w:color="D9C3A8" w:sz="4"/>
+            </w:tcBorders>
+            <w:shd w:fill="FFFFFF" w:color="auto" w:val="clear"/>
+            <w:tcMar>
+              <w:top w:type="dxa" w:w="50"/>
+              <w:left w:type="dxa" w:w="80"/>
+              <w:bottom w:type="dxa" w:w="50"/>
+              <w:right w:type="dxa" w:w="80"/>
+            </w:tcMar>
+          </w:tcPr>
+          <w:p>
+            <w:r>
+              <w:rPr>
+                <w:sz w:val="19"/>
+                <w:szCs w:val="19"/>
+              </w:rPr>
+              <w:t xml:space="preserve">No, en el Excel</w:t>
+            </w:r>
+          </w:p>
+        </w:tc>
+        <w:tc>
+          <w:tcPr>
+            <w:tcW w:type="dxa" w:w="3821"/>
+            <w:tcBorders>
+              <w:top w:val="single" w:color="D9C3A8" w:sz="4"/>
+              <w:left w:val="single" w:color="D9C3A8" w:sz="4"/>
+              <w:bottom w:val="single" w:color="D9C3A8" w:sz="4"/>
+              <w:right w:val="single" w:color="D9C3A8" w:sz="4"/>
+            </w:tcBorders>
+            <w:shd w:fill="FFFFFF" w:color="auto" w:val="clear"/>
+            <w:tcMar>
+              <w:top w:type="dxa" w:w="50"/>
+              <w:left w:type="dxa" w:w="80"/>
+              <w:bottom w:type="dxa" w:w="50"/>
+              <w:right w:type="dxa" w:w="80"/>
+            </w:tcMar>
+          </w:tcPr>
+          <w:p>
+            <w:r>
+              <w:rPr>
+                <w:sz w:val="19"/>
+                <w:szCs w:val="19"/>
+              </w:rPr>
+              <w:t xml:space="preserve">Sale del resultado acumulado del Excel</w:t>
+            </w:r>
+          </w:p>
+        </w:tc>
+      </w:tr>
+      <w:tr>
+        <w:trPr>
+          <w:tblHeader w:val="false"/>
+        </w:trPr>
+        <w:tc>
+          <w:tcPr>
+            <w:tcW w:type="dxa" w:w="3820"/>
+            <w:tcBorders>
+              <w:top w:val="single" w:color="D9C3A8" w:sz="4"/>
+              <w:left w:val="single" w:color="D9C3A8" w:sz="4"/>
+              <w:bottom w:val="single" w:color="D9C3A8" w:sz="4"/>
+              <w:right w:val="single" w:color="D9C3A8" w:sz="4"/>
+            </w:tcBorders>
+            <w:shd w:fill="F7ECDA" w:color="auto" w:val="clear"/>
+            <w:tcMar>
+              <w:top w:type="dxa" w:w="50"/>
+              <w:left w:type="dxa" w:w="80"/>
+              <w:bottom w:type="dxa" w:w="50"/>
+              <w:right w:type="dxa" w:w="80"/>
+            </w:tcMar>
+          </w:tcPr>
+          <w:p>
+            <w:r>
+              <w:rPr>
+                <w:sz w:val="19"/>
+                <w:szCs w:val="19"/>
+              </w:rPr>
+              <w:t xml:space="preserve">ROI de marketing del Excel (74 %; techo 132 %, piso 16 %)</w:t>
+            </w:r>
+          </w:p>
+        </w:tc>
+        <w:tc>
+          <w:tcPr>
+            <w:tcW w:type="dxa" w:w="1719"/>
+            <w:tcBorders>
+              <w:top w:val="single" w:color="D9C3A8" w:sz="4"/>
+              <w:left w:val="single" w:color="D9C3A8" w:sz="4"/>
+              <w:bottom w:val="single" w:color="D9C3A8" w:sz="4"/>
+              <w:right w:val="single" w:color="D9C3A8" w:sz="4"/>
+            </w:tcBorders>
+            <w:shd w:fill="F7ECDA" w:color="auto" w:val="clear"/>
+            <w:tcMar>
+              <w:top w:type="dxa" w:w="50"/>
+              <w:left w:type="dxa" w:w="80"/>
+              <w:bottom w:type="dxa" w:w="50"/>
+              <w:right w:type="dxa" w:w="80"/>
+            </w:tcMar>
+          </w:tcPr>
+          <w:p>
+            <w:r>
+              <w:rPr>
+                <w:sz w:val="19"/>
+                <w:szCs w:val="19"/>
+              </w:rPr>
+              <w:t xml:space="preserve">No</w:t>
+            </w:r>
+          </w:p>
+        </w:tc>
+        <w:tc>
+          <w:tcPr>
+            <w:tcW w:type="dxa" w:w="3821"/>
+            <w:tcBorders>
+              <w:top w:val="single" w:color="D9C3A8" w:sz="4"/>
+              <w:left w:val="single" w:color="D9C3A8" w:sz="4"/>
+              <w:bottom w:val="single" w:color="D9C3A8" w:sz="4"/>
+              <w:right w:val="single" w:color="D9C3A8" w:sz="4"/>
+            </w:tcBorders>
+            <w:shd w:fill="F7ECDA" w:color="auto" w:val="clear"/>
+            <w:tcMar>
+              <w:top w:type="dxa" w:w="50"/>
+              <w:left w:type="dxa" w:w="80"/>
+              <w:bottom w:type="dxa" w:w="50"/>
+              <w:right w:type="dxa" w:w="80"/>
+            </w:tcMar>
+          </w:tcPr>
+          <w:p>
+            <w:r>
+              <w:rPr>
+                <w:sz w:val="19"/>
+                <w:szCs w:val="19"/>
+              </w:rPr>
+              <w:t xml:space="preserve">Usa la contribución del Excel (S/56,824) y el presupuesto (S/24,544), que no cambian</w:t>
+            </w:r>
+          </w:p>
+        </w:tc>
+      </w:tr>
+      <w:tr>
+        <w:trPr>
+          <w:tblHeader w:val="false"/>
+        </w:trPr>
+        <w:tc>
+          <w:tcPr>
+            <w:tcW w:type="dxa" w:w="3820"/>
+            <w:tcBorders>
+              <w:top w:val="single" w:color="D9C3A8" w:sz="4"/>
+              <w:left w:val="single" w:color="D9C3A8" w:sz="4"/>
+              <w:bottom w:val="single" w:color="D9C3A8" w:sz="4"/>
+              <w:right w:val="single" w:color="D9C3A8" w:sz="4"/>
+            </w:tcBorders>
+            <w:shd w:fill="FFFFFF" w:color="auto" w:val="clear"/>
+            <w:tcMar>
+              <w:top w:type="dxa" w:w="50"/>
+              <w:left w:type="dxa" w:w="80"/>
+              <w:bottom w:type="dxa" w:w="50"/>
+              <w:right w:type="dxa" w:w="80"/>
+            </w:tcMar>
+          </w:tcPr>
+          <w:p>
+            <w:r>
+              <w:rPr>
+                <w:sz w:val="19"/>
+                <w:szCs w:val="19"/>
+              </w:rPr>
+              <w:t xml:space="preserve">Contactos extra que trae la pauta y sus pedidos</w:t>
+            </w:r>
+          </w:p>
+        </w:tc>
+        <w:tc>
+          <w:tcPr>
+            <w:tcW w:type="dxa" w:w="1719"/>
+            <w:tcBorders>
+              <w:top w:val="single" w:color="D9C3A8" w:sz="4"/>
+              <w:left w:val="single" w:color="D9C3A8" w:sz="4"/>
+              <w:bottom w:val="single" w:color="D9C3A8" w:sz="4"/>
+              <w:right w:val="single" w:color="D9C3A8" w:sz="4"/>
+            </w:tcBorders>
+            <w:shd w:fill="FFFFFF" w:color="auto" w:val="clear"/>
+            <w:tcMar>
+              <w:top w:type="dxa" w:w="50"/>
+              <w:left w:type="dxa" w:w="80"/>
+              <w:bottom w:type="dxa" w:w="50"/>
+              <w:right w:type="dxa" w:w="80"/>
+            </w:tcMar>
+          </w:tcPr>
+          <w:p>
+            <w:r>
+              <w:rPr>
+                <w:b/>
+                <w:bCs/>
+                <w:sz w:val="19"/>
+                <w:szCs w:val="19"/>
+              </w:rPr>
+              <w:t xml:space="preserve">Sí</w:t>
+            </w:r>
+          </w:p>
+        </w:tc>
+        <w:tc>
+          <w:tcPr>
+            <w:tcW w:type="dxa" w:w="3821"/>
+            <w:tcBorders>
+              <w:top w:val="single" w:color="D9C3A8" w:sz="4"/>
+              <w:left w:val="single" w:color="D9C3A8" w:sz="4"/>
+              <w:bottom w:val="single" w:color="D9C3A8" w:sz="4"/>
+              <w:right w:val="single" w:color="D9C3A8" w:sz="4"/>
+            </w:tcBorders>
+            <w:shd w:fill="FFFFFF" w:color="auto" w:val="clear"/>
+            <w:tcMar>
+              <w:top w:type="dxa" w:w="50"/>
+              <w:left w:type="dxa" w:w="80"/>
+              <w:bottom w:type="dxa" w:w="50"/>
+              <w:right w:type="dxa" w:w="80"/>
+            </w:tcMar>
+          </w:tcPr>
+          <w:p>
+            <w:r>
+              <w:rPr>
+                <w:sz w:val="19"/>
+                <w:szCs w:val="19"/>
+              </w:rPr>
+              <w:t xml:space="preserve">Contactos = pauta ÷ CPA</w:t>
+            </w:r>
+          </w:p>
+        </w:tc>
+      </w:tr>
+      <w:tr>
+        <w:trPr>
+          <w:tblHeader w:val="false"/>
+        </w:trPr>
+        <w:tc>
+          <w:tcPr>
+            <w:tcW w:type="dxa" w:w="3820"/>
+            <w:tcBorders>
+              <w:top w:val="single" w:color="D9C3A8" w:sz="4"/>
+              <w:left w:val="single" w:color="D9C3A8" w:sz="4"/>
+              <w:bottom w:val="single" w:color="D9C3A8" w:sz="4"/>
+              <w:right w:val="single" w:color="D9C3A8" w:sz="4"/>
+            </w:tcBorders>
+            <w:shd w:fill="F7ECDA" w:color="auto" w:val="clear"/>
+            <w:tcMar>
+              <w:top w:type="dxa" w:w="50"/>
+              <w:left w:type="dxa" w:w="80"/>
+              <w:bottom w:type="dxa" w:w="50"/>
+              <w:right w:type="dxa" w:w="80"/>
+            </w:tcMar>
+          </w:tcPr>
+          <w:p>
+            <w:r>
+              <w:rPr>
+                <w:sz w:val="19"/>
+                <w:szCs w:val="19"/>
+              </w:rPr>
+              <w:t xml:space="preserve">Tráfico al stand que pueda traer la pauta</w:t>
+            </w:r>
+          </w:p>
+        </w:tc>
+        <w:tc>
+          <w:tcPr>
+            <w:tcW w:type="dxa" w:w="1719"/>
+            <w:tcBorders>
+              <w:top w:val="single" w:color="D9C3A8" w:sz="4"/>
+              <w:left w:val="single" w:color="D9C3A8" w:sz="4"/>
+              <w:bottom w:val="single" w:color="D9C3A8" w:sz="4"/>
+              <w:right w:val="single" w:color="D9C3A8" w:sz="4"/>
+            </w:tcBorders>
+            <w:shd w:fill="F7ECDA" w:color="auto" w:val="clear"/>
+            <w:tcMar>
+              <w:top w:type="dxa" w:w="50"/>
+              <w:left w:type="dxa" w:w="80"/>
+              <w:bottom w:type="dxa" w:w="50"/>
+              <w:right w:type="dxa" w:w="80"/>
+            </w:tcMar>
+          </w:tcPr>
+          <w:p>
+            <w:r>
+              <w:rPr>
+                <w:sz w:val="19"/>
+                <w:szCs w:val="19"/>
+              </w:rPr>
+              <w:t xml:space="preserve">Quizás, pero no está medido</w:t>
+            </w:r>
+          </w:p>
+        </w:tc>
+        <w:tc>
+          <w:tcPr>
+            <w:tcW w:type="dxa" w:w="3821"/>
+            <w:tcBorders>
+              <w:top w:val="single" w:color="D9C3A8" w:sz="4"/>
+              <w:left w:val="single" w:color="D9C3A8" w:sz="4"/>
+              <w:bottom w:val="single" w:color="D9C3A8" w:sz="4"/>
+              <w:right w:val="single" w:color="D9C3A8" w:sz="4"/>
+            </w:tcBorders>
+            <w:shd w:fill="F7ECDA" w:color="auto" w:val="clear"/>
+            <w:tcMar>
+              <w:top w:type="dxa" w:w="50"/>
+              <w:left w:type="dxa" w:w="80"/>
+              <w:bottom w:type="dxa" w:w="50"/>
+              <w:right w:type="dxa" w:w="80"/>
+            </w:tcMar>
+          </w:tcPr>
+          <w:p>
+            <w:r>
+              <w:rPr>
+                <w:sz w:val="19"/>
+                <w:szCs w:val="19"/>
+              </w:rPr>
+              <w:t xml:space="preserve">El Excel no separa qué parte de los 80 a 90 brownies por día viene de la pauta (ver "Qué falta confirmar", al final de esta sección)</w:t>
+            </w:r>
+          </w:p>
+        </w:tc>
+      </w:tr>
+    </w:tbl>
+    <w:p>
+      <w:pPr>
+        <w:spacing w:after="80"/>
+      </w:pPr>
+    </w:p>
+    <w:p>
+      <w:pPr>
+        <w:spacing w:after="120"/>
+      </w:pPr>
+      <w:r>
+        <w:rPr>
+          <w:b/>
+          <w:bCs/>
+        </w:rPr>
+        <w:t xml:space="preserve">Supuestos que usamos para conectar contactos y ventas</w:t>
+      </w:r>
+      <w:r>
+        <w:t xml:space="preserve"> (el Excel no los tiene; salen de este punto y del documento 10):</w:t>
+      </w:r>
+    </w:p>
+    <w:tbl>
+      <w:tblPr>
+        <w:tblW w:type="dxa" w:w="9360"/>
+        <w:tblBorders>
+          <w:top w:val="single" w:color="auto" w:sz="4"/>
+          <w:left w:val="single" w:color="auto" w:sz="4"/>
+          <w:bottom w:val="single" w:color="auto" w:sz="4"/>
+          <w:right w:val="single" w:color="auto" w:sz="4"/>
+          <w:insideH w:val="single" w:color="auto" w:sz="4"/>
+          <w:insideV w:val="single" w:color="auto" w:sz="4"/>
+        </w:tblBorders>
+      </w:tblPr>
+      <w:tblGrid>
+        <w:gridCol w:w="2942"/>
+        <w:gridCol w:w="3209"/>
+        <w:gridCol w:w="3209"/>
+      </w:tblGrid>
+      <w:tr>
+        <w:trPr>
+          <w:tblHeader/>
+        </w:trPr>
+        <w:tc>
+          <w:tcPr>
+            <w:tcW w:type="dxa" w:w="2942"/>
+            <w:tcBorders>
+              <w:top w:val="single" w:color="D9C3A8" w:sz="4"/>
+              <w:left w:val="single" w:color="D9C3A8" w:sz="4"/>
+              <w:bottom w:val="single" w:color="D9C3A8" w:sz="4"/>
+              <w:right w:val="single" w:color="D9C3A8" w:sz="4"/>
+            </w:tcBorders>
+            <w:shd w:fill="4A2018" w:color="auto" w:val="clear"/>
+            <w:tcMar>
+              <w:top w:type="dxa" w:w="50"/>
+              <w:left w:type="dxa" w:w="80"/>
+              <w:bottom w:type="dxa" w:w="50"/>
+              <w:right w:type="dxa" w:w="80"/>
+            </w:tcMar>
+          </w:tcPr>
+          <w:p>
+            <w:r>
+              <w:rPr>
+                <w:b/>
+                <w:bCs/>
+                <w:color w:val="FFFFFF"/>
+                <w:sz w:val="19"/>
+                <w:szCs w:val="19"/>
+              </w:rPr>
+              <w:t xml:space="preserve">Dato</w:t>
+            </w:r>
+          </w:p>
+        </w:tc>
+        <w:tc>
+          <w:tcPr>
+            <w:tcW w:type="dxa" w:w="3209"/>
+            <w:tcBorders>
+              <w:top w:val="single" w:color="D9C3A8" w:sz="4"/>
+              <w:left w:val="single" w:color="D9C3A8" w:sz="4"/>
+              <w:bottom w:val="single" w:color="D9C3A8" w:sz="4"/>
+              <w:right w:val="single" w:color="D9C3A8" w:sz="4"/>
+            </w:tcBorders>
+            <w:shd w:fill="4A2018" w:color="auto" w:val="clear"/>
+            <w:tcMar>
+              <w:top w:type="dxa" w:w="50"/>
+              <w:left w:type="dxa" w:w="80"/>
+              <w:bottom w:type="dxa" w:w="50"/>
+              <w:right w:type="dxa" w:w="80"/>
+            </w:tcMar>
+          </w:tcPr>
+          <w:p>
+            <w:r>
+              <w:rPr>
+                <w:b/>
+                <w:bCs/>
+                <w:color w:val="FFFFFF"/>
+                <w:sz w:val="19"/>
+                <w:szCs w:val="19"/>
+              </w:rPr>
+              <w:t xml:space="preserve">Valor</w:t>
+            </w:r>
+          </w:p>
+        </w:tc>
+        <w:tc>
+          <w:tcPr>
+            <w:tcW w:type="dxa" w:w="3209"/>
+            <w:tcBorders>
+              <w:top w:val="single" w:color="D9C3A8" w:sz="4"/>
+              <w:left w:val="single" w:color="D9C3A8" w:sz="4"/>
+              <w:bottom w:val="single" w:color="D9C3A8" w:sz="4"/>
+              <w:right w:val="single" w:color="D9C3A8" w:sz="4"/>
+            </w:tcBorders>
+            <w:shd w:fill="4A2018" w:color="auto" w:val="clear"/>
+            <w:tcMar>
+              <w:top w:type="dxa" w:w="50"/>
+              <w:left w:type="dxa" w:w="80"/>
+              <w:bottom w:type="dxa" w:w="50"/>
+              <w:right w:type="dxa" w:w="80"/>
+            </w:tcMar>
+          </w:tcPr>
+          <w:p>
+            <w:r>
+              <w:rPr>
+                <w:b/>
+                <w:bCs/>
+                <w:color w:val="FFFFFF"/>
+                <w:sz w:val="19"/>
+                <w:szCs w:val="19"/>
+              </w:rPr>
+              <w:t xml:space="preserve">Fuente</w:t>
+            </w:r>
+          </w:p>
+        </w:tc>
+      </w:tr>
+      <w:tr>
+        <w:trPr>
+          <w:tblHeader w:val="false"/>
+        </w:trPr>
+        <w:tc>
+          <w:tcPr>
+            <w:tcW w:type="dxa" w:w="2942"/>
+            <w:tcBorders>
+              <w:top w:val="single" w:color="D9C3A8" w:sz="4"/>
+              <w:left w:val="single" w:color="D9C3A8" w:sz="4"/>
+              <w:bottom w:val="single" w:color="D9C3A8" w:sz="4"/>
+              <w:right w:val="single" w:color="D9C3A8" w:sz="4"/>
+            </w:tcBorders>
+            <w:shd w:fill="FFFFFF" w:color="auto" w:val="clear"/>
+            <w:tcMar>
+              <w:top w:type="dxa" w:w="50"/>
+              <w:left w:type="dxa" w:w="80"/>
+              <w:bottom w:type="dxa" w:w="50"/>
+              <w:right w:type="dxa" w:w="80"/>
+            </w:tcMar>
+          </w:tcPr>
+          <w:p>
+            <w:r>
+              <w:rPr>
+                <w:sz w:val="19"/>
+                <w:szCs w:val="19"/>
+              </w:rPr>
+              <w:t xml:space="preserve">Frecuencia de pedido de un contacto</w:t>
+            </w:r>
+          </w:p>
+        </w:tc>
+        <w:tc>
+          <w:tcPr>
+            <w:tcW w:type="dxa" w:w="3209"/>
+            <w:tcBorders>
+              <w:top w:val="single" w:color="D9C3A8" w:sz="4"/>
+              <w:left w:val="single" w:color="D9C3A8" w:sz="4"/>
+              <w:bottom w:val="single" w:color="D9C3A8" w:sz="4"/>
+              <w:right w:val="single" w:color="D9C3A8" w:sz="4"/>
+            </w:tcBorders>
+            <w:shd w:fill="FFFFFF" w:color="auto" w:val="clear"/>
+            <w:tcMar>
+              <w:top w:type="dxa" w:w="50"/>
+              <w:left w:type="dxa" w:w="80"/>
+              <w:bottom w:type="dxa" w:w="50"/>
+              <w:right w:type="dxa" w:w="80"/>
+            </w:tcMar>
+          </w:tcPr>
+          <w:p>
+            <w:r>
+              <w:rPr>
+                <w:sz w:val="19"/>
+                <w:szCs w:val="19"/>
+              </w:rPr>
+              <w:t xml:space="preserve">1 de cada 15 contactos pide cada mes [SUPUESTO]</w:t>
+            </w:r>
+          </w:p>
+        </w:tc>
+        <w:tc>
+          <w:tcPr>
+            <w:tcW w:type="dxa" w:w="3209"/>
+            <w:tcBorders>
+              <w:top w:val="single" w:color="D9C3A8" w:sz="4"/>
+              <w:left w:val="single" w:color="D9C3A8" w:sz="4"/>
+              <w:bottom w:val="single" w:color="D9C3A8" w:sz="4"/>
+              <w:right w:val="single" w:color="D9C3A8" w:sz="4"/>
+            </w:tcBorders>
+            <w:shd w:fill="FFFFFF" w:color="auto" w:val="clear"/>
+            <w:tcMar>
+              <w:top w:type="dxa" w:w="50"/>
+              <w:left w:type="dxa" w:w="80"/>
+              <w:bottom w:type="dxa" w:w="50"/>
+              <w:right w:type="dxa" w:w="80"/>
+            </w:tcMar>
+          </w:tcPr>
+          <w:p>
+            <w:r>
+              <w:rPr>
+                <w:sz w:val="19"/>
+                <w:szCs w:val="19"/>
+              </w:rPr>
+              <w:t xml:space="preserve">Documento 10, sección 6.3: "Con 2,000 contactos, basta que compre 1 de cada 15 cada mes". Cuadra con el 20 % de contactos que compra (sección 2.1): en 3 meses, 3 × 1/15 = 20 %</w:t>
+            </w:r>
+          </w:p>
+        </w:tc>
+      </w:tr>
+      <w:tr>
+        <w:trPr>
+          <w:tblHeader w:val="false"/>
+        </w:trPr>
+        <w:tc>
+          <w:tcPr>
+            <w:tcW w:type="dxa" w:w="2942"/>
+            <w:tcBorders>
+              <w:top w:val="single" w:color="D9C3A8" w:sz="4"/>
+              <w:left w:val="single" w:color="D9C3A8" w:sz="4"/>
+              <w:bottom w:val="single" w:color="D9C3A8" w:sz="4"/>
+              <w:right w:val="single" w:color="D9C3A8" w:sz="4"/>
+            </w:tcBorders>
+            <w:shd w:fill="F7ECDA" w:color="auto" w:val="clear"/>
+            <w:tcMar>
+              <w:top w:type="dxa" w:w="50"/>
+              <w:left w:type="dxa" w:w="80"/>
+              <w:bottom w:type="dxa" w:w="50"/>
+              <w:right w:type="dxa" w:w="80"/>
+            </w:tcMar>
+          </w:tcPr>
+          <w:p>
+            <w:r>
+              <w:rPr>
+                <w:sz w:val="19"/>
+                <w:szCs w:val="19"/>
+              </w:rPr>
+              <w:t xml:space="preserve">Contactos que se vuelven clientes</w:t>
+            </w:r>
+          </w:p>
+        </w:tc>
+        <w:tc>
+          <w:tcPr>
+            <w:tcW w:type="dxa" w:w="3209"/>
+            <w:tcBorders>
+              <w:top w:val="single" w:color="D9C3A8" w:sz="4"/>
+              <w:left w:val="single" w:color="D9C3A8" w:sz="4"/>
+              <w:bottom w:val="single" w:color="D9C3A8" w:sz="4"/>
+              <w:right w:val="single" w:color="D9C3A8" w:sz="4"/>
+            </w:tcBorders>
+            <w:shd w:fill="F7ECDA" w:color="auto" w:val="clear"/>
+            <w:tcMar>
+              <w:top w:type="dxa" w:w="50"/>
+              <w:left w:type="dxa" w:w="80"/>
+              <w:bottom w:type="dxa" w:w="50"/>
+              <w:right w:type="dxa" w:w="80"/>
+            </w:tcMar>
+          </w:tcPr>
+          <w:p>
+            <w:r>
+              <w:rPr>
+                <w:sz w:val="19"/>
+                <w:szCs w:val="19"/>
+              </w:rPr>
+              <w:t xml:space="preserve">20 % [META PROPUESTA]</w:t>
+            </w:r>
+          </w:p>
+        </w:tc>
+        <w:tc>
+          <w:tcPr>
+            <w:tcW w:type="dxa" w:w="3209"/>
+            <w:tcBorders>
+              <w:top w:val="single" w:color="D9C3A8" w:sz="4"/>
+              <w:left w:val="single" w:color="D9C3A8" w:sz="4"/>
+              <w:bottom w:val="single" w:color="D9C3A8" w:sz="4"/>
+              <w:right w:val="single" w:color="D9C3A8" w:sz="4"/>
+            </w:tcBorders>
+            <w:shd w:fill="F7ECDA" w:color="auto" w:val="clear"/>
+            <w:tcMar>
+              <w:top w:type="dxa" w:w="50"/>
+              <w:left w:type="dxa" w:w="80"/>
+              <w:bottom w:type="dxa" w:w="50"/>
+              <w:right w:type="dxa" w:w="80"/>
+            </w:tcMar>
+          </w:tcPr>
+          <w:p>
+            <w:r>
+              <w:rPr>
+                <w:sz w:val="19"/>
+                <w:szCs w:val="19"/>
+              </w:rPr>
+              <w:t xml:space="preserve">Documento 10 y sección 2.1 de este punto</w:t>
+            </w:r>
+          </w:p>
+        </w:tc>
+      </w:tr>
+      <w:tr>
+        <w:trPr>
+          <w:tblHeader w:val="false"/>
+        </w:trPr>
+        <w:tc>
+          <w:tcPr>
+            <w:tcW w:type="dxa" w:w="2942"/>
+            <w:tcBorders>
+              <w:top w:val="single" w:color="D9C3A8" w:sz="4"/>
+              <w:left w:val="single" w:color="D9C3A8" w:sz="4"/>
+              <w:bottom w:val="single" w:color="D9C3A8" w:sz="4"/>
+              <w:right w:val="single" w:color="D9C3A8" w:sz="4"/>
+            </w:tcBorders>
+            <w:shd w:fill="FFFFFF" w:color="auto" w:val="clear"/>
+            <w:tcMar>
+              <w:top w:type="dxa" w:w="50"/>
+              <w:left w:type="dxa" w:w="80"/>
+              <w:bottom w:type="dxa" w:w="50"/>
+              <w:right w:type="dxa" w:w="80"/>
+            </w:tcMar>
+          </w:tcPr>
+          <w:p>
+            <w:r>
+              <w:rPr>
+                <w:sz w:val="19"/>
+                <w:szCs w:val="19"/>
+              </w:rPr>
+              <w:t xml:space="preserve">Brownies por pedido de WhatsApp</w:t>
+            </w:r>
+          </w:p>
+        </w:tc>
+        <w:tc>
+          <w:tcPr>
+            <w:tcW w:type="dxa" w:w="3209"/>
+            <w:tcBorders>
+              <w:top w:val="single" w:color="D9C3A8" w:sz="4"/>
+              <w:left w:val="single" w:color="D9C3A8" w:sz="4"/>
+              <w:bottom w:val="single" w:color="D9C3A8" w:sz="4"/>
+              <w:right w:val="single" w:color="D9C3A8" w:sz="4"/>
+            </w:tcBorders>
+            <w:shd w:fill="FFFFFF" w:color="auto" w:val="clear"/>
+            <w:tcMar>
+              <w:top w:type="dxa" w:w="50"/>
+              <w:left w:type="dxa" w:w="80"/>
+              <w:bottom w:type="dxa" w:w="50"/>
+              <w:right w:type="dxa" w:w="80"/>
+            </w:tcMar>
+          </w:tcPr>
+          <w:p>
+            <w:r>
+              <w:rPr>
+                <w:sz w:val="19"/>
+                <w:szCs w:val="19"/>
+              </w:rPr>
+              <w:t xml:space="preserve">7.5</w:t>
+            </w:r>
+          </w:p>
+        </w:tc>
+        <w:tc>
+          <w:tcPr>
+            <w:tcW w:type="dxa" w:w="3209"/>
+            <w:tcBorders>
+              <w:top w:val="single" w:color="D9C3A8" w:sz="4"/>
+              <w:left w:val="single" w:color="D9C3A8" w:sz="4"/>
+              <w:bottom w:val="single" w:color="D9C3A8" w:sz="4"/>
+              <w:right w:val="single" w:color="D9C3A8" w:sz="4"/>
+            </w:tcBorders>
+            <w:shd w:fill="FFFFFF" w:color="auto" w:val="clear"/>
+            <w:tcMar>
+              <w:top w:type="dxa" w:w="50"/>
+              <w:left w:type="dxa" w:w="80"/>
+              <w:bottom w:type="dxa" w:w="50"/>
+              <w:right w:type="dxa" w:w="80"/>
+            </w:tcMar>
+          </w:tcPr>
+          <w:p>
+            <w:r>
+              <w:rPr>
+                <w:sz w:val="19"/>
+                <w:szCs w:val="19"/>
+              </w:rPr>
+              <w:t xml:space="preserve">Hoja Supuestos: 60 % packs de 6, 30 % packs de 12 y 10 % cajas de 3</w:t>
+            </w:r>
+          </w:p>
+        </w:tc>
+      </w:tr>
+      <w:tr>
+        <w:trPr>
+          <w:tblHeader w:val="false"/>
+        </w:trPr>
+        <w:tc>
+          <w:tcPr>
+            <w:tcW w:type="dxa" w:w="2942"/>
+            <w:tcBorders>
+              <w:top w:val="single" w:color="D9C3A8" w:sz="4"/>
+              <w:left w:val="single" w:color="D9C3A8" w:sz="4"/>
+              <w:bottom w:val="single" w:color="D9C3A8" w:sz="4"/>
+              <w:right w:val="single" w:color="D9C3A8" w:sz="4"/>
+            </w:tcBorders>
+            <w:shd w:fill="F7ECDA" w:color="auto" w:val="clear"/>
+            <w:tcMar>
+              <w:top w:type="dxa" w:w="50"/>
+              <w:left w:type="dxa" w:w="80"/>
+              <w:bottom w:type="dxa" w:w="50"/>
+              <w:right w:type="dxa" w:w="80"/>
+            </w:tcMar>
+          </w:tcPr>
+          <w:p>
+            <w:r>
+              <w:rPr>
+                <w:sz w:val="19"/>
+                <w:szCs w:val="19"/>
+              </w:rPr>
+              <w:t xml:space="preserve">Precio por brownie por WhatsApp, con IGV</w:t>
+            </w:r>
+          </w:p>
+        </w:tc>
+        <w:tc>
+          <w:tcPr>
+            <w:tcW w:type="dxa" w:w="3209"/>
+            <w:tcBorders>
+              <w:top w:val="single" w:color="D9C3A8" w:sz="4"/>
+              <w:left w:val="single" w:color="D9C3A8" w:sz="4"/>
+              <w:bottom w:val="single" w:color="D9C3A8" w:sz="4"/>
+              <w:right w:val="single" w:color="D9C3A8" w:sz="4"/>
+            </w:tcBorders>
+            <w:shd w:fill="F7ECDA" w:color="auto" w:val="clear"/>
+            <w:tcMar>
+              <w:top w:type="dxa" w:w="50"/>
+              <w:left w:type="dxa" w:w="80"/>
+              <w:bottom w:type="dxa" w:w="50"/>
+              <w:right w:type="dxa" w:w="80"/>
+            </w:tcMar>
+          </w:tcPr>
+          <w:p>
+            <w:r>
+              <w:rPr>
+                <w:sz w:val="19"/>
+                <w:szCs w:val="19"/>
+              </w:rPr>
+              <w:t xml:space="preserve">S/4.3375</w:t>
+            </w:r>
+          </w:p>
+        </w:tc>
+        <w:tc>
+          <w:tcPr>
+            <w:tcW w:type="dxa" w:w="3209"/>
+            <w:tcBorders>
+              <w:top w:val="single" w:color="D9C3A8" w:sz="4"/>
+              <w:left w:val="single" w:color="D9C3A8" w:sz="4"/>
+              <w:bottom w:val="single" w:color="D9C3A8" w:sz="4"/>
+              <w:right w:val="single" w:color="D9C3A8" w:sz="4"/>
+            </w:tcBorders>
+            <w:shd w:fill="F7ECDA" w:color="auto" w:val="clear"/>
+            <w:tcMar>
+              <w:top w:type="dxa" w:w="50"/>
+              <w:left w:type="dxa" w:w="80"/>
+              <w:bottom w:type="dxa" w:w="50"/>
+              <w:right w:type="dxa" w:w="80"/>
+            </w:tcMar>
+          </w:tcPr>
+          <w:p>
+            <w:r>
+              <w:rPr>
+                <w:sz w:val="19"/>
+                <w:szCs w:val="19"/>
+              </w:rPr>
+              <w:t xml:space="preserve">Excel v7, hoja Proyeccion, H32</w:t>
+            </w:r>
+          </w:p>
+        </w:tc>
+      </w:tr>
+      <w:tr>
+        <w:trPr>
+          <w:tblHeader w:val="false"/>
+        </w:trPr>
+        <w:tc>
+          <w:tcPr>
+            <w:tcW w:type="dxa" w:w="2942"/>
+            <w:tcBorders>
+              <w:top w:val="single" w:color="D9C3A8" w:sz="4"/>
+              <w:left w:val="single" w:color="D9C3A8" w:sz="4"/>
+              <w:bottom w:val="single" w:color="D9C3A8" w:sz="4"/>
+              <w:right w:val="single" w:color="D9C3A8" w:sz="4"/>
+            </w:tcBorders>
+            <w:shd w:fill="FFFFFF" w:color="auto" w:val="clear"/>
+            <w:tcMar>
+              <w:top w:type="dxa" w:w="50"/>
+              <w:left w:type="dxa" w:w="80"/>
+              <w:bottom w:type="dxa" w:w="50"/>
+              <w:right w:type="dxa" w:w="80"/>
+            </w:tcMar>
+          </w:tcPr>
+          <w:p>
+            <w:r>
+              <w:rPr>
+                <w:sz w:val="19"/>
+                <w:szCs w:val="19"/>
+              </w:rPr>
+              <w:t xml:space="preserve">Contribución por brownie por WhatsApp</w:t>
+            </w:r>
+          </w:p>
+        </w:tc>
+        <w:tc>
+          <w:tcPr>
+            <w:tcW w:type="dxa" w:w="3209"/>
+            <w:tcBorders>
+              <w:top w:val="single" w:color="D9C3A8" w:sz="4"/>
+              <w:left w:val="single" w:color="D9C3A8" w:sz="4"/>
+              <w:bottom w:val="single" w:color="D9C3A8" w:sz="4"/>
+              <w:right w:val="single" w:color="D9C3A8" w:sz="4"/>
+            </w:tcBorders>
+            <w:shd w:fill="FFFFFF" w:color="auto" w:val="clear"/>
+            <w:tcMar>
+              <w:top w:type="dxa" w:w="50"/>
+              <w:left w:type="dxa" w:w="80"/>
+              <w:bottom w:type="dxa" w:w="50"/>
+              <w:right w:type="dxa" w:w="80"/>
+            </w:tcMar>
+          </w:tcPr>
+          <w:p>
+            <w:r>
+              <w:rPr>
+                <w:sz w:val="19"/>
+                <w:szCs w:val="19"/>
+              </w:rPr>
+              <w:t xml:space="preserve">S/1.393</w:t>
+            </w:r>
+          </w:p>
+        </w:tc>
+        <w:tc>
+          <w:tcPr>
+            <w:tcW w:type="dxa" w:w="3209"/>
+            <w:tcBorders>
+              <w:top w:val="single" w:color="D9C3A8" w:sz="4"/>
+              <w:left w:val="single" w:color="D9C3A8" w:sz="4"/>
+              <w:bottom w:val="single" w:color="D9C3A8" w:sz="4"/>
+              <w:right w:val="single" w:color="D9C3A8" w:sz="4"/>
+            </w:tcBorders>
+            <w:shd w:fill="FFFFFF" w:color="auto" w:val="clear"/>
+            <w:tcMar>
+              <w:top w:type="dxa" w:w="50"/>
+              <w:left w:type="dxa" w:w="80"/>
+              <w:bottom w:type="dxa" w:w="50"/>
+              <w:right w:type="dxa" w:w="80"/>
+            </w:tcMar>
+          </w:tcPr>
+          <w:p>
+            <w:r>
+              <w:rPr>
+                <w:sz w:val="19"/>
+                <w:szCs w:val="19"/>
+              </w:rPr>
+              <w:t xml:space="preserve">Excel v7, hoja Proyeccion, F32</w:t>
+            </w:r>
+          </w:p>
+        </w:tc>
+      </w:tr>
+      <w:tr>
+        <w:trPr>
+          <w:tblHeader w:val="false"/>
+        </w:trPr>
+        <w:tc>
+          <w:tcPr>
+            <w:tcW w:type="dxa" w:w="2942"/>
+            <w:tcBorders>
+              <w:top w:val="single" w:color="D9C3A8" w:sz="4"/>
+              <w:left w:val="single" w:color="D9C3A8" w:sz="4"/>
+              <w:bottom w:val="single" w:color="D9C3A8" w:sz="4"/>
+              <w:right w:val="single" w:color="D9C3A8" w:sz="4"/>
+            </w:tcBorders>
+            <w:shd w:fill="F7ECDA" w:color="auto" w:val="clear"/>
+            <w:tcMar>
+              <w:top w:type="dxa" w:w="50"/>
+              <w:left w:type="dxa" w:w="80"/>
+              <w:bottom w:type="dxa" w:w="50"/>
+              <w:right w:type="dxa" w:w="80"/>
+            </w:tcMar>
+          </w:tcPr>
+          <w:p>
+            <w:r>
+              <w:rPr>
+                <w:sz w:val="19"/>
+                <w:szCs w:val="19"/>
+              </w:rPr>
+              <w:t xml:space="preserve">Pedido de WhatsApp</w:t>
+            </w:r>
+          </w:p>
+        </w:tc>
+        <w:tc>
+          <w:tcPr>
+            <w:tcW w:type="dxa" w:w="3209"/>
+            <w:tcBorders>
+              <w:top w:val="single" w:color="D9C3A8" w:sz="4"/>
+              <w:left w:val="single" w:color="D9C3A8" w:sz="4"/>
+              <w:bottom w:val="single" w:color="D9C3A8" w:sz="4"/>
+              <w:right w:val="single" w:color="D9C3A8" w:sz="4"/>
+            </w:tcBorders>
+            <w:shd w:fill="F7ECDA" w:color="auto" w:val="clear"/>
+            <w:tcMar>
+              <w:top w:type="dxa" w:w="50"/>
+              <w:left w:type="dxa" w:w="80"/>
+              <w:bottom w:type="dxa" w:w="50"/>
+              <w:right w:type="dxa" w:w="80"/>
+            </w:tcMar>
+          </w:tcPr>
+          <w:p>
+            <w:r>
+              <w:rPr>
+                <w:sz w:val="19"/>
+                <w:szCs w:val="19"/>
+              </w:rPr>
+              <w:t xml:space="preserve">S/32.53 con IGV (7.5 × 4.3375), S/27.57 sin IGV y S/10.45 de contribución (7.5 × 1.393)</w:t>
+            </w:r>
+          </w:p>
+        </w:tc>
+        <w:tc>
+          <w:tcPr>
+            <w:tcW w:type="dxa" w:w="3209"/>
+            <w:tcBorders>
+              <w:top w:val="single" w:color="D9C3A8" w:sz="4"/>
+              <w:left w:val="single" w:color="D9C3A8" w:sz="4"/>
+              <w:bottom w:val="single" w:color="D9C3A8" w:sz="4"/>
+              <w:right w:val="single" w:color="D9C3A8" w:sz="4"/>
+            </w:tcBorders>
+            <w:shd w:fill="F7ECDA" w:color="auto" w:val="clear"/>
+            <w:tcMar>
+              <w:top w:type="dxa" w:w="50"/>
+              <w:left w:type="dxa" w:w="80"/>
+              <w:bottom w:type="dxa" w:w="50"/>
+              <w:right w:type="dxa" w:w="80"/>
+            </w:tcMar>
+          </w:tcPr>
+          <w:p>
+            <w:r>
+              <w:rPr>
+                <w:sz w:val="19"/>
+                <w:szCs w:val="19"/>
+              </w:rPr>
+              <w:t xml:space="preserve">Cálculo. Aquí usamos el ticket exacto de WhatsApp del Excel y no los S/35.10 de la clase (sección 2.1), porque se calcula la utilidad</w:t>
+            </w:r>
+          </w:p>
+        </w:tc>
+      </w:tr>
+      <w:tr>
+        <w:trPr>
+          <w:tblHeader w:val="false"/>
+        </w:trPr>
+        <w:tc>
+          <w:tcPr>
+            <w:tcW w:type="dxa" w:w="2942"/>
+            <w:tcBorders>
+              <w:top w:val="single" w:color="D9C3A8" w:sz="4"/>
+              <w:left w:val="single" w:color="D9C3A8" w:sz="4"/>
+              <w:bottom w:val="single" w:color="D9C3A8" w:sz="4"/>
+              <w:right w:val="single" w:color="D9C3A8" w:sz="4"/>
+            </w:tcBorders>
+            <w:shd w:fill="FFFFFF" w:color="auto" w:val="clear"/>
+            <w:tcMar>
+              <w:top w:type="dxa" w:w="50"/>
+              <w:left w:type="dxa" w:w="80"/>
+              <w:bottom w:type="dxa" w:w="50"/>
+              <w:right w:type="dxa" w:w="80"/>
+            </w:tcMar>
+          </w:tcPr>
+          <w:p>
+            <w:r>
+              <w:rPr>
+                <w:sz w:val="19"/>
+                <w:szCs w:val="19"/>
+              </w:rPr>
+              <w:t xml:space="preserve">Meses que un contacto de 2027 alcanza a comprar en 2027</w:t>
+            </w:r>
+          </w:p>
+        </w:tc>
+        <w:tc>
+          <w:tcPr>
+            <w:tcW w:type="dxa" w:w="3209"/>
+            <w:tcBorders>
+              <w:top w:val="single" w:color="D9C3A8" w:sz="4"/>
+              <w:left w:val="single" w:color="D9C3A8" w:sz="4"/>
+              <w:bottom w:val="single" w:color="D9C3A8" w:sz="4"/>
+              <w:right w:val="single" w:color="D9C3A8" w:sz="4"/>
+            </w:tcBorders>
+            <w:shd w:fill="FFFFFF" w:color="auto" w:val="clear"/>
+            <w:tcMar>
+              <w:top w:type="dxa" w:w="50"/>
+              <w:left w:type="dxa" w:w="80"/>
+              <w:bottom w:type="dxa" w:w="50"/>
+              <w:right w:type="dxa" w:w="80"/>
+            </w:tcMar>
+          </w:tcPr>
+          <w:p>
+            <w:r>
+              <w:rPr>
+                <w:sz w:val="19"/>
+                <w:szCs w:val="19"/>
+              </w:rPr>
+              <w:t xml:space="preserve">6.52 meses en promedio [SUPUESTO: sigue comprando desde el mes en que llega]</w:t>
+            </w:r>
+          </w:p>
+        </w:tc>
+        <w:tc>
+          <w:tcPr>
+            <w:tcW w:type="dxa" w:w="3209"/>
+            <w:tcBorders>
+              <w:top w:val="single" w:color="D9C3A8" w:sz="4"/>
+              <w:left w:val="single" w:color="D9C3A8" w:sz="4"/>
+              <w:bottom w:val="single" w:color="D9C3A8" w:sz="4"/>
+              <w:right w:val="single" w:color="D9C3A8" w:sz="4"/>
+            </w:tcBorders>
+            <w:shd w:fill="FFFFFF" w:color="auto" w:val="clear"/>
+            <w:tcMar>
+              <w:top w:type="dxa" w:w="50"/>
+              <w:left w:type="dxa" w:w="80"/>
+              <w:bottom w:type="dxa" w:w="50"/>
+              <w:right w:type="dxa" w:w="80"/>
+            </w:tcMar>
+          </w:tcPr>
+          <w:p>
+            <w:r>
+              <w:rPr>
+                <w:sz w:val="19"/>
+                <w:szCs w:val="19"/>
+              </w:rPr>
+              <w:t xml:space="preserve">Σ (pauta del mes × meses que quedan en el año, contando el mes de llegada) ÷ 5,050 = 32,950 ÷ 5,050</w:t>
+            </w:r>
+          </w:p>
+        </w:tc>
+      </w:tr>
+      <w:tr>
+        <w:trPr>
+          <w:tblHeader w:val="false"/>
+        </w:trPr>
+        <w:tc>
+          <w:tcPr>
+            <w:tcW w:type="dxa" w:w="2942"/>
+            <w:tcBorders>
+              <w:top w:val="single" w:color="D9C3A8" w:sz="4"/>
+              <w:left w:val="single" w:color="D9C3A8" w:sz="4"/>
+              <w:bottom w:val="single" w:color="D9C3A8" w:sz="4"/>
+              <w:right w:val="single" w:color="D9C3A8" w:sz="4"/>
+            </w:tcBorders>
+            <w:shd w:fill="F7ECDA" w:color="auto" w:val="clear"/>
+            <w:tcMar>
+              <w:top w:type="dxa" w:w="50"/>
+              <w:left w:type="dxa" w:w="80"/>
+              <w:bottom w:type="dxa" w:w="50"/>
+              <w:right w:type="dxa" w:w="80"/>
+            </w:tcMar>
+          </w:tcPr>
+          <w:p>
+            <w:r>
+              <w:rPr>
+                <w:sz w:val="19"/>
+                <w:szCs w:val="19"/>
+              </w:rPr>
+              <w:t xml:space="preserve">Contribución de un contacto en 2027</w:t>
+            </w:r>
+          </w:p>
+        </w:tc>
+        <w:tc>
+          <w:tcPr>
+            <w:tcW w:type="dxa" w:w="3209"/>
+            <w:tcBorders>
+              <w:top w:val="single" w:color="D9C3A8" w:sz="4"/>
+              <w:left w:val="single" w:color="D9C3A8" w:sz="4"/>
+              <w:bottom w:val="single" w:color="D9C3A8" w:sz="4"/>
+              <w:right w:val="single" w:color="D9C3A8" w:sz="4"/>
+            </w:tcBorders>
+            <w:shd w:fill="F7ECDA" w:color="auto" w:val="clear"/>
+            <w:tcMar>
+              <w:top w:type="dxa" w:w="50"/>
+              <w:left w:type="dxa" w:w="80"/>
+              <w:bottom w:type="dxa" w:w="50"/>
+              <w:right w:type="dxa" w:w="80"/>
+            </w:tcMar>
+          </w:tcPr>
+          <w:p>
+            <w:r>
+              <w:rPr>
+                <w:sz w:val="19"/>
+                <w:szCs w:val="19"/>
+              </w:rPr>
+              <w:t xml:space="preserve">S/4.55</w:t>
+            </w:r>
+          </w:p>
+        </w:tc>
+        <w:tc>
+          <w:tcPr>
+            <w:tcW w:type="dxa" w:w="3209"/>
+            <w:tcBorders>
+              <w:top w:val="single" w:color="D9C3A8" w:sz="4"/>
+              <w:left w:val="single" w:color="D9C3A8" w:sz="4"/>
+              <w:bottom w:val="single" w:color="D9C3A8" w:sz="4"/>
+              <w:right w:val="single" w:color="D9C3A8" w:sz="4"/>
+            </w:tcBorders>
+            <w:shd w:fill="F7ECDA" w:color="auto" w:val="clear"/>
+            <w:tcMar>
+              <w:top w:type="dxa" w:w="50"/>
+              <w:left w:type="dxa" w:w="80"/>
+              <w:bottom w:type="dxa" w:w="50"/>
+              <w:right w:type="dxa" w:w="80"/>
+            </w:tcMar>
+          </w:tcPr>
+          <w:p>
+            <w:r>
+              <w:rPr>
+                <w:sz w:val="19"/>
+                <w:szCs w:val="19"/>
+              </w:rPr>
+              <w:t xml:space="preserve">6.52 ÷ 15 × 10.45</w:t>
+            </w:r>
+          </w:p>
+        </w:tc>
+      </w:tr>
+      <w:tr>
+        <w:trPr>
+          <w:tblHeader w:val="false"/>
+        </w:trPr>
+        <w:tc>
+          <w:tcPr>
+            <w:tcW w:type="dxa" w:w="2942"/>
+            <w:tcBorders>
+              <w:top w:val="single" w:color="D9C3A8" w:sz="4"/>
+              <w:left w:val="single" w:color="D9C3A8" w:sz="4"/>
+              <w:bottom w:val="single" w:color="D9C3A8" w:sz="4"/>
+              <w:right w:val="single" w:color="D9C3A8" w:sz="4"/>
+            </w:tcBorders>
+            <w:shd w:fill="FFFFFF" w:color="auto" w:val="clear"/>
+            <w:tcMar>
+              <w:top w:type="dxa" w:w="50"/>
+              <w:left w:type="dxa" w:w="80"/>
+              <w:bottom w:type="dxa" w:w="50"/>
+              <w:right w:type="dxa" w:w="80"/>
+            </w:tcMar>
+          </w:tcPr>
+          <w:p>
+            <w:r>
+              <w:rPr>
+                <w:sz w:val="19"/>
+                <w:szCs w:val="19"/>
+              </w:rPr>
+              <w:t xml:space="preserve">Contribución de un contacto hasta diciembre de 2028</w:t>
+            </w:r>
+          </w:p>
+        </w:tc>
+        <w:tc>
+          <w:tcPr>
+            <w:tcW w:type="dxa" w:w="3209"/>
+            <w:tcBorders>
+              <w:top w:val="single" w:color="D9C3A8" w:sz="4"/>
+              <w:left w:val="single" w:color="D9C3A8" w:sz="4"/>
+              <w:bottom w:val="single" w:color="D9C3A8" w:sz="4"/>
+              <w:right w:val="single" w:color="D9C3A8" w:sz="4"/>
+            </w:tcBorders>
+            <w:shd w:fill="FFFFFF" w:color="auto" w:val="clear"/>
+            <w:tcMar>
+              <w:top w:type="dxa" w:w="50"/>
+              <w:left w:type="dxa" w:w="80"/>
+              <w:bottom w:type="dxa" w:w="50"/>
+              <w:right w:type="dxa" w:w="80"/>
+            </w:tcMar>
+          </w:tcPr>
+          <w:p>
+            <w:r>
+              <w:rPr>
+                <w:sz w:val="19"/>
+                <w:szCs w:val="19"/>
+              </w:rPr>
+              <w:t xml:space="preserve">S/12.91</w:t>
+            </w:r>
+          </w:p>
+        </w:tc>
+        <w:tc>
+          <w:tcPr>
+            <w:tcW w:type="dxa" w:w="3209"/>
+            <w:tcBorders>
+              <w:top w:val="single" w:color="D9C3A8" w:sz="4"/>
+              <w:left w:val="single" w:color="D9C3A8" w:sz="4"/>
+              <w:bottom w:val="single" w:color="D9C3A8" w:sz="4"/>
+              <w:right w:val="single" w:color="D9C3A8" w:sz="4"/>
+            </w:tcBorders>
+            <w:shd w:fill="FFFFFF" w:color="auto" w:val="clear"/>
+            <w:tcMar>
+              <w:top w:type="dxa" w:w="50"/>
+              <w:left w:type="dxa" w:w="80"/>
+              <w:bottom w:type="dxa" w:w="50"/>
+              <w:right w:type="dxa" w:w="80"/>
+            </w:tcMar>
+          </w:tcPr>
+          <w:p>
+            <w:r>
+              <w:rPr>
+                <w:sz w:val="19"/>
+                <w:szCs w:val="19"/>
+              </w:rPr>
+              <w:t xml:space="preserve">(6.52 + 12) ÷ 15 × 10.45 [SUPUESTO: no deja de comprar en 2028]</w:t>
+            </w:r>
+          </w:p>
+        </w:tc>
+      </w:tr>
+    </w:tbl>
+    <w:p>
+      <w:pPr>
+        <w:spacing w:after="80"/>
+      </w:pPr>
+    </w:p>
+    <w:p>
+      <w:pPr>
+        <w:pStyle w:val="Heading2"/>
+      </w:pPr>
+      <w:r>
+        <w:t xml:space="preserve">Tabla de escenarios (pauta de S/5,050 en 2027, el presupuesto no cambia)</w:t>
+      </w:r>
+    </w:p>
+    <w:p>
+      <w:pPr>
+        <w:spacing w:after="120"/>
+      </w:pPr>
+      <w:r>
+        <w:t xml:space="preserve">Fórmulas:</w:t>
+      </w:r>
+    </w:p>
+    <w:p>
+      <w:pPr>
+        <w:pStyle w:val="ListParagraph"/>
+        <w:numPr>
+          <w:ilvl w:val="0"/>
+          <w:numId w:val="2"/>
+        </w:numPr>
+        <w:spacing w:after="60"/>
+      </w:pPr>
+      <w:r>
+        <w:t xml:space="preserve">Contactos = 5,050 ÷ CPA.</w:t>
+      </w:r>
+    </w:p>
+    <w:p>
+      <w:pPr>
+        <w:pStyle w:val="ListParagraph"/>
+        <w:numPr>
+          <w:ilvl w:val="0"/>
+          <w:numId w:val="2"/>
+        </w:numPr>
+        <w:spacing w:after="60"/>
+      </w:pPr>
+      <w:r>
+        <w:t xml:space="preserve">Pedidos de 2027 = contactos × 6.52 ÷ 15.</w:t>
+      </w:r>
+    </w:p>
+    <w:p>
+      <w:pPr>
+        <w:pStyle w:val="ListParagraph"/>
+        <w:numPr>
+          <w:ilvl w:val="0"/>
+          <w:numId w:val="2"/>
+        </w:numPr>
+        <w:spacing w:after="60"/>
+      </w:pPr>
+      <w:r>
+        <w:t xml:space="preserve">Contribución = pedidos × S/10.45.</w:t>
+      </w:r>
+    </w:p>
+    <w:p>
+      <w:pPr>
+        <w:pStyle w:val="ListParagraph"/>
+        <w:numPr>
+          <w:ilvl w:val="0"/>
+          <w:numId w:val="2"/>
+        </w:numPr>
+        <w:spacing w:after="60"/>
+      </w:pPr>
+      <w:r>
+        <w:t xml:space="preserve">Efecto en la utilidad neta = (contribución + 1 % de las ventas sin IGV) × (1 − 10 %). El 1 % es el pago a cuenta de renta, que el Excel resta en el costo de canal y devuelve en la hoja Resumen (B30). El 10 % es el impuesto a la renta del Régimen MYPE Tributario (Resumen, B33).</w:t>
+      </w:r>
+    </w:p>
+    <w:p>
+      <w:pPr>
+        <w:pStyle w:val="ListParagraph"/>
+        <w:numPr>
+          <w:ilvl w:val="0"/>
+          <w:numId w:val="2"/>
+        </w:numPr>
+        <w:spacing w:after="60"/>
+      </w:pPr>
+      <w:r>
+        <w:t xml:space="preserve">ROI de marketing = (atribución × (56,824 + contribución de la pauta) − 24,544) ÷ 24,544.</w:t>
+      </w:r>
+    </w:p>
+    <w:tbl>
+      <w:tblPr>
+        <w:tblW w:type="dxa" w:w="9360"/>
+        <w:tblBorders>
+          <w:top w:val="single" w:color="auto" w:sz="4"/>
+          <w:left w:val="single" w:color="auto" w:sz="4"/>
+          <w:bottom w:val="single" w:color="auto" w:sz="4"/>
+          <w:right w:val="single" w:color="auto" w:sz="4"/>
+          <w:insideH w:val="single" w:color="auto" w:sz="4"/>
+          <w:insideV w:val="single" w:color="auto" w:sz="4"/>
+        </w:tblBorders>
+      </w:tblPr>
+      <w:tblGrid>
+        <w:gridCol w:w="2665"/>
+        <w:gridCol w:w="1054"/>
+        <w:gridCol w:w="2531"/>
+        <w:gridCol w:w="1555"/>
+        <w:gridCol w:w="1555"/>
+      </w:tblGrid>
+      <w:tr>
+        <w:trPr>
+          <w:tblHeader/>
+        </w:trPr>
+        <w:tc>
+          <w:tcPr>
+            <w:tcW w:type="dxa" w:w="2665"/>
+            <w:tcBorders>
+              <w:top w:val="single" w:color="D9C3A8" w:sz="4"/>
+              <w:left w:val="single" w:color="D9C3A8" w:sz="4"/>
+              <w:bottom w:val="single" w:color="D9C3A8" w:sz="4"/>
+              <w:right w:val="single" w:color="D9C3A8" w:sz="4"/>
+            </w:tcBorders>
+            <w:shd w:fill="4A2018" w:color="auto" w:val="clear"/>
+            <w:tcMar>
+              <w:top w:type="dxa" w:w="50"/>
+              <w:left w:type="dxa" w:w="80"/>
+              <w:bottom w:type="dxa" w:w="50"/>
+              <w:right w:type="dxa" w:w="80"/>
+            </w:tcMar>
+          </w:tcPr>
+          <w:p>
+            <w:r>
+              <w:rPr>
+                <w:b/>
+                <w:bCs/>
+                <w:color w:val="FFFFFF"/>
+                <w:sz w:val="19"/>
+                <w:szCs w:val="19"/>
+              </w:rPr>
+              <w:t xml:space="preserve">Indicador (2027 salvo que diga otra cosa)</w:t>
+            </w:r>
+          </w:p>
+        </w:tc>
+        <w:tc>
+          <w:tcPr>
+            <w:tcW w:type="dxa" w:w="1054"/>
+            <w:tcBorders>
+              <w:top w:val="single" w:color="D9C3A8" w:sz="4"/>
+              <w:left w:val="single" w:color="D9C3A8" w:sz="4"/>
+              <w:bottom w:val="single" w:color="D9C3A8" w:sz="4"/>
+              <w:right w:val="single" w:color="D9C3A8" w:sz="4"/>
+            </w:tcBorders>
+            <w:shd w:fill="4A2018" w:color="auto" w:val="clear"/>
+            <w:tcMar>
+              <w:top w:type="dxa" w:w="50"/>
+              <w:left w:type="dxa" w:w="80"/>
+              <w:bottom w:type="dxa" w:w="50"/>
+              <w:right w:type="dxa" w:w="80"/>
+            </w:tcMar>
+          </w:tcPr>
+          <w:p>
+            <w:r>
+              <w:rPr>
+                <w:b/>
+                <w:bCs/>
+                <w:color w:val="FFFFFF"/>
+                <w:sz w:val="19"/>
+                <w:szCs w:val="19"/>
+              </w:rPr>
+              <w:t xml:space="preserve">Excel v7</w:t>
+            </w:r>
+          </w:p>
+        </w:tc>
+        <w:tc>
+          <w:tcPr>
+            <w:tcW w:type="dxa" w:w="2531"/>
+            <w:tcBorders>
+              <w:top w:val="single" w:color="D9C3A8" w:sz="4"/>
+              <w:left w:val="single" w:color="D9C3A8" w:sz="4"/>
+              <w:bottom w:val="single" w:color="D9C3A8" w:sz="4"/>
+              <w:right w:val="single" w:color="D9C3A8" w:sz="4"/>
+            </w:tcBorders>
+            <w:shd w:fill="4A2018" w:color="auto" w:val="clear"/>
+            <w:tcMar>
+              <w:top w:type="dxa" w:w="50"/>
+              <w:left w:type="dxa" w:w="80"/>
+              <w:bottom w:type="dxa" w:w="50"/>
+              <w:right w:type="dxa" w:w="80"/>
+            </w:tcMar>
+          </w:tcPr>
+          <w:p>
+            <w:r>
+              <w:rPr>
+                <w:b/>
+                <w:bCs/>
+                <w:color w:val="FFFFFF"/>
+                <w:sz w:val="19"/>
+                <w:szCs w:val="19"/>
+              </w:rPr>
+              <w:t xml:space="preserve">CPA S/5 (meta)</w:t>
+            </w:r>
+          </w:p>
+        </w:tc>
+        <w:tc>
+          <w:tcPr>
+            <w:tcW w:type="dxa" w:w="1555"/>
+            <w:tcBorders>
+              <w:top w:val="single" w:color="D9C3A8" w:sz="4"/>
+              <w:left w:val="single" w:color="D9C3A8" w:sz="4"/>
+              <w:bottom w:val="single" w:color="D9C3A8" w:sz="4"/>
+              <w:right w:val="single" w:color="D9C3A8" w:sz="4"/>
+            </w:tcBorders>
+            <w:shd w:fill="4A2018" w:color="auto" w:val="clear"/>
+            <w:tcMar>
+              <w:top w:type="dxa" w:w="50"/>
+              <w:left w:type="dxa" w:w="80"/>
+              <w:bottom w:type="dxa" w:w="50"/>
+              <w:right w:type="dxa" w:w="80"/>
+            </w:tcMar>
+          </w:tcPr>
+          <w:p>
+            <w:r>
+              <w:rPr>
+                <w:b/>
+                <w:bCs/>
+                <w:color w:val="FFFFFF"/>
+                <w:sz w:val="19"/>
+                <w:szCs w:val="19"/>
+              </w:rPr>
+              <w:t xml:space="preserve">CPA S/8.23 (base)</w:t>
+            </w:r>
+          </w:p>
+        </w:tc>
+        <w:tc>
+          <w:tcPr>
+            <w:tcW w:type="dxa" w:w="1555"/>
+            <w:tcBorders>
+              <w:top w:val="single" w:color="D9C3A8" w:sz="4"/>
+              <w:left w:val="single" w:color="D9C3A8" w:sz="4"/>
+              <w:bottom w:val="single" w:color="D9C3A8" w:sz="4"/>
+              <w:right w:val="single" w:color="D9C3A8" w:sz="4"/>
+            </w:tcBorders>
+            <w:shd w:fill="4A2018" w:color="auto" w:val="clear"/>
+            <w:tcMar>
+              <w:top w:type="dxa" w:w="50"/>
+              <w:left w:type="dxa" w:w="80"/>
+              <w:bottom w:type="dxa" w:w="50"/>
+              <w:right w:type="dxa" w:w="80"/>
+            </w:tcMar>
+          </w:tcPr>
+          <w:p>
+            <w:r>
+              <w:rPr>
+                <w:b/>
+                <w:bCs/>
+                <w:color w:val="FFFFFF"/>
+                <w:sz w:val="19"/>
+                <w:szCs w:val="19"/>
+              </w:rPr>
+              <w:t xml:space="preserve">CPA S/10 (malo)</w:t>
+            </w:r>
+          </w:p>
+        </w:tc>
+      </w:tr>
+      <w:tr>
+        <w:trPr>
+          <w:tblHeader w:val="false"/>
+        </w:trPr>
+        <w:tc>
+          <w:tcPr>
+            <w:tcW w:type="dxa" w:w="2665"/>
+            <w:tcBorders>
+              <w:top w:val="single" w:color="D9C3A8" w:sz="4"/>
+              <w:left w:val="single" w:color="D9C3A8" w:sz="4"/>
+              <w:bottom w:val="single" w:color="D9C3A8" w:sz="4"/>
+              <w:right w:val="single" w:color="D9C3A8" w:sz="4"/>
+            </w:tcBorders>
+            <w:shd w:fill="FFFFFF" w:color="auto" w:val="clear"/>
+            <w:tcMar>
+              <w:top w:type="dxa" w:w="50"/>
+              <w:left w:type="dxa" w:w="80"/>
+              <w:bottom w:type="dxa" w:w="50"/>
+              <w:right w:type="dxa" w:w="80"/>
+            </w:tcMar>
+          </w:tcPr>
+          <w:p>
+            <w:r>
+              <w:rPr>
+                <w:sz w:val="19"/>
+                <w:szCs w:val="19"/>
+              </w:rPr>
+              <w:t xml:space="preserve">Contactos de WhatsApp por pauta</w:t>
+            </w:r>
+          </w:p>
+        </w:tc>
+        <w:tc>
+          <w:tcPr>
+            <w:tcW w:type="dxa" w:w="1054"/>
+            <w:tcBorders>
+              <w:top w:val="single" w:color="D9C3A8" w:sz="4"/>
+              <w:left w:val="single" w:color="D9C3A8" w:sz="4"/>
+              <w:bottom w:val="single" w:color="D9C3A8" w:sz="4"/>
+              <w:right w:val="single" w:color="D9C3A8" w:sz="4"/>
+            </w:tcBorders>
+            <w:shd w:fill="FFFFFF" w:color="auto" w:val="clear"/>
+            <w:tcMar>
+              <w:top w:type="dxa" w:w="50"/>
+              <w:left w:type="dxa" w:w="80"/>
+              <w:bottom w:type="dxa" w:w="50"/>
+              <w:right w:type="dxa" w:w="80"/>
+            </w:tcMar>
+          </w:tcPr>
+          <w:p>
+            <w:r>
+              <w:rPr>
+                <w:sz w:val="19"/>
+                <w:szCs w:val="19"/>
+              </w:rPr>
+              <w:t xml:space="preserve">No los cuenta</w:t>
+            </w:r>
+          </w:p>
+        </w:tc>
+        <w:tc>
+          <w:tcPr>
+            <w:tcW w:type="dxa" w:w="2531"/>
+            <w:tcBorders>
+              <w:top w:val="single" w:color="D9C3A8" w:sz="4"/>
+              <w:left w:val="single" w:color="D9C3A8" w:sz="4"/>
+              <w:bottom w:val="single" w:color="D9C3A8" w:sz="4"/>
+              <w:right w:val="single" w:color="D9C3A8" w:sz="4"/>
+            </w:tcBorders>
+            <w:shd w:fill="FFFFFF" w:color="auto" w:val="clear"/>
+            <w:tcMar>
+              <w:top w:type="dxa" w:w="50"/>
+              <w:left w:type="dxa" w:w="80"/>
+              <w:bottom w:type="dxa" w:w="50"/>
+              <w:right w:type="dxa" w:w="80"/>
+            </w:tcMar>
+          </w:tcPr>
+          <w:p>
+            <w:r>
+              <w:rPr>
+                <w:sz w:val="19"/>
+                <w:szCs w:val="19"/>
+              </w:rPr>
+              <w:t xml:space="preserve">1,010</w:t>
+            </w:r>
+          </w:p>
+        </w:tc>
+        <w:tc>
+          <w:tcPr>
+            <w:tcW w:type="dxa" w:w="1555"/>
+            <w:tcBorders>
+              <w:top w:val="single" w:color="D9C3A8" w:sz="4"/>
+              <w:left w:val="single" w:color="D9C3A8" w:sz="4"/>
+              <w:bottom w:val="single" w:color="D9C3A8" w:sz="4"/>
+              <w:right w:val="single" w:color="D9C3A8" w:sz="4"/>
+            </w:tcBorders>
+            <w:shd w:fill="FFFFFF" w:color="auto" w:val="clear"/>
+            <w:tcMar>
+              <w:top w:type="dxa" w:w="50"/>
+              <w:left w:type="dxa" w:w="80"/>
+              <w:bottom w:type="dxa" w:w="50"/>
+              <w:right w:type="dxa" w:w="80"/>
+            </w:tcMar>
+          </w:tcPr>
+          <w:p>
+            <w:r>
+              <w:rPr>
+                <w:sz w:val="19"/>
+                <w:szCs w:val="19"/>
+              </w:rPr>
+              <w:t xml:space="preserve">613</w:t>
+            </w:r>
+          </w:p>
+        </w:tc>
+        <w:tc>
+          <w:tcPr>
+            <w:tcW w:type="dxa" w:w="1555"/>
+            <w:tcBorders>
+              <w:top w:val="single" w:color="D9C3A8" w:sz="4"/>
+              <w:left w:val="single" w:color="D9C3A8" w:sz="4"/>
+              <w:bottom w:val="single" w:color="D9C3A8" w:sz="4"/>
+              <w:right w:val="single" w:color="D9C3A8" w:sz="4"/>
+            </w:tcBorders>
+            <w:shd w:fill="FFFFFF" w:color="auto" w:val="clear"/>
+            <w:tcMar>
+              <w:top w:type="dxa" w:w="50"/>
+              <w:left w:type="dxa" w:w="80"/>
+              <w:bottom w:type="dxa" w:w="50"/>
+              <w:right w:type="dxa" w:w="80"/>
+            </w:tcMar>
+          </w:tcPr>
+          <w:p>
+            <w:r>
+              <w:rPr>
+                <w:sz w:val="19"/>
+                <w:szCs w:val="19"/>
+              </w:rPr>
+              <w:t xml:space="preserve">505</w:t>
+            </w:r>
+          </w:p>
+        </w:tc>
+      </w:tr>
+      <w:tr>
+        <w:trPr>
+          <w:tblHeader w:val="false"/>
+        </w:trPr>
+        <w:tc>
+          <w:tcPr>
+            <w:tcW w:type="dxa" w:w="2665"/>
+            <w:tcBorders>
+              <w:top w:val="single" w:color="D9C3A8" w:sz="4"/>
+              <w:left w:val="single" w:color="D9C3A8" w:sz="4"/>
+              <w:bottom w:val="single" w:color="D9C3A8" w:sz="4"/>
+              <w:right w:val="single" w:color="D9C3A8" w:sz="4"/>
+            </w:tcBorders>
+            <w:shd w:fill="F7ECDA" w:color="auto" w:val="clear"/>
+            <w:tcMar>
+              <w:top w:type="dxa" w:w="50"/>
+              <w:left w:type="dxa" w:w="80"/>
+              <w:bottom w:type="dxa" w:w="50"/>
+              <w:right w:type="dxa" w:w="80"/>
+            </w:tcMar>
+          </w:tcPr>
+          <w:p>
+            <w:r>
+              <w:rPr>
+                <w:sz w:val="19"/>
+                <w:szCs w:val="19"/>
+              </w:rPr>
+              <w:t xml:space="preserve">Clientes (20 % de los contactos)</w:t>
+            </w:r>
+          </w:p>
+        </w:tc>
+        <w:tc>
+          <w:tcPr>
+            <w:tcW w:type="dxa" w:w="1054"/>
+            <w:tcBorders>
+              <w:top w:val="single" w:color="D9C3A8" w:sz="4"/>
+              <w:left w:val="single" w:color="D9C3A8" w:sz="4"/>
+              <w:bottom w:val="single" w:color="D9C3A8" w:sz="4"/>
+              <w:right w:val="single" w:color="D9C3A8" w:sz="4"/>
+            </w:tcBorders>
+            <w:shd w:fill="F7ECDA" w:color="auto" w:val="clear"/>
+            <w:tcMar>
+              <w:top w:type="dxa" w:w="50"/>
+              <w:left w:type="dxa" w:w="80"/>
+              <w:bottom w:type="dxa" w:w="50"/>
+              <w:right w:type="dxa" w:w="80"/>
+            </w:tcMar>
+          </w:tcPr>
+          <w:p>
+            <w:r>
+              <w:rPr>
+                <w:sz w:val="19"/>
+                <w:szCs w:val="19"/>
+              </w:rPr>
+              <w:t xml:space="preserve">No los cuenta</w:t>
+            </w:r>
+          </w:p>
+        </w:tc>
+        <w:tc>
+          <w:tcPr>
+            <w:tcW w:type="dxa" w:w="2531"/>
+            <w:tcBorders>
+              <w:top w:val="single" w:color="D9C3A8" w:sz="4"/>
+              <w:left w:val="single" w:color="D9C3A8" w:sz="4"/>
+              <w:bottom w:val="single" w:color="D9C3A8" w:sz="4"/>
+              <w:right w:val="single" w:color="D9C3A8" w:sz="4"/>
+            </w:tcBorders>
+            <w:shd w:fill="F7ECDA" w:color="auto" w:val="clear"/>
+            <w:tcMar>
+              <w:top w:type="dxa" w:w="50"/>
+              <w:left w:type="dxa" w:w="80"/>
+              <w:bottom w:type="dxa" w:w="50"/>
+              <w:right w:type="dxa" w:w="80"/>
+            </w:tcMar>
+          </w:tcPr>
+          <w:p>
+            <w:r>
+              <w:rPr>
+                <w:sz w:val="19"/>
+                <w:szCs w:val="19"/>
+              </w:rPr>
+              <w:t xml:space="preserve">202</w:t>
+            </w:r>
+          </w:p>
+        </w:tc>
+        <w:tc>
+          <w:tcPr>
+            <w:tcW w:type="dxa" w:w="1555"/>
+            <w:tcBorders>
+              <w:top w:val="single" w:color="D9C3A8" w:sz="4"/>
+              <w:left w:val="single" w:color="D9C3A8" w:sz="4"/>
+              <w:bottom w:val="single" w:color="D9C3A8" w:sz="4"/>
+              <w:right w:val="single" w:color="D9C3A8" w:sz="4"/>
+            </w:tcBorders>
+            <w:shd w:fill="F7ECDA" w:color="auto" w:val="clear"/>
+            <w:tcMar>
+              <w:top w:type="dxa" w:w="50"/>
+              <w:left w:type="dxa" w:w="80"/>
+              <w:bottom w:type="dxa" w:w="50"/>
+              <w:right w:type="dxa" w:w="80"/>
+            </w:tcMar>
+          </w:tcPr>
+          <w:p>
+            <w:r>
+              <w:rPr>
+                <w:sz w:val="19"/>
+                <w:szCs w:val="19"/>
+              </w:rPr>
+              <w:t xml:space="preserve">123</w:t>
+            </w:r>
+          </w:p>
+        </w:tc>
+        <w:tc>
+          <w:tcPr>
+            <w:tcW w:type="dxa" w:w="1555"/>
+            <w:tcBorders>
+              <w:top w:val="single" w:color="D9C3A8" w:sz="4"/>
+              <w:left w:val="single" w:color="D9C3A8" w:sz="4"/>
+              <w:bottom w:val="single" w:color="D9C3A8" w:sz="4"/>
+              <w:right w:val="single" w:color="D9C3A8" w:sz="4"/>
+            </w:tcBorders>
+            <w:shd w:fill="F7ECDA" w:color="auto" w:val="clear"/>
+            <w:tcMar>
+              <w:top w:type="dxa" w:w="50"/>
+              <w:left w:type="dxa" w:w="80"/>
+              <w:bottom w:type="dxa" w:w="50"/>
+              <w:right w:type="dxa" w:w="80"/>
+            </w:tcMar>
+          </w:tcPr>
+          <w:p>
+            <w:r>
+              <w:rPr>
+                <w:sz w:val="19"/>
+                <w:szCs w:val="19"/>
+              </w:rPr>
+              <w:t xml:space="preserve">101</w:t>
+            </w:r>
+          </w:p>
+        </w:tc>
+      </w:tr>
+      <w:tr>
+        <w:trPr>
+          <w:tblHeader w:val="false"/>
+        </w:trPr>
+        <w:tc>
+          <w:tcPr>
+            <w:tcW w:type="dxa" w:w="2665"/>
+            <w:tcBorders>
+              <w:top w:val="single" w:color="D9C3A8" w:sz="4"/>
+              <w:left w:val="single" w:color="D9C3A8" w:sz="4"/>
+              <w:bottom w:val="single" w:color="D9C3A8" w:sz="4"/>
+              <w:right w:val="single" w:color="D9C3A8" w:sz="4"/>
+            </w:tcBorders>
+            <w:shd w:fill="FFFFFF" w:color="auto" w:val="clear"/>
+            <w:tcMar>
+              <w:top w:type="dxa" w:w="50"/>
+              <w:left w:type="dxa" w:w="80"/>
+              <w:bottom w:type="dxa" w:w="50"/>
+              <w:right w:type="dxa" w:w="80"/>
+            </w:tcMar>
+          </w:tcPr>
+          <w:p>
+            <w:r>
+              <w:rPr>
+                <w:sz w:val="19"/>
+                <w:szCs w:val="19"/>
+              </w:rPr>
+              <w:t xml:space="preserve">Pedidos en 2027</w:t>
+            </w:r>
+          </w:p>
+        </w:tc>
+        <w:tc>
+          <w:tcPr>
+            <w:tcW w:type="dxa" w:w="1054"/>
+            <w:tcBorders>
+              <w:top w:val="single" w:color="D9C3A8" w:sz="4"/>
+              <w:left w:val="single" w:color="D9C3A8" w:sz="4"/>
+              <w:bottom w:val="single" w:color="D9C3A8" w:sz="4"/>
+              <w:right w:val="single" w:color="D9C3A8" w:sz="4"/>
+            </w:tcBorders>
+            <w:shd w:fill="FFFFFF" w:color="auto" w:val="clear"/>
+            <w:tcMar>
+              <w:top w:type="dxa" w:w="50"/>
+              <w:left w:type="dxa" w:w="80"/>
+              <w:bottom w:type="dxa" w:w="50"/>
+              <w:right w:type="dxa" w:w="80"/>
+            </w:tcMar>
+          </w:tcPr>
+          <w:p>
+            <w:r>
+              <w:rPr>
+                <w:sz w:val="19"/>
+                <w:szCs w:val="19"/>
+              </w:rPr>
+              <w:t xml:space="preserve">0</w:t>
+            </w:r>
+          </w:p>
+        </w:tc>
+        <w:tc>
+          <w:tcPr>
+            <w:tcW w:type="dxa" w:w="2531"/>
+            <w:tcBorders>
+              <w:top w:val="single" w:color="D9C3A8" w:sz="4"/>
+              <w:left w:val="single" w:color="D9C3A8" w:sz="4"/>
+              <w:bottom w:val="single" w:color="D9C3A8" w:sz="4"/>
+              <w:right w:val="single" w:color="D9C3A8" w:sz="4"/>
+            </w:tcBorders>
+            <w:shd w:fill="FFFFFF" w:color="auto" w:val="clear"/>
+            <w:tcMar>
+              <w:top w:type="dxa" w:w="50"/>
+              <w:left w:type="dxa" w:w="80"/>
+              <w:bottom w:type="dxa" w:w="50"/>
+              <w:right w:type="dxa" w:w="80"/>
+            </w:tcMar>
+          </w:tcPr>
+          <w:p>
+            <w:r>
+              <w:rPr>
+                <w:sz w:val="19"/>
+                <w:szCs w:val="19"/>
+              </w:rPr>
+              <w:t xml:space="preserve">439</w:t>
+            </w:r>
+          </w:p>
+        </w:tc>
+        <w:tc>
+          <w:tcPr>
+            <w:tcW w:type="dxa" w:w="1555"/>
+            <w:tcBorders>
+              <w:top w:val="single" w:color="D9C3A8" w:sz="4"/>
+              <w:left w:val="single" w:color="D9C3A8" w:sz="4"/>
+              <w:bottom w:val="single" w:color="D9C3A8" w:sz="4"/>
+              <w:right w:val="single" w:color="D9C3A8" w:sz="4"/>
+            </w:tcBorders>
+            <w:shd w:fill="FFFFFF" w:color="auto" w:val="clear"/>
+            <w:tcMar>
+              <w:top w:type="dxa" w:w="50"/>
+              <w:left w:type="dxa" w:w="80"/>
+              <w:bottom w:type="dxa" w:w="50"/>
+              <w:right w:type="dxa" w:w="80"/>
+            </w:tcMar>
+          </w:tcPr>
+          <w:p>
+            <w:r>
+              <w:rPr>
+                <w:sz w:val="19"/>
+                <w:szCs w:val="19"/>
+              </w:rPr>
+              <w:t xml:space="preserve">267</w:t>
+            </w:r>
+          </w:p>
+        </w:tc>
+        <w:tc>
+          <w:tcPr>
+            <w:tcW w:type="dxa" w:w="1555"/>
+            <w:tcBorders>
+              <w:top w:val="single" w:color="D9C3A8" w:sz="4"/>
+              <w:left w:val="single" w:color="D9C3A8" w:sz="4"/>
+              <w:bottom w:val="single" w:color="D9C3A8" w:sz="4"/>
+              <w:right w:val="single" w:color="D9C3A8" w:sz="4"/>
+            </w:tcBorders>
+            <w:shd w:fill="FFFFFF" w:color="auto" w:val="clear"/>
+            <w:tcMar>
+              <w:top w:type="dxa" w:w="50"/>
+              <w:left w:type="dxa" w:w="80"/>
+              <w:bottom w:type="dxa" w:w="50"/>
+              <w:right w:type="dxa" w:w="80"/>
+            </w:tcMar>
+          </w:tcPr>
+          <w:p>
+            <w:r>
+              <w:rPr>
+                <w:sz w:val="19"/>
+                <w:szCs w:val="19"/>
+              </w:rPr>
+              <w:t xml:space="preserve">220</w:t>
+            </w:r>
+          </w:p>
+        </w:tc>
+      </w:tr>
+      <w:tr>
+        <w:trPr>
+          <w:tblHeader w:val="false"/>
+        </w:trPr>
+        <w:tc>
+          <w:tcPr>
+            <w:tcW w:type="dxa" w:w="2665"/>
+            <w:tcBorders>
+              <w:top w:val="single" w:color="D9C3A8" w:sz="4"/>
+              <w:left w:val="single" w:color="D9C3A8" w:sz="4"/>
+              <w:bottom w:val="single" w:color="D9C3A8" w:sz="4"/>
+              <w:right w:val="single" w:color="D9C3A8" w:sz="4"/>
+            </w:tcBorders>
+            <w:shd w:fill="F7ECDA" w:color="auto" w:val="clear"/>
+            <w:tcMar>
+              <w:top w:type="dxa" w:w="50"/>
+              <w:left w:type="dxa" w:w="80"/>
+              <w:bottom w:type="dxa" w:w="50"/>
+              <w:right w:type="dxa" w:w="80"/>
+            </w:tcMar>
+          </w:tcPr>
+          <w:p>
+            <w:r>
+              <w:rPr>
+                <w:sz w:val="19"/>
+                <w:szCs w:val="19"/>
+              </w:rPr>
+              <w:t xml:space="preserve">Brownies atribuibles a la pauta</w:t>
+            </w:r>
+          </w:p>
+        </w:tc>
+        <w:tc>
+          <w:tcPr>
+            <w:tcW w:type="dxa" w:w="1054"/>
+            <w:tcBorders>
+              <w:top w:val="single" w:color="D9C3A8" w:sz="4"/>
+              <w:left w:val="single" w:color="D9C3A8" w:sz="4"/>
+              <w:bottom w:val="single" w:color="D9C3A8" w:sz="4"/>
+              <w:right w:val="single" w:color="D9C3A8" w:sz="4"/>
+            </w:tcBorders>
+            <w:shd w:fill="F7ECDA" w:color="auto" w:val="clear"/>
+            <w:tcMar>
+              <w:top w:type="dxa" w:w="50"/>
+              <w:left w:type="dxa" w:w="80"/>
+              <w:bottom w:type="dxa" w:w="50"/>
+              <w:right w:type="dxa" w:w="80"/>
+            </w:tcMar>
+          </w:tcPr>
+          <w:p>
+            <w:r>
+              <w:rPr>
+                <w:sz w:val="19"/>
+                <w:szCs w:val="19"/>
+              </w:rPr>
+              <w:t xml:space="preserve">0</w:t>
+            </w:r>
+          </w:p>
+        </w:tc>
+        <w:tc>
+          <w:tcPr>
+            <w:tcW w:type="dxa" w:w="2531"/>
+            <w:tcBorders>
+              <w:top w:val="single" w:color="D9C3A8" w:sz="4"/>
+              <w:left w:val="single" w:color="D9C3A8" w:sz="4"/>
+              <w:bottom w:val="single" w:color="D9C3A8" w:sz="4"/>
+              <w:right w:val="single" w:color="D9C3A8" w:sz="4"/>
+            </w:tcBorders>
+            <w:shd w:fill="F7ECDA" w:color="auto" w:val="clear"/>
+            <w:tcMar>
+              <w:top w:type="dxa" w:w="50"/>
+              <w:left w:type="dxa" w:w="80"/>
+              <w:bottom w:type="dxa" w:w="50"/>
+              <w:right w:type="dxa" w:w="80"/>
+            </w:tcMar>
+          </w:tcPr>
+          <w:p>
+            <w:r>
+              <w:rPr>
+                <w:sz w:val="19"/>
+                <w:szCs w:val="19"/>
+              </w:rPr>
+              <w:t xml:space="preserve">3,295</w:t>
+            </w:r>
+          </w:p>
+        </w:tc>
+        <w:tc>
+          <w:tcPr>
+            <w:tcW w:type="dxa" w:w="1555"/>
+            <w:tcBorders>
+              <w:top w:val="single" w:color="D9C3A8" w:sz="4"/>
+              <w:left w:val="single" w:color="D9C3A8" w:sz="4"/>
+              <w:bottom w:val="single" w:color="D9C3A8" w:sz="4"/>
+              <w:right w:val="single" w:color="D9C3A8" w:sz="4"/>
+            </w:tcBorders>
+            <w:shd w:fill="F7ECDA" w:color="auto" w:val="clear"/>
+            <w:tcMar>
+              <w:top w:type="dxa" w:w="50"/>
+              <w:left w:type="dxa" w:w="80"/>
+              <w:bottom w:type="dxa" w:w="50"/>
+              <w:right w:type="dxa" w:w="80"/>
+            </w:tcMar>
+          </w:tcPr>
+          <w:p>
+            <w:r>
+              <w:rPr>
+                <w:sz w:val="19"/>
+                <w:szCs w:val="19"/>
+              </w:rPr>
+              <w:t xml:space="preserve">2,001</w:t>
+            </w:r>
+          </w:p>
+        </w:tc>
+        <w:tc>
+          <w:tcPr>
+            <w:tcW w:type="dxa" w:w="1555"/>
+            <w:tcBorders>
+              <w:top w:val="single" w:color="D9C3A8" w:sz="4"/>
+              <w:left w:val="single" w:color="D9C3A8" w:sz="4"/>
+              <w:bottom w:val="single" w:color="D9C3A8" w:sz="4"/>
+              <w:right w:val="single" w:color="D9C3A8" w:sz="4"/>
+            </w:tcBorders>
+            <w:shd w:fill="F7ECDA" w:color="auto" w:val="clear"/>
+            <w:tcMar>
+              <w:top w:type="dxa" w:w="50"/>
+              <w:left w:type="dxa" w:w="80"/>
+              <w:bottom w:type="dxa" w:w="50"/>
+              <w:right w:type="dxa" w:w="80"/>
+            </w:tcMar>
+          </w:tcPr>
+          <w:p>
+            <w:r>
+              <w:rPr>
+                <w:sz w:val="19"/>
+                <w:szCs w:val="19"/>
+              </w:rPr>
+              <w:t xml:space="preserve">1,648</w:t>
+            </w:r>
+          </w:p>
+        </w:tc>
+      </w:tr>
+      <w:tr>
+        <w:trPr>
+          <w:tblHeader w:val="false"/>
+        </w:trPr>
+        <w:tc>
+          <w:tcPr>
+            <w:tcW w:type="dxa" w:w="2665"/>
+            <w:tcBorders>
+              <w:top w:val="single" w:color="D9C3A8" w:sz="4"/>
+              <w:left w:val="single" w:color="D9C3A8" w:sz="4"/>
+              <w:bottom w:val="single" w:color="D9C3A8" w:sz="4"/>
+              <w:right w:val="single" w:color="D9C3A8" w:sz="4"/>
+            </w:tcBorders>
+            <w:shd w:fill="FFFFFF" w:color="auto" w:val="clear"/>
+            <w:tcMar>
+              <w:top w:type="dxa" w:w="50"/>
+              <w:left w:type="dxa" w:w="80"/>
+              <w:bottom w:type="dxa" w:w="50"/>
+              <w:right w:type="dxa" w:w="80"/>
+            </w:tcMar>
+          </w:tcPr>
+          <w:p>
+            <w:r>
+              <w:rPr>
+                <w:sz w:val="19"/>
+                <w:szCs w:val="19"/>
+              </w:rPr>
+              <w:t xml:space="preserve">Ventas atribuibles, con IGV</w:t>
+            </w:r>
+          </w:p>
+        </w:tc>
+        <w:tc>
+          <w:tcPr>
+            <w:tcW w:type="dxa" w:w="1054"/>
+            <w:tcBorders>
+              <w:top w:val="single" w:color="D9C3A8" w:sz="4"/>
+              <w:left w:val="single" w:color="D9C3A8" w:sz="4"/>
+              <w:bottom w:val="single" w:color="D9C3A8" w:sz="4"/>
+              <w:right w:val="single" w:color="D9C3A8" w:sz="4"/>
+            </w:tcBorders>
+            <w:shd w:fill="FFFFFF" w:color="auto" w:val="clear"/>
+            <w:tcMar>
+              <w:top w:type="dxa" w:w="50"/>
+              <w:left w:type="dxa" w:w="80"/>
+              <w:bottom w:type="dxa" w:w="50"/>
+              <w:right w:type="dxa" w:w="80"/>
+            </w:tcMar>
+          </w:tcPr>
+          <w:p>
+            <w:r>
+              <w:rPr>
+                <w:sz w:val="19"/>
+                <w:szCs w:val="19"/>
+              </w:rPr>
+              <w:t xml:space="preserve">0</w:t>
+            </w:r>
+          </w:p>
+        </w:tc>
+        <w:tc>
+          <w:tcPr>
+            <w:tcW w:type="dxa" w:w="2531"/>
+            <w:tcBorders>
+              <w:top w:val="single" w:color="D9C3A8" w:sz="4"/>
+              <w:left w:val="single" w:color="D9C3A8" w:sz="4"/>
+              <w:bottom w:val="single" w:color="D9C3A8" w:sz="4"/>
+              <w:right w:val="single" w:color="D9C3A8" w:sz="4"/>
+            </w:tcBorders>
+            <w:shd w:fill="FFFFFF" w:color="auto" w:val="clear"/>
+            <w:tcMar>
+              <w:top w:type="dxa" w:w="50"/>
+              <w:left w:type="dxa" w:w="80"/>
+              <w:bottom w:type="dxa" w:w="50"/>
+              <w:right w:type="dxa" w:w="80"/>
+            </w:tcMar>
+          </w:tcPr>
+          <w:p>
+            <w:r>
+              <w:rPr>
+                <w:sz w:val="19"/>
+                <w:szCs w:val="19"/>
+              </w:rPr>
+              <w:t xml:space="preserve">S/14,292</w:t>
+            </w:r>
+          </w:p>
+        </w:tc>
+        <w:tc>
+          <w:tcPr>
+            <w:tcW w:type="dxa" w:w="1555"/>
+            <w:tcBorders>
+              <w:top w:val="single" w:color="D9C3A8" w:sz="4"/>
+              <w:left w:val="single" w:color="D9C3A8" w:sz="4"/>
+              <w:bottom w:val="single" w:color="D9C3A8" w:sz="4"/>
+              <w:right w:val="single" w:color="D9C3A8" w:sz="4"/>
+            </w:tcBorders>
+            <w:shd w:fill="FFFFFF" w:color="auto" w:val="clear"/>
+            <w:tcMar>
+              <w:top w:type="dxa" w:w="50"/>
+              <w:left w:type="dxa" w:w="80"/>
+              <w:bottom w:type="dxa" w:w="50"/>
+              <w:right w:type="dxa" w:w="80"/>
+            </w:tcMar>
+          </w:tcPr>
+          <w:p>
+            <w:r>
+              <w:rPr>
+                <w:sz w:val="19"/>
+                <w:szCs w:val="19"/>
+              </w:rPr>
+              <w:t xml:space="preserve">S/8,681</w:t>
+            </w:r>
+          </w:p>
+        </w:tc>
+        <w:tc>
+          <w:tcPr>
+            <w:tcW w:type="dxa" w:w="1555"/>
+            <w:tcBorders>
+              <w:top w:val="single" w:color="D9C3A8" w:sz="4"/>
+              <w:left w:val="single" w:color="D9C3A8" w:sz="4"/>
+              <w:bottom w:val="single" w:color="D9C3A8" w:sz="4"/>
+              <w:right w:val="single" w:color="D9C3A8" w:sz="4"/>
+            </w:tcBorders>
+            <w:shd w:fill="FFFFFF" w:color="auto" w:val="clear"/>
+            <w:tcMar>
+              <w:top w:type="dxa" w:w="50"/>
+              <w:left w:type="dxa" w:w="80"/>
+              <w:bottom w:type="dxa" w:w="50"/>
+              <w:right w:type="dxa" w:w="80"/>
+            </w:tcMar>
+          </w:tcPr>
+          <w:p>
+            <w:r>
+              <w:rPr>
+                <w:sz w:val="19"/>
+                <w:szCs w:val="19"/>
+              </w:rPr>
+              <w:t xml:space="preserve">S/7,146</w:t>
+            </w:r>
+          </w:p>
+        </w:tc>
+      </w:tr>
+      <w:tr>
+        <w:trPr>
+          <w:tblHeader w:val="false"/>
+        </w:trPr>
+        <w:tc>
+          <w:tcPr>
+            <w:tcW w:type="dxa" w:w="2665"/>
+            <w:tcBorders>
+              <w:top w:val="single" w:color="D9C3A8" w:sz="4"/>
+              <w:left w:val="single" w:color="D9C3A8" w:sz="4"/>
+              <w:bottom w:val="single" w:color="D9C3A8" w:sz="4"/>
+              <w:right w:val="single" w:color="D9C3A8" w:sz="4"/>
+            </w:tcBorders>
+            <w:shd w:fill="F7ECDA" w:color="auto" w:val="clear"/>
+            <w:tcMar>
+              <w:top w:type="dxa" w:w="50"/>
+              <w:left w:type="dxa" w:w="80"/>
+              <w:bottom w:type="dxa" w:w="50"/>
+              <w:right w:type="dxa" w:w="80"/>
+            </w:tcMar>
+          </w:tcPr>
+          <w:p>
+            <w:r>
+              <w:rPr>
+                <w:sz w:val="19"/>
+                <w:szCs w:val="19"/>
+              </w:rPr>
+              <w:t xml:space="preserve">Ventas atribuibles, sin IGV</w:t>
+            </w:r>
+          </w:p>
+        </w:tc>
+        <w:tc>
+          <w:tcPr>
+            <w:tcW w:type="dxa" w:w="1054"/>
+            <w:tcBorders>
+              <w:top w:val="single" w:color="D9C3A8" w:sz="4"/>
+              <w:left w:val="single" w:color="D9C3A8" w:sz="4"/>
+              <w:bottom w:val="single" w:color="D9C3A8" w:sz="4"/>
+              <w:right w:val="single" w:color="D9C3A8" w:sz="4"/>
+            </w:tcBorders>
+            <w:shd w:fill="F7ECDA" w:color="auto" w:val="clear"/>
+            <w:tcMar>
+              <w:top w:type="dxa" w:w="50"/>
+              <w:left w:type="dxa" w:w="80"/>
+              <w:bottom w:type="dxa" w:w="50"/>
+              <w:right w:type="dxa" w:w="80"/>
+            </w:tcMar>
+          </w:tcPr>
+          <w:p>
+            <w:r>
+              <w:rPr>
+                <w:sz w:val="19"/>
+                <w:szCs w:val="19"/>
+              </w:rPr>
+              <w:t xml:space="preserve">0</w:t>
+            </w:r>
+          </w:p>
+        </w:tc>
+        <w:tc>
+          <w:tcPr>
+            <w:tcW w:type="dxa" w:w="2531"/>
+            <w:tcBorders>
+              <w:top w:val="single" w:color="D9C3A8" w:sz="4"/>
+              <w:left w:val="single" w:color="D9C3A8" w:sz="4"/>
+              <w:bottom w:val="single" w:color="D9C3A8" w:sz="4"/>
+              <w:right w:val="single" w:color="D9C3A8" w:sz="4"/>
+            </w:tcBorders>
+            <w:shd w:fill="F7ECDA" w:color="auto" w:val="clear"/>
+            <w:tcMar>
+              <w:top w:type="dxa" w:w="50"/>
+              <w:left w:type="dxa" w:w="80"/>
+              <w:bottom w:type="dxa" w:w="50"/>
+              <w:right w:type="dxa" w:w="80"/>
+            </w:tcMar>
+          </w:tcPr>
+          <w:p>
+            <w:r>
+              <w:rPr>
+                <w:sz w:val="19"/>
+                <w:szCs w:val="19"/>
+              </w:rPr>
+              <w:t xml:space="preserve">S/12,112</w:t>
+            </w:r>
+          </w:p>
+        </w:tc>
+        <w:tc>
+          <w:tcPr>
+            <w:tcW w:type="dxa" w:w="1555"/>
+            <w:tcBorders>
+              <w:top w:val="single" w:color="D9C3A8" w:sz="4"/>
+              <w:left w:val="single" w:color="D9C3A8" w:sz="4"/>
+              <w:bottom w:val="single" w:color="D9C3A8" w:sz="4"/>
+              <w:right w:val="single" w:color="D9C3A8" w:sz="4"/>
+            </w:tcBorders>
+            <w:shd w:fill="F7ECDA" w:color="auto" w:val="clear"/>
+            <w:tcMar>
+              <w:top w:type="dxa" w:w="50"/>
+              <w:left w:type="dxa" w:w="80"/>
+              <w:bottom w:type="dxa" w:w="50"/>
+              <w:right w:type="dxa" w:w="80"/>
+            </w:tcMar>
+          </w:tcPr>
+          <w:p>
+            <w:r>
+              <w:rPr>
+                <w:sz w:val="19"/>
+                <w:szCs w:val="19"/>
+              </w:rPr>
+              <w:t xml:space="preserve">S/7,357</w:t>
+            </w:r>
+          </w:p>
+        </w:tc>
+        <w:tc>
+          <w:tcPr>
+            <w:tcW w:type="dxa" w:w="1555"/>
+            <w:tcBorders>
+              <w:top w:val="single" w:color="D9C3A8" w:sz="4"/>
+              <w:left w:val="single" w:color="D9C3A8" w:sz="4"/>
+              <w:bottom w:val="single" w:color="D9C3A8" w:sz="4"/>
+              <w:right w:val="single" w:color="D9C3A8" w:sz="4"/>
+            </w:tcBorders>
+            <w:shd w:fill="F7ECDA" w:color="auto" w:val="clear"/>
+            <w:tcMar>
+              <w:top w:type="dxa" w:w="50"/>
+              <w:left w:type="dxa" w:w="80"/>
+              <w:bottom w:type="dxa" w:w="50"/>
+              <w:right w:type="dxa" w:w="80"/>
+            </w:tcMar>
+          </w:tcPr>
+          <w:p>
+            <w:r>
+              <w:rPr>
+                <w:sz w:val="19"/>
+                <w:szCs w:val="19"/>
+              </w:rPr>
+              <w:t xml:space="preserve">S/6,056</w:t>
+            </w:r>
+          </w:p>
+        </w:tc>
+      </w:tr>
+      <w:tr>
+        <w:trPr>
+          <w:tblHeader w:val="false"/>
+        </w:trPr>
+        <w:tc>
+          <w:tcPr>
+            <w:tcW w:type="dxa" w:w="2665"/>
+            <w:tcBorders>
+              <w:top w:val="single" w:color="D9C3A8" w:sz="4"/>
+              <w:left w:val="single" w:color="D9C3A8" w:sz="4"/>
+              <w:bottom w:val="single" w:color="D9C3A8" w:sz="4"/>
+              <w:right w:val="single" w:color="D9C3A8" w:sz="4"/>
+            </w:tcBorders>
+            <w:shd w:fill="FFFFFF" w:color="auto" w:val="clear"/>
+            <w:tcMar>
+              <w:top w:type="dxa" w:w="50"/>
+              <w:left w:type="dxa" w:w="80"/>
+              <w:bottom w:type="dxa" w:w="50"/>
+              <w:right w:type="dxa" w:w="80"/>
+            </w:tcMar>
+          </w:tcPr>
+          <w:p>
+            <w:r>
+              <w:rPr>
+                <w:sz w:val="19"/>
+                <w:szCs w:val="19"/>
+              </w:rPr>
+              <w:t xml:space="preserve">Contribución de la pauta</w:t>
+            </w:r>
+          </w:p>
+        </w:tc>
+        <w:tc>
+          <w:tcPr>
+            <w:tcW w:type="dxa" w:w="1054"/>
+            <w:tcBorders>
+              <w:top w:val="single" w:color="D9C3A8" w:sz="4"/>
+              <w:left w:val="single" w:color="D9C3A8" w:sz="4"/>
+              <w:bottom w:val="single" w:color="D9C3A8" w:sz="4"/>
+              <w:right w:val="single" w:color="D9C3A8" w:sz="4"/>
+            </w:tcBorders>
+            <w:shd w:fill="FFFFFF" w:color="auto" w:val="clear"/>
+            <w:tcMar>
+              <w:top w:type="dxa" w:w="50"/>
+              <w:left w:type="dxa" w:w="80"/>
+              <w:bottom w:type="dxa" w:w="50"/>
+              <w:right w:type="dxa" w:w="80"/>
+            </w:tcMar>
+          </w:tcPr>
+          <w:p>
+            <w:r>
+              <w:rPr>
+                <w:sz w:val="19"/>
+                <w:szCs w:val="19"/>
+              </w:rPr>
+              <w:t xml:space="preserve">0</w:t>
+            </w:r>
+          </w:p>
+        </w:tc>
+        <w:tc>
+          <w:tcPr>
+            <w:tcW w:type="dxa" w:w="2531"/>
+            <w:tcBorders>
+              <w:top w:val="single" w:color="D9C3A8" w:sz="4"/>
+              <w:left w:val="single" w:color="D9C3A8" w:sz="4"/>
+              <w:bottom w:val="single" w:color="D9C3A8" w:sz="4"/>
+              <w:right w:val="single" w:color="D9C3A8" w:sz="4"/>
+            </w:tcBorders>
+            <w:shd w:fill="FFFFFF" w:color="auto" w:val="clear"/>
+            <w:tcMar>
+              <w:top w:type="dxa" w:w="50"/>
+              <w:left w:type="dxa" w:w="80"/>
+              <w:bottom w:type="dxa" w:w="50"/>
+              <w:right w:type="dxa" w:w="80"/>
+            </w:tcMar>
+          </w:tcPr>
+          <w:p>
+            <w:r>
+              <w:rPr>
+                <w:sz w:val="19"/>
+                <w:szCs w:val="19"/>
+              </w:rPr>
+              <w:t xml:space="preserve">S/4,591</w:t>
+            </w:r>
+          </w:p>
+        </w:tc>
+        <w:tc>
+          <w:tcPr>
+            <w:tcW w:type="dxa" w:w="1555"/>
+            <w:tcBorders>
+              <w:top w:val="single" w:color="D9C3A8" w:sz="4"/>
+              <w:left w:val="single" w:color="D9C3A8" w:sz="4"/>
+              <w:bottom w:val="single" w:color="D9C3A8" w:sz="4"/>
+              <w:right w:val="single" w:color="D9C3A8" w:sz="4"/>
+            </w:tcBorders>
+            <w:shd w:fill="FFFFFF" w:color="auto" w:val="clear"/>
+            <w:tcMar>
+              <w:top w:type="dxa" w:w="50"/>
+              <w:left w:type="dxa" w:w="80"/>
+              <w:bottom w:type="dxa" w:w="50"/>
+              <w:right w:type="dxa" w:w="80"/>
+            </w:tcMar>
+          </w:tcPr>
+          <w:p>
+            <w:r>
+              <w:rPr>
+                <w:sz w:val="19"/>
+                <w:szCs w:val="19"/>
+              </w:rPr>
+              <w:t xml:space="preserve">S/2,788</w:t>
+            </w:r>
+          </w:p>
+        </w:tc>
+        <w:tc>
+          <w:tcPr>
+            <w:tcW w:type="dxa" w:w="1555"/>
+            <w:tcBorders>
+              <w:top w:val="single" w:color="D9C3A8" w:sz="4"/>
+              <w:left w:val="single" w:color="D9C3A8" w:sz="4"/>
+              <w:bottom w:val="single" w:color="D9C3A8" w:sz="4"/>
+              <w:right w:val="single" w:color="D9C3A8" w:sz="4"/>
+            </w:tcBorders>
+            <w:shd w:fill="FFFFFF" w:color="auto" w:val="clear"/>
+            <w:tcMar>
+              <w:top w:type="dxa" w:w="50"/>
+              <w:left w:type="dxa" w:w="80"/>
+              <w:bottom w:type="dxa" w:w="50"/>
+              <w:right w:type="dxa" w:w="80"/>
+            </w:tcMar>
+          </w:tcPr>
+          <w:p>
+            <w:r>
+              <w:rPr>
+                <w:sz w:val="19"/>
+                <w:szCs w:val="19"/>
+              </w:rPr>
+              <w:t xml:space="preserve">S/2,295</w:t>
+            </w:r>
+          </w:p>
+        </w:tc>
+      </w:tr>
+      <w:tr>
+        <w:trPr>
+          <w:tblHeader w:val="false"/>
+        </w:trPr>
+        <w:tc>
+          <w:tcPr>
+            <w:tcW w:type="dxa" w:w="2665"/>
+            <w:tcBorders>
+              <w:top w:val="single" w:color="D9C3A8" w:sz="4"/>
+              <w:left w:val="single" w:color="D9C3A8" w:sz="4"/>
+              <w:bottom w:val="single" w:color="D9C3A8" w:sz="4"/>
+              <w:right w:val="single" w:color="D9C3A8" w:sz="4"/>
+            </w:tcBorders>
+            <w:shd w:fill="F7ECDA" w:color="auto" w:val="clear"/>
+            <w:tcMar>
+              <w:top w:type="dxa" w:w="50"/>
+              <w:left w:type="dxa" w:w="80"/>
+              <w:bottom w:type="dxa" w:w="50"/>
+              <w:right w:type="dxa" w:w="80"/>
+            </w:tcMar>
+          </w:tcPr>
+          <w:p>
+            <w:r>
+              <w:rPr>
+                <w:sz w:val="19"/>
+                <w:szCs w:val="19"/>
+              </w:rPr>
+              <w:t xml:space="preserve">Efecto en la utilidad neta del año 1</w:t>
+            </w:r>
+          </w:p>
+        </w:tc>
+        <w:tc>
+          <w:tcPr>
+            <w:tcW w:type="dxa" w:w="1054"/>
+            <w:tcBorders>
+              <w:top w:val="single" w:color="D9C3A8" w:sz="4"/>
+              <w:left w:val="single" w:color="D9C3A8" w:sz="4"/>
+              <w:bottom w:val="single" w:color="D9C3A8" w:sz="4"/>
+              <w:right w:val="single" w:color="D9C3A8" w:sz="4"/>
+            </w:tcBorders>
+            <w:shd w:fill="F7ECDA" w:color="auto" w:val="clear"/>
+            <w:tcMar>
+              <w:top w:type="dxa" w:w="50"/>
+              <w:left w:type="dxa" w:w="80"/>
+              <w:bottom w:type="dxa" w:w="50"/>
+              <w:right w:type="dxa" w:w="80"/>
+            </w:tcMar>
+          </w:tcPr>
+          <w:p>
+            <w:r>
+              <w:rPr>
+                <w:sz w:val="19"/>
+                <w:szCs w:val="19"/>
+              </w:rPr>
+              <w:t xml:space="preserve">Base</w:t>
+            </w:r>
+          </w:p>
+        </w:tc>
+        <w:tc>
+          <w:tcPr>
+            <w:tcW w:type="dxa" w:w="2531"/>
+            <w:tcBorders>
+              <w:top w:val="single" w:color="D9C3A8" w:sz="4"/>
+              <w:left w:val="single" w:color="D9C3A8" w:sz="4"/>
+              <w:bottom w:val="single" w:color="D9C3A8" w:sz="4"/>
+              <w:right w:val="single" w:color="D9C3A8" w:sz="4"/>
+            </w:tcBorders>
+            <w:shd w:fill="F7ECDA" w:color="auto" w:val="clear"/>
+            <w:tcMar>
+              <w:top w:type="dxa" w:w="50"/>
+              <w:left w:type="dxa" w:w="80"/>
+              <w:bottom w:type="dxa" w:w="50"/>
+              <w:right w:type="dxa" w:w="80"/>
+            </w:tcMar>
+          </w:tcPr>
+          <w:p>
+            <w:r>
+              <w:rPr>
+                <w:sz w:val="19"/>
+                <w:szCs w:val="19"/>
+              </w:rPr>
+              <w:t xml:space="preserve">+S/4,241</w:t>
+            </w:r>
+          </w:p>
+        </w:tc>
+        <w:tc>
+          <w:tcPr>
+            <w:tcW w:type="dxa" w:w="1555"/>
+            <w:tcBorders>
+              <w:top w:val="single" w:color="D9C3A8" w:sz="4"/>
+              <w:left w:val="single" w:color="D9C3A8" w:sz="4"/>
+              <w:bottom w:val="single" w:color="D9C3A8" w:sz="4"/>
+              <w:right w:val="single" w:color="D9C3A8" w:sz="4"/>
+            </w:tcBorders>
+            <w:shd w:fill="F7ECDA" w:color="auto" w:val="clear"/>
+            <w:tcMar>
+              <w:top w:type="dxa" w:w="50"/>
+              <w:left w:type="dxa" w:w="80"/>
+              <w:bottom w:type="dxa" w:w="50"/>
+              <w:right w:type="dxa" w:w="80"/>
+            </w:tcMar>
+          </w:tcPr>
+          <w:p>
+            <w:r>
+              <w:rPr>
+                <w:sz w:val="19"/>
+                <w:szCs w:val="19"/>
+              </w:rPr>
+              <w:t xml:space="preserve">+S/2,576</w:t>
+            </w:r>
+          </w:p>
+        </w:tc>
+        <w:tc>
+          <w:tcPr>
+            <w:tcW w:type="dxa" w:w="1555"/>
+            <w:tcBorders>
+              <w:top w:val="single" w:color="D9C3A8" w:sz="4"/>
+              <w:left w:val="single" w:color="D9C3A8" w:sz="4"/>
+              <w:bottom w:val="single" w:color="D9C3A8" w:sz="4"/>
+              <w:right w:val="single" w:color="D9C3A8" w:sz="4"/>
+            </w:tcBorders>
+            <w:shd w:fill="F7ECDA" w:color="auto" w:val="clear"/>
+            <w:tcMar>
+              <w:top w:type="dxa" w:w="50"/>
+              <w:left w:type="dxa" w:w="80"/>
+              <w:bottom w:type="dxa" w:w="50"/>
+              <w:right w:type="dxa" w:w="80"/>
+            </w:tcMar>
+          </w:tcPr>
+          <w:p>
+            <w:r>
+              <w:rPr>
+                <w:sz w:val="19"/>
+                <w:szCs w:val="19"/>
+              </w:rPr>
+              <w:t xml:space="preserve">+S/2,120</w:t>
+            </w:r>
+          </w:p>
+        </w:tc>
+      </w:tr>
+      <w:tr>
+        <w:trPr>
+          <w:tblHeader w:val="false"/>
+        </w:trPr>
+        <w:tc>
+          <w:tcPr>
+            <w:tcW w:type="dxa" w:w="2665"/>
+            <w:tcBorders>
+              <w:top w:val="single" w:color="D9C3A8" w:sz="4"/>
+              <w:left w:val="single" w:color="D9C3A8" w:sz="4"/>
+              <w:bottom w:val="single" w:color="D9C3A8" w:sz="4"/>
+              <w:right w:val="single" w:color="D9C3A8" w:sz="4"/>
+            </w:tcBorders>
+            <w:shd w:fill="FFFFFF" w:color="auto" w:val="clear"/>
+            <w:tcMar>
+              <w:top w:type="dxa" w:w="50"/>
+              <w:left w:type="dxa" w:w="80"/>
+              <w:bottom w:type="dxa" w:w="50"/>
+              <w:right w:type="dxa" w:w="80"/>
+            </w:tcMar>
+          </w:tcPr>
+          <w:p>
+            <w:r>
+              <w:rPr>
+                <w:sz w:val="19"/>
+                <w:szCs w:val="19"/>
+              </w:rPr>
+              <w:t xml:space="preserve">Utilidad neta del año 1</w:t>
+            </w:r>
+          </w:p>
+        </w:tc>
+        <w:tc>
+          <w:tcPr>
+            <w:tcW w:type="dxa" w:w="1054"/>
+            <w:tcBorders>
+              <w:top w:val="single" w:color="D9C3A8" w:sz="4"/>
+              <w:left w:val="single" w:color="D9C3A8" w:sz="4"/>
+              <w:bottom w:val="single" w:color="D9C3A8" w:sz="4"/>
+              <w:right w:val="single" w:color="D9C3A8" w:sz="4"/>
+            </w:tcBorders>
+            <w:shd w:fill="FFFFFF" w:color="auto" w:val="clear"/>
+            <w:tcMar>
+              <w:top w:type="dxa" w:w="50"/>
+              <w:left w:type="dxa" w:w="80"/>
+              <w:bottom w:type="dxa" w:w="50"/>
+              <w:right w:type="dxa" w:w="80"/>
+            </w:tcMar>
+          </w:tcPr>
+          <w:p>
+            <w:r>
+              <w:rPr>
+                <w:sz w:val="19"/>
+                <w:szCs w:val="19"/>
+              </w:rPr>
+              <w:t xml:space="preserve">S/10,379</w:t>
+            </w:r>
+          </w:p>
+        </w:tc>
+        <w:tc>
+          <w:tcPr>
+            <w:tcW w:type="dxa" w:w="2531"/>
+            <w:tcBorders>
+              <w:top w:val="single" w:color="D9C3A8" w:sz="4"/>
+              <w:left w:val="single" w:color="D9C3A8" w:sz="4"/>
+              <w:bottom w:val="single" w:color="D9C3A8" w:sz="4"/>
+              <w:right w:val="single" w:color="D9C3A8" w:sz="4"/>
+            </w:tcBorders>
+            <w:shd w:fill="FFFFFF" w:color="auto" w:val="clear"/>
+            <w:tcMar>
+              <w:top w:type="dxa" w:w="50"/>
+              <w:left w:type="dxa" w:w="80"/>
+              <w:bottom w:type="dxa" w:w="50"/>
+              <w:right w:type="dxa" w:w="80"/>
+            </w:tcMar>
+          </w:tcPr>
+          <w:p>
+            <w:r>
+              <w:rPr>
+                <w:sz w:val="19"/>
+                <w:szCs w:val="19"/>
+              </w:rPr>
+              <w:t xml:space="preserve">S/14,619</w:t>
+            </w:r>
+          </w:p>
+        </w:tc>
+        <w:tc>
+          <w:tcPr>
+            <w:tcW w:type="dxa" w:w="1555"/>
+            <w:tcBorders>
+              <w:top w:val="single" w:color="D9C3A8" w:sz="4"/>
+              <w:left w:val="single" w:color="D9C3A8" w:sz="4"/>
+              <w:bottom w:val="single" w:color="D9C3A8" w:sz="4"/>
+              <w:right w:val="single" w:color="D9C3A8" w:sz="4"/>
+            </w:tcBorders>
+            <w:shd w:fill="FFFFFF" w:color="auto" w:val="clear"/>
+            <w:tcMar>
+              <w:top w:type="dxa" w:w="50"/>
+              <w:left w:type="dxa" w:w="80"/>
+              <w:bottom w:type="dxa" w:w="50"/>
+              <w:right w:type="dxa" w:w="80"/>
+            </w:tcMar>
+          </w:tcPr>
+          <w:p>
+            <w:r>
+              <w:rPr>
+                <w:sz w:val="19"/>
+                <w:szCs w:val="19"/>
+              </w:rPr>
+              <w:t xml:space="preserve">S/12,955</w:t>
+            </w:r>
+          </w:p>
+        </w:tc>
+        <w:tc>
+          <w:tcPr>
+            <w:tcW w:type="dxa" w:w="1555"/>
+            <w:tcBorders>
+              <w:top w:val="single" w:color="D9C3A8" w:sz="4"/>
+              <w:left w:val="single" w:color="D9C3A8" w:sz="4"/>
+              <w:bottom w:val="single" w:color="D9C3A8" w:sz="4"/>
+              <w:right w:val="single" w:color="D9C3A8" w:sz="4"/>
+            </w:tcBorders>
+            <w:shd w:fill="FFFFFF" w:color="auto" w:val="clear"/>
+            <w:tcMar>
+              <w:top w:type="dxa" w:w="50"/>
+              <w:left w:type="dxa" w:w="80"/>
+              <w:bottom w:type="dxa" w:w="50"/>
+              <w:right w:type="dxa" w:w="80"/>
+            </w:tcMar>
+          </w:tcPr>
+          <w:p>
+            <w:r>
+              <w:rPr>
+                <w:sz w:val="19"/>
+                <w:szCs w:val="19"/>
+              </w:rPr>
+              <w:t xml:space="preserve">S/12,499</w:t>
+            </w:r>
+          </w:p>
+        </w:tc>
+      </w:tr>
+      <w:tr>
+        <w:trPr>
+          <w:tblHeader w:val="false"/>
+        </w:trPr>
+        <w:tc>
+          <w:tcPr>
+            <w:tcW w:type="dxa" w:w="2665"/>
+            <w:tcBorders>
+              <w:top w:val="single" w:color="D9C3A8" w:sz="4"/>
+              <w:left w:val="single" w:color="D9C3A8" w:sz="4"/>
+              <w:bottom w:val="single" w:color="D9C3A8" w:sz="4"/>
+              <w:right w:val="single" w:color="D9C3A8" w:sz="4"/>
+            </w:tcBorders>
+            <w:shd w:fill="F7ECDA" w:color="auto" w:val="clear"/>
+            <w:tcMar>
+              <w:top w:type="dxa" w:w="50"/>
+              <w:left w:type="dxa" w:w="80"/>
+              <w:bottom w:type="dxa" w:w="50"/>
+              <w:right w:type="dxa" w:w="80"/>
+            </w:tcMar>
+          </w:tcPr>
+          <w:p>
+            <w:r>
+              <w:rPr>
+                <w:sz w:val="19"/>
+                <w:szCs w:val="19"/>
+              </w:rPr>
+              <w:t xml:space="preserve">ROI del negocio (utilidad neta ÷ S/25,000)</w:t>
+            </w:r>
+          </w:p>
+        </w:tc>
+        <w:tc>
+          <w:tcPr>
+            <w:tcW w:type="dxa" w:w="1054"/>
+            <w:tcBorders>
+              <w:top w:val="single" w:color="D9C3A8" w:sz="4"/>
+              <w:left w:val="single" w:color="D9C3A8" w:sz="4"/>
+              <w:bottom w:val="single" w:color="D9C3A8" w:sz="4"/>
+              <w:right w:val="single" w:color="D9C3A8" w:sz="4"/>
+            </w:tcBorders>
+            <w:shd w:fill="F7ECDA" w:color="auto" w:val="clear"/>
+            <w:tcMar>
+              <w:top w:type="dxa" w:w="50"/>
+              <w:left w:type="dxa" w:w="80"/>
+              <w:bottom w:type="dxa" w:w="50"/>
+              <w:right w:type="dxa" w:w="80"/>
+            </w:tcMar>
+          </w:tcPr>
+          <w:p>
+            <w:r>
+              <w:rPr>
+                <w:sz w:val="19"/>
+                <w:szCs w:val="19"/>
+              </w:rPr>
+              <w:t xml:space="preserve">41.5 %</w:t>
+            </w:r>
+          </w:p>
+        </w:tc>
+        <w:tc>
+          <w:tcPr>
+            <w:tcW w:type="dxa" w:w="2531"/>
+            <w:tcBorders>
+              <w:top w:val="single" w:color="D9C3A8" w:sz="4"/>
+              <w:left w:val="single" w:color="D9C3A8" w:sz="4"/>
+              <w:bottom w:val="single" w:color="D9C3A8" w:sz="4"/>
+              <w:right w:val="single" w:color="D9C3A8" w:sz="4"/>
+            </w:tcBorders>
+            <w:shd w:fill="F7ECDA" w:color="auto" w:val="clear"/>
+            <w:tcMar>
+              <w:top w:type="dxa" w:w="50"/>
+              <w:left w:type="dxa" w:w="80"/>
+              <w:bottom w:type="dxa" w:w="50"/>
+              <w:right w:type="dxa" w:w="80"/>
+            </w:tcMar>
+          </w:tcPr>
+          <w:p>
+            <w:r>
+              <w:rPr>
+                <w:sz w:val="19"/>
+                <w:szCs w:val="19"/>
+              </w:rPr>
+              <w:t xml:space="preserve">58.5 %</w:t>
+            </w:r>
+          </w:p>
+        </w:tc>
+        <w:tc>
+          <w:tcPr>
+            <w:tcW w:type="dxa" w:w="1555"/>
+            <w:tcBorders>
+              <w:top w:val="single" w:color="D9C3A8" w:sz="4"/>
+              <w:left w:val="single" w:color="D9C3A8" w:sz="4"/>
+              <w:bottom w:val="single" w:color="D9C3A8" w:sz="4"/>
+              <w:right w:val="single" w:color="D9C3A8" w:sz="4"/>
+            </w:tcBorders>
+            <w:shd w:fill="F7ECDA" w:color="auto" w:val="clear"/>
+            <w:tcMar>
+              <w:top w:type="dxa" w:w="50"/>
+              <w:left w:type="dxa" w:w="80"/>
+              <w:bottom w:type="dxa" w:w="50"/>
+              <w:right w:type="dxa" w:w="80"/>
+            </w:tcMar>
+          </w:tcPr>
+          <w:p>
+            <w:r>
+              <w:rPr>
+                <w:sz w:val="19"/>
+                <w:szCs w:val="19"/>
+              </w:rPr>
+              <w:t xml:space="preserve">51.8 %</w:t>
+            </w:r>
+          </w:p>
+        </w:tc>
+        <w:tc>
+          <w:tcPr>
+            <w:tcW w:type="dxa" w:w="1555"/>
+            <w:tcBorders>
+              <w:top w:val="single" w:color="D9C3A8" w:sz="4"/>
+              <w:left w:val="single" w:color="D9C3A8" w:sz="4"/>
+              <w:bottom w:val="single" w:color="D9C3A8" w:sz="4"/>
+              <w:right w:val="single" w:color="D9C3A8" w:sz="4"/>
+            </w:tcBorders>
+            <w:shd w:fill="F7ECDA" w:color="auto" w:val="clear"/>
+            <w:tcMar>
+              <w:top w:type="dxa" w:w="50"/>
+              <w:left w:type="dxa" w:w="80"/>
+              <w:bottom w:type="dxa" w:w="50"/>
+              <w:right w:type="dxa" w:w="80"/>
+            </w:tcMar>
+          </w:tcPr>
+          <w:p>
+            <w:r>
+              <w:rPr>
+                <w:sz w:val="19"/>
+                <w:szCs w:val="19"/>
+              </w:rPr>
+              <w:t xml:space="preserve">50.0 %</w:t>
+            </w:r>
+          </w:p>
+        </w:tc>
+      </w:tr>
+      <w:tr>
+        <w:trPr>
+          <w:tblHeader w:val="false"/>
+        </w:trPr>
+        <w:tc>
+          <w:tcPr>
+            <w:tcW w:type="dxa" w:w="2665"/>
+            <w:tcBorders>
+              <w:top w:val="single" w:color="D9C3A8" w:sz="4"/>
+              <w:left w:val="single" w:color="D9C3A8" w:sz="4"/>
+              <w:bottom w:val="single" w:color="D9C3A8" w:sz="4"/>
+              <w:right w:val="single" w:color="D9C3A8" w:sz="4"/>
+            </w:tcBorders>
+            <w:shd w:fill="FFFFFF" w:color="auto" w:val="clear"/>
+            <w:tcMar>
+              <w:top w:type="dxa" w:w="50"/>
+              <w:left w:type="dxa" w:w="80"/>
+              <w:bottom w:type="dxa" w:w="50"/>
+              <w:right w:type="dxa" w:w="80"/>
+            </w:tcMar>
+          </w:tcPr>
+          <w:p>
+            <w:r>
+              <w:rPr>
+                <w:b/>
+                <w:bCs/>
+                <w:sz w:val="19"/>
+                <w:szCs w:val="19"/>
+              </w:rPr>
+              <w:t xml:space="preserve">ROI de marketing, cifra principal (75 % atribuido)</w:t>
+            </w:r>
+          </w:p>
+        </w:tc>
+        <w:tc>
+          <w:tcPr>
+            <w:tcW w:type="dxa" w:w="1054"/>
+            <w:tcBorders>
+              <w:top w:val="single" w:color="D9C3A8" w:sz="4"/>
+              <w:left w:val="single" w:color="D9C3A8" w:sz="4"/>
+              <w:bottom w:val="single" w:color="D9C3A8" w:sz="4"/>
+              <w:right w:val="single" w:color="D9C3A8" w:sz="4"/>
+            </w:tcBorders>
+            <w:shd w:fill="FFFFFF" w:color="auto" w:val="clear"/>
+            <w:tcMar>
+              <w:top w:type="dxa" w:w="50"/>
+              <w:left w:type="dxa" w:w="80"/>
+              <w:bottom w:type="dxa" w:w="50"/>
+              <w:right w:type="dxa" w:w="80"/>
+            </w:tcMar>
+          </w:tcPr>
+          <w:p>
+            <w:r>
+              <w:rPr>
+                <w:b/>
+                <w:bCs/>
+                <w:sz w:val="19"/>
+                <w:szCs w:val="19"/>
+              </w:rPr>
+              <w:t xml:space="preserve">74 %</w:t>
+            </w:r>
+          </w:p>
+        </w:tc>
+        <w:tc>
+          <w:tcPr>
+            <w:tcW w:type="dxa" w:w="2531"/>
+            <w:tcBorders>
+              <w:top w:val="single" w:color="D9C3A8" w:sz="4"/>
+              <w:left w:val="single" w:color="D9C3A8" w:sz="4"/>
+              <w:bottom w:val="single" w:color="D9C3A8" w:sz="4"/>
+              <w:right w:val="single" w:color="D9C3A8" w:sz="4"/>
+            </w:tcBorders>
+            <w:shd w:fill="FFFFFF" w:color="auto" w:val="clear"/>
+            <w:tcMar>
+              <w:top w:type="dxa" w:w="50"/>
+              <w:left w:type="dxa" w:w="80"/>
+              <w:bottom w:type="dxa" w:w="50"/>
+              <w:right w:type="dxa" w:w="80"/>
+            </w:tcMar>
+          </w:tcPr>
+          <w:p>
+            <w:r>
+              <w:rPr>
+                <w:b/>
+                <w:bCs/>
+                <w:sz w:val="19"/>
+                <w:szCs w:val="19"/>
+              </w:rPr>
+              <w:t xml:space="preserve">88 %</w:t>
+            </w:r>
+          </w:p>
+        </w:tc>
+        <w:tc>
+          <w:tcPr>
+            <w:tcW w:type="dxa" w:w="1555"/>
+            <w:tcBorders>
+              <w:top w:val="single" w:color="D9C3A8" w:sz="4"/>
+              <w:left w:val="single" w:color="D9C3A8" w:sz="4"/>
+              <w:bottom w:val="single" w:color="D9C3A8" w:sz="4"/>
+              <w:right w:val="single" w:color="D9C3A8" w:sz="4"/>
+            </w:tcBorders>
+            <w:shd w:fill="FFFFFF" w:color="auto" w:val="clear"/>
+            <w:tcMar>
+              <w:top w:type="dxa" w:w="50"/>
+              <w:left w:type="dxa" w:w="80"/>
+              <w:bottom w:type="dxa" w:w="50"/>
+              <w:right w:type="dxa" w:w="80"/>
+            </w:tcMar>
+          </w:tcPr>
+          <w:p>
+            <w:r>
+              <w:rPr>
+                <w:b/>
+                <w:bCs/>
+                <w:sz w:val="19"/>
+                <w:szCs w:val="19"/>
+              </w:rPr>
+              <w:t xml:space="preserve">82 %</w:t>
+            </w:r>
+          </w:p>
+        </w:tc>
+        <w:tc>
+          <w:tcPr>
+            <w:tcW w:type="dxa" w:w="1555"/>
+            <w:tcBorders>
+              <w:top w:val="single" w:color="D9C3A8" w:sz="4"/>
+              <w:left w:val="single" w:color="D9C3A8" w:sz="4"/>
+              <w:bottom w:val="single" w:color="D9C3A8" w:sz="4"/>
+              <w:right w:val="single" w:color="D9C3A8" w:sz="4"/>
+            </w:tcBorders>
+            <w:shd w:fill="FFFFFF" w:color="auto" w:val="clear"/>
+            <w:tcMar>
+              <w:top w:type="dxa" w:w="50"/>
+              <w:left w:type="dxa" w:w="80"/>
+              <w:bottom w:type="dxa" w:w="50"/>
+              <w:right w:type="dxa" w:w="80"/>
+            </w:tcMar>
+          </w:tcPr>
+          <w:p>
+            <w:r>
+              <w:rPr>
+                <w:b/>
+                <w:bCs/>
+                <w:sz w:val="19"/>
+                <w:szCs w:val="19"/>
+              </w:rPr>
+              <w:t xml:space="preserve">81 %</w:t>
+            </w:r>
+          </w:p>
+        </w:tc>
+      </w:tr>
+      <w:tr>
+        <w:trPr>
+          <w:tblHeader w:val="false"/>
+        </w:trPr>
+        <w:tc>
+          <w:tcPr>
+            <w:tcW w:type="dxa" w:w="2665"/>
+            <w:tcBorders>
+              <w:top w:val="single" w:color="D9C3A8" w:sz="4"/>
+              <w:left w:val="single" w:color="D9C3A8" w:sz="4"/>
+              <w:bottom w:val="single" w:color="D9C3A8" w:sz="4"/>
+              <w:right w:val="single" w:color="D9C3A8" w:sz="4"/>
+            </w:tcBorders>
+            <w:shd w:fill="F7ECDA" w:color="auto" w:val="clear"/>
+            <w:tcMar>
+              <w:top w:type="dxa" w:w="50"/>
+              <w:left w:type="dxa" w:w="80"/>
+              <w:bottom w:type="dxa" w:w="50"/>
+              <w:right w:type="dxa" w:w="80"/>
+            </w:tcMar>
+          </w:tcPr>
+          <w:p>
+            <w:r>
+              <w:rPr>
+                <w:sz w:val="19"/>
+                <w:szCs w:val="19"/>
+              </w:rPr>
+              <w:t xml:space="preserve">ROI de marketing, techo (100 %)</w:t>
+            </w:r>
+          </w:p>
+        </w:tc>
+        <w:tc>
+          <w:tcPr>
+            <w:tcW w:type="dxa" w:w="1054"/>
+            <w:tcBorders>
+              <w:top w:val="single" w:color="D9C3A8" w:sz="4"/>
+              <w:left w:val="single" w:color="D9C3A8" w:sz="4"/>
+              <w:bottom w:val="single" w:color="D9C3A8" w:sz="4"/>
+              <w:right w:val="single" w:color="D9C3A8" w:sz="4"/>
+            </w:tcBorders>
+            <w:shd w:fill="F7ECDA" w:color="auto" w:val="clear"/>
+            <w:tcMar>
+              <w:top w:type="dxa" w:w="50"/>
+              <w:left w:type="dxa" w:w="80"/>
+              <w:bottom w:type="dxa" w:w="50"/>
+              <w:right w:type="dxa" w:w="80"/>
+            </w:tcMar>
+          </w:tcPr>
+          <w:p>
+            <w:r>
+              <w:rPr>
+                <w:sz w:val="19"/>
+                <w:szCs w:val="19"/>
+              </w:rPr>
+              <w:t xml:space="preserve">132 %</w:t>
+            </w:r>
+          </w:p>
+        </w:tc>
+        <w:tc>
+          <w:tcPr>
+            <w:tcW w:type="dxa" w:w="2531"/>
+            <w:tcBorders>
+              <w:top w:val="single" w:color="D9C3A8" w:sz="4"/>
+              <w:left w:val="single" w:color="D9C3A8" w:sz="4"/>
+              <w:bottom w:val="single" w:color="D9C3A8" w:sz="4"/>
+              <w:right w:val="single" w:color="D9C3A8" w:sz="4"/>
+            </w:tcBorders>
+            <w:shd w:fill="F7ECDA" w:color="auto" w:val="clear"/>
+            <w:tcMar>
+              <w:top w:type="dxa" w:w="50"/>
+              <w:left w:type="dxa" w:w="80"/>
+              <w:bottom w:type="dxa" w:w="50"/>
+              <w:right w:type="dxa" w:w="80"/>
+            </w:tcMar>
+          </w:tcPr>
+          <w:p>
+            <w:r>
+              <w:rPr>
+                <w:sz w:val="19"/>
+                <w:szCs w:val="19"/>
+              </w:rPr>
+              <w:t xml:space="preserve">150 %</w:t>
+            </w:r>
+          </w:p>
+        </w:tc>
+        <w:tc>
+          <w:tcPr>
+            <w:tcW w:type="dxa" w:w="1555"/>
+            <w:tcBorders>
+              <w:top w:val="single" w:color="D9C3A8" w:sz="4"/>
+              <w:left w:val="single" w:color="D9C3A8" w:sz="4"/>
+              <w:bottom w:val="single" w:color="D9C3A8" w:sz="4"/>
+              <w:right w:val="single" w:color="D9C3A8" w:sz="4"/>
+            </w:tcBorders>
+            <w:shd w:fill="F7ECDA" w:color="auto" w:val="clear"/>
+            <w:tcMar>
+              <w:top w:type="dxa" w:w="50"/>
+              <w:left w:type="dxa" w:w="80"/>
+              <w:bottom w:type="dxa" w:w="50"/>
+              <w:right w:type="dxa" w:w="80"/>
+            </w:tcMar>
+          </w:tcPr>
+          <w:p>
+            <w:r>
+              <w:rPr>
+                <w:sz w:val="19"/>
+                <w:szCs w:val="19"/>
+              </w:rPr>
+              <w:t xml:space="preserve">143 %</w:t>
+            </w:r>
+          </w:p>
+        </w:tc>
+        <w:tc>
+          <w:tcPr>
+            <w:tcW w:type="dxa" w:w="1555"/>
+            <w:tcBorders>
+              <w:top w:val="single" w:color="D9C3A8" w:sz="4"/>
+              <w:left w:val="single" w:color="D9C3A8" w:sz="4"/>
+              <w:bottom w:val="single" w:color="D9C3A8" w:sz="4"/>
+              <w:right w:val="single" w:color="D9C3A8" w:sz="4"/>
+            </w:tcBorders>
+            <w:shd w:fill="F7ECDA" w:color="auto" w:val="clear"/>
+            <w:tcMar>
+              <w:top w:type="dxa" w:w="50"/>
+              <w:left w:type="dxa" w:w="80"/>
+              <w:bottom w:type="dxa" w:w="50"/>
+              <w:right w:type="dxa" w:w="80"/>
+            </w:tcMar>
+          </w:tcPr>
+          <w:p>
+            <w:r>
+              <w:rPr>
+                <w:sz w:val="19"/>
+                <w:szCs w:val="19"/>
+              </w:rPr>
+              <w:t xml:space="preserve">141 %</w:t>
+            </w:r>
+          </w:p>
+        </w:tc>
+      </w:tr>
+      <w:tr>
+        <w:trPr>
+          <w:tblHeader w:val="false"/>
+        </w:trPr>
+        <w:tc>
+          <w:tcPr>
+            <w:tcW w:type="dxa" w:w="2665"/>
+            <w:tcBorders>
+              <w:top w:val="single" w:color="D9C3A8" w:sz="4"/>
+              <w:left w:val="single" w:color="D9C3A8" w:sz="4"/>
+              <w:bottom w:val="single" w:color="D9C3A8" w:sz="4"/>
+              <w:right w:val="single" w:color="D9C3A8" w:sz="4"/>
+            </w:tcBorders>
+            <w:shd w:fill="FFFFFF" w:color="auto" w:val="clear"/>
+            <w:tcMar>
+              <w:top w:type="dxa" w:w="50"/>
+              <w:left w:type="dxa" w:w="80"/>
+              <w:bottom w:type="dxa" w:w="50"/>
+              <w:right w:type="dxa" w:w="80"/>
+            </w:tcMar>
+          </w:tcPr>
+          <w:p>
+            <w:r>
+              <w:rPr>
+                <w:sz w:val="19"/>
+                <w:szCs w:val="19"/>
+              </w:rPr>
+              <w:t xml:space="preserve">ROI de marketing, piso (50 %)</w:t>
+            </w:r>
+          </w:p>
+        </w:tc>
+        <w:tc>
+          <w:tcPr>
+            <w:tcW w:type="dxa" w:w="1054"/>
+            <w:tcBorders>
+              <w:top w:val="single" w:color="D9C3A8" w:sz="4"/>
+              <w:left w:val="single" w:color="D9C3A8" w:sz="4"/>
+              <w:bottom w:val="single" w:color="D9C3A8" w:sz="4"/>
+              <w:right w:val="single" w:color="D9C3A8" w:sz="4"/>
+            </w:tcBorders>
+            <w:shd w:fill="FFFFFF" w:color="auto" w:val="clear"/>
+            <w:tcMar>
+              <w:top w:type="dxa" w:w="50"/>
+              <w:left w:type="dxa" w:w="80"/>
+              <w:bottom w:type="dxa" w:w="50"/>
+              <w:right w:type="dxa" w:w="80"/>
+            </w:tcMar>
+          </w:tcPr>
+          <w:p>
+            <w:r>
+              <w:rPr>
+                <w:sz w:val="19"/>
+                <w:szCs w:val="19"/>
+              </w:rPr>
+              <w:t xml:space="preserve">16 %</w:t>
+            </w:r>
+          </w:p>
+        </w:tc>
+        <w:tc>
+          <w:tcPr>
+            <w:tcW w:type="dxa" w:w="2531"/>
+            <w:tcBorders>
+              <w:top w:val="single" w:color="D9C3A8" w:sz="4"/>
+              <w:left w:val="single" w:color="D9C3A8" w:sz="4"/>
+              <w:bottom w:val="single" w:color="D9C3A8" w:sz="4"/>
+              <w:right w:val="single" w:color="D9C3A8" w:sz="4"/>
+            </w:tcBorders>
+            <w:shd w:fill="FFFFFF" w:color="auto" w:val="clear"/>
+            <w:tcMar>
+              <w:top w:type="dxa" w:w="50"/>
+              <w:left w:type="dxa" w:w="80"/>
+              <w:bottom w:type="dxa" w:w="50"/>
+              <w:right w:type="dxa" w:w="80"/>
+            </w:tcMar>
+          </w:tcPr>
+          <w:p>
+            <w:r>
+              <w:rPr>
+                <w:sz w:val="19"/>
+                <w:szCs w:val="19"/>
+              </w:rPr>
+              <w:t xml:space="preserve">25 %</w:t>
+            </w:r>
+          </w:p>
+        </w:tc>
+        <w:tc>
+          <w:tcPr>
+            <w:tcW w:type="dxa" w:w="1555"/>
+            <w:tcBorders>
+              <w:top w:val="single" w:color="D9C3A8" w:sz="4"/>
+              <w:left w:val="single" w:color="D9C3A8" w:sz="4"/>
+              <w:bottom w:val="single" w:color="D9C3A8" w:sz="4"/>
+              <w:right w:val="single" w:color="D9C3A8" w:sz="4"/>
+            </w:tcBorders>
+            <w:shd w:fill="FFFFFF" w:color="auto" w:val="clear"/>
+            <w:tcMar>
+              <w:top w:type="dxa" w:w="50"/>
+              <w:left w:type="dxa" w:w="80"/>
+              <w:bottom w:type="dxa" w:w="50"/>
+              <w:right w:type="dxa" w:w="80"/>
+            </w:tcMar>
+          </w:tcPr>
+          <w:p>
+            <w:r>
+              <w:rPr>
+                <w:sz w:val="19"/>
+                <w:szCs w:val="19"/>
+              </w:rPr>
+              <w:t xml:space="preserve">21 %</w:t>
+            </w:r>
+          </w:p>
+        </w:tc>
+        <w:tc>
+          <w:tcPr>
+            <w:tcW w:type="dxa" w:w="1555"/>
+            <w:tcBorders>
+              <w:top w:val="single" w:color="D9C3A8" w:sz="4"/>
+              <w:left w:val="single" w:color="D9C3A8" w:sz="4"/>
+              <w:bottom w:val="single" w:color="D9C3A8" w:sz="4"/>
+              <w:right w:val="single" w:color="D9C3A8" w:sz="4"/>
+            </w:tcBorders>
+            <w:shd w:fill="FFFFFF" w:color="auto" w:val="clear"/>
+            <w:tcMar>
+              <w:top w:type="dxa" w:w="50"/>
+              <w:left w:type="dxa" w:w="80"/>
+              <w:bottom w:type="dxa" w:w="50"/>
+              <w:right w:type="dxa" w:w="80"/>
+            </w:tcMar>
+          </w:tcPr>
+          <w:p>
+            <w:r>
+              <w:rPr>
+                <w:sz w:val="19"/>
+                <w:szCs w:val="19"/>
+              </w:rPr>
+              <w:t xml:space="preserve">20 %</w:t>
+            </w:r>
+          </w:p>
+        </w:tc>
+      </w:tr>
+      <w:tr>
+        <w:trPr>
+          <w:tblHeader w:val="false"/>
+        </w:trPr>
+        <w:tc>
+          <w:tcPr>
+            <w:tcW w:type="dxa" w:w="2665"/>
+            <w:tcBorders>
+              <w:top w:val="single" w:color="D9C3A8" w:sz="4"/>
+              <w:left w:val="single" w:color="D9C3A8" w:sz="4"/>
+              <w:bottom w:val="single" w:color="D9C3A8" w:sz="4"/>
+              <w:right w:val="single" w:color="D9C3A8" w:sz="4"/>
+            </w:tcBorders>
+            <w:shd w:fill="F7ECDA" w:color="auto" w:val="clear"/>
+            <w:tcMar>
+              <w:top w:type="dxa" w:w="50"/>
+              <w:left w:type="dxa" w:w="80"/>
+              <w:bottom w:type="dxa" w:w="50"/>
+              <w:right w:type="dxa" w:w="80"/>
+            </w:tcMar>
+          </w:tcPr>
+          <w:p>
+            <w:r>
+              <w:rPr>
+                <w:sz w:val="19"/>
+                <w:szCs w:val="19"/>
+              </w:rPr>
+              <w:t xml:space="preserve">ROI propio de la pauta en 2027: (contribución − 5,050) ÷ 5,050</w:t>
+            </w:r>
+          </w:p>
+        </w:tc>
+        <w:tc>
+          <w:tcPr>
+            <w:tcW w:type="dxa" w:w="1054"/>
+            <w:tcBorders>
+              <w:top w:val="single" w:color="D9C3A8" w:sz="4"/>
+              <w:left w:val="single" w:color="D9C3A8" w:sz="4"/>
+              <w:bottom w:val="single" w:color="D9C3A8" w:sz="4"/>
+              <w:right w:val="single" w:color="D9C3A8" w:sz="4"/>
+            </w:tcBorders>
+            <w:shd w:fill="F7ECDA" w:color="auto" w:val="clear"/>
+            <w:tcMar>
+              <w:top w:type="dxa" w:w="50"/>
+              <w:left w:type="dxa" w:w="80"/>
+              <w:bottom w:type="dxa" w:w="50"/>
+              <w:right w:type="dxa" w:w="80"/>
+            </w:tcMar>
+          </w:tcPr>
+          <w:p>
+            <w:r>
+              <w:rPr>
+                <w:sz w:val="19"/>
+                <w:szCs w:val="19"/>
+              </w:rPr>
+              <w:t xml:space="preserve">No aplica</w:t>
+            </w:r>
+          </w:p>
+        </w:tc>
+        <w:tc>
+          <w:tcPr>
+            <w:tcW w:type="dxa" w:w="2531"/>
+            <w:tcBorders>
+              <w:top w:val="single" w:color="D9C3A8" w:sz="4"/>
+              <w:left w:val="single" w:color="D9C3A8" w:sz="4"/>
+              <w:bottom w:val="single" w:color="D9C3A8" w:sz="4"/>
+              <w:right w:val="single" w:color="D9C3A8" w:sz="4"/>
+            </w:tcBorders>
+            <w:shd w:fill="F7ECDA" w:color="auto" w:val="clear"/>
+            <w:tcMar>
+              <w:top w:type="dxa" w:w="50"/>
+              <w:left w:type="dxa" w:w="80"/>
+              <w:bottom w:type="dxa" w:w="50"/>
+              <w:right w:type="dxa" w:w="80"/>
+            </w:tcMar>
+          </w:tcPr>
+          <w:p>
+            <w:r>
+              <w:rPr>
+                <w:sz w:val="19"/>
+                <w:szCs w:val="19"/>
+              </w:rPr>
+              <w:t xml:space="preserve">−9 %</w:t>
+            </w:r>
+          </w:p>
+        </w:tc>
+        <w:tc>
+          <w:tcPr>
+            <w:tcW w:type="dxa" w:w="1555"/>
+            <w:tcBorders>
+              <w:top w:val="single" w:color="D9C3A8" w:sz="4"/>
+              <w:left w:val="single" w:color="D9C3A8" w:sz="4"/>
+              <w:bottom w:val="single" w:color="D9C3A8" w:sz="4"/>
+              <w:right w:val="single" w:color="D9C3A8" w:sz="4"/>
+            </w:tcBorders>
+            <w:shd w:fill="F7ECDA" w:color="auto" w:val="clear"/>
+            <w:tcMar>
+              <w:top w:type="dxa" w:w="50"/>
+              <w:left w:type="dxa" w:w="80"/>
+              <w:bottom w:type="dxa" w:w="50"/>
+              <w:right w:type="dxa" w:w="80"/>
+            </w:tcMar>
+          </w:tcPr>
+          <w:p>
+            <w:r>
+              <w:rPr>
+                <w:sz w:val="19"/>
+                <w:szCs w:val="19"/>
+              </w:rPr>
+              <w:t xml:space="preserve">−45 %</w:t>
+            </w:r>
+          </w:p>
+        </w:tc>
+        <w:tc>
+          <w:tcPr>
+            <w:tcW w:type="dxa" w:w="1555"/>
+            <w:tcBorders>
+              <w:top w:val="single" w:color="D9C3A8" w:sz="4"/>
+              <w:left w:val="single" w:color="D9C3A8" w:sz="4"/>
+              <w:bottom w:val="single" w:color="D9C3A8" w:sz="4"/>
+              <w:right w:val="single" w:color="D9C3A8" w:sz="4"/>
+            </w:tcBorders>
+            <w:shd w:fill="F7ECDA" w:color="auto" w:val="clear"/>
+            <w:tcMar>
+              <w:top w:type="dxa" w:w="50"/>
+              <w:left w:type="dxa" w:w="80"/>
+              <w:bottom w:type="dxa" w:w="50"/>
+              <w:right w:type="dxa" w:w="80"/>
+            </w:tcMar>
+          </w:tcPr>
+          <w:p>
+            <w:r>
+              <w:rPr>
+                <w:sz w:val="19"/>
+                <w:szCs w:val="19"/>
+              </w:rPr>
+              <w:t xml:space="preserve">−55 %</w:t>
+            </w:r>
+          </w:p>
+        </w:tc>
+      </w:tr>
+      <w:tr>
+        <w:trPr>
+          <w:tblHeader w:val="false"/>
+        </w:trPr>
+        <w:tc>
+          <w:tcPr>
+            <w:tcW w:type="dxa" w:w="2665"/>
+            <w:tcBorders>
+              <w:top w:val="single" w:color="D9C3A8" w:sz="4"/>
+              <w:left w:val="single" w:color="D9C3A8" w:sz="4"/>
+              <w:bottom w:val="single" w:color="D9C3A8" w:sz="4"/>
+              <w:right w:val="single" w:color="D9C3A8" w:sz="4"/>
+            </w:tcBorders>
+            <w:shd w:fill="FFFFFF" w:color="auto" w:val="clear"/>
+            <w:tcMar>
+              <w:top w:type="dxa" w:w="50"/>
+              <w:left w:type="dxa" w:w="80"/>
+              <w:bottom w:type="dxa" w:w="50"/>
+              <w:right w:type="dxa" w:w="80"/>
+            </w:tcMar>
+          </w:tcPr>
+          <w:p>
+            <w:r>
+              <w:rPr>
+                <w:sz w:val="19"/>
+                <w:szCs w:val="19"/>
+              </w:rPr>
+              <w:t xml:space="preserve">ROI propio de la pauta hasta dic-2028, con 75 % atribuido</w:t>
+            </w:r>
+          </w:p>
+        </w:tc>
+        <w:tc>
+          <w:tcPr>
+            <w:tcW w:type="dxa" w:w="1054"/>
+            <w:tcBorders>
+              <w:top w:val="single" w:color="D9C3A8" w:sz="4"/>
+              <w:left w:val="single" w:color="D9C3A8" w:sz="4"/>
+              <w:bottom w:val="single" w:color="D9C3A8" w:sz="4"/>
+              <w:right w:val="single" w:color="D9C3A8" w:sz="4"/>
+            </w:tcBorders>
+            <w:shd w:fill="FFFFFF" w:color="auto" w:val="clear"/>
+            <w:tcMar>
+              <w:top w:type="dxa" w:w="50"/>
+              <w:left w:type="dxa" w:w="80"/>
+              <w:bottom w:type="dxa" w:w="50"/>
+              <w:right w:type="dxa" w:w="80"/>
+            </w:tcMar>
+          </w:tcPr>
+          <w:p>
+            <w:r>
+              <w:rPr>
+                <w:sz w:val="19"/>
+                <w:szCs w:val="19"/>
+              </w:rPr>
+              <w:t xml:space="preserve">No aplica</w:t>
+            </w:r>
+          </w:p>
+        </w:tc>
+        <w:tc>
+          <w:tcPr>
+            <w:tcW w:type="dxa" w:w="2531"/>
+            <w:tcBorders>
+              <w:top w:val="single" w:color="D9C3A8" w:sz="4"/>
+              <w:left w:val="single" w:color="D9C3A8" w:sz="4"/>
+              <w:bottom w:val="single" w:color="D9C3A8" w:sz="4"/>
+              <w:right w:val="single" w:color="D9C3A8" w:sz="4"/>
+            </w:tcBorders>
+            <w:shd w:fill="FFFFFF" w:color="auto" w:val="clear"/>
+            <w:tcMar>
+              <w:top w:type="dxa" w:w="50"/>
+              <w:left w:type="dxa" w:w="80"/>
+              <w:bottom w:type="dxa" w:w="50"/>
+              <w:right w:type="dxa" w:w="80"/>
+            </w:tcMar>
+          </w:tcPr>
+          <w:p>
+            <w:r>
+              <w:rPr>
+                <w:sz w:val="19"/>
+                <w:szCs w:val="19"/>
+              </w:rPr>
+              <w:t xml:space="preserve">+94 %</w:t>
+            </w:r>
+          </w:p>
+        </w:tc>
+        <w:tc>
+          <w:tcPr>
+            <w:tcW w:type="dxa" w:w="1555"/>
+            <w:tcBorders>
+              <w:top w:val="single" w:color="D9C3A8" w:sz="4"/>
+              <w:left w:val="single" w:color="D9C3A8" w:sz="4"/>
+              <w:bottom w:val="single" w:color="D9C3A8" w:sz="4"/>
+              <w:right w:val="single" w:color="D9C3A8" w:sz="4"/>
+            </w:tcBorders>
+            <w:shd w:fill="FFFFFF" w:color="auto" w:val="clear"/>
+            <w:tcMar>
+              <w:top w:type="dxa" w:w="50"/>
+              <w:left w:type="dxa" w:w="80"/>
+              <w:bottom w:type="dxa" w:w="50"/>
+              <w:right w:type="dxa" w:w="80"/>
+            </w:tcMar>
+          </w:tcPr>
+          <w:p>
+            <w:r>
+              <w:rPr>
+                <w:sz w:val="19"/>
+                <w:szCs w:val="19"/>
+              </w:rPr>
+              <w:t xml:space="preserve">+18 %</w:t>
+            </w:r>
+          </w:p>
+        </w:tc>
+        <w:tc>
+          <w:tcPr>
+            <w:tcW w:type="dxa" w:w="1555"/>
+            <w:tcBorders>
+              <w:top w:val="single" w:color="D9C3A8" w:sz="4"/>
+              <w:left w:val="single" w:color="D9C3A8" w:sz="4"/>
+              <w:bottom w:val="single" w:color="D9C3A8" w:sz="4"/>
+              <w:right w:val="single" w:color="D9C3A8" w:sz="4"/>
+            </w:tcBorders>
+            <w:shd w:fill="FFFFFF" w:color="auto" w:val="clear"/>
+            <w:tcMar>
+              <w:top w:type="dxa" w:w="50"/>
+              <w:left w:type="dxa" w:w="80"/>
+              <w:bottom w:type="dxa" w:w="50"/>
+              <w:right w:type="dxa" w:w="80"/>
+            </w:tcMar>
+          </w:tcPr>
+          <w:p>
+            <w:r>
+              <w:rPr>
+                <w:sz w:val="19"/>
+                <w:szCs w:val="19"/>
+              </w:rPr>
+              <w:t xml:space="preserve">−3 %</w:t>
+            </w:r>
+          </w:p>
+        </w:tc>
+      </w:tr>
+      <w:tr>
+        <w:trPr>
+          <w:tblHeader w:val="false"/>
+        </w:trPr>
+        <w:tc>
+          <w:tcPr>
+            <w:tcW w:type="dxa" w:w="2665"/>
+            <w:tcBorders>
+              <w:top w:val="single" w:color="D9C3A8" w:sz="4"/>
+              <w:left w:val="single" w:color="D9C3A8" w:sz="4"/>
+              <w:bottom w:val="single" w:color="D9C3A8" w:sz="4"/>
+              <w:right w:val="single" w:color="D9C3A8" w:sz="4"/>
+            </w:tcBorders>
+            <w:shd w:fill="F7ECDA" w:color="auto" w:val="clear"/>
+            <w:tcMar>
+              <w:top w:type="dxa" w:w="50"/>
+              <w:left w:type="dxa" w:w="80"/>
+              <w:bottom w:type="dxa" w:w="50"/>
+              <w:right w:type="dxa" w:w="80"/>
+            </w:tcMar>
+          </w:tcPr>
+          <w:p>
+            <w:r>
+              <w:rPr>
+                <w:sz w:val="19"/>
+                <w:szCs w:val="19"/>
+              </w:rPr>
+              <w:t xml:space="preserve">Meses para que un contacto pague su costo: CPA ÷ (10.45 ÷ 15)</w:t>
+            </w:r>
+          </w:p>
+        </w:tc>
+        <w:tc>
+          <w:tcPr>
+            <w:tcW w:type="dxa" w:w="1054"/>
+            <w:tcBorders>
+              <w:top w:val="single" w:color="D9C3A8" w:sz="4"/>
+              <w:left w:val="single" w:color="D9C3A8" w:sz="4"/>
+              <w:bottom w:val="single" w:color="D9C3A8" w:sz="4"/>
+              <w:right w:val="single" w:color="D9C3A8" w:sz="4"/>
+            </w:tcBorders>
+            <w:shd w:fill="F7ECDA" w:color="auto" w:val="clear"/>
+            <w:tcMar>
+              <w:top w:type="dxa" w:w="50"/>
+              <w:left w:type="dxa" w:w="80"/>
+              <w:bottom w:type="dxa" w:w="50"/>
+              <w:right w:type="dxa" w:w="80"/>
+            </w:tcMar>
+          </w:tcPr>
+          <w:p>
+            <w:r>
+              <w:rPr>
+                <w:sz w:val="19"/>
+                <w:szCs w:val="19"/>
+              </w:rPr>
+              <w:t xml:space="preserve">No aplica</w:t>
+            </w:r>
+          </w:p>
+        </w:tc>
+        <w:tc>
+          <w:tcPr>
+            <w:tcW w:type="dxa" w:w="2531"/>
+            <w:tcBorders>
+              <w:top w:val="single" w:color="D9C3A8" w:sz="4"/>
+              <w:left w:val="single" w:color="D9C3A8" w:sz="4"/>
+              <w:bottom w:val="single" w:color="D9C3A8" w:sz="4"/>
+              <w:right w:val="single" w:color="D9C3A8" w:sz="4"/>
+            </w:tcBorders>
+            <w:shd w:fill="F7ECDA" w:color="auto" w:val="clear"/>
+            <w:tcMar>
+              <w:top w:type="dxa" w:w="50"/>
+              <w:left w:type="dxa" w:w="80"/>
+              <w:bottom w:type="dxa" w:w="50"/>
+              <w:right w:type="dxa" w:w="80"/>
+            </w:tcMar>
+          </w:tcPr>
+          <w:p>
+            <w:r>
+              <w:rPr>
+                <w:sz w:val="19"/>
+                <w:szCs w:val="19"/>
+              </w:rPr>
+              <w:t xml:space="preserve">7.2</w:t>
+            </w:r>
+          </w:p>
+        </w:tc>
+        <w:tc>
+          <w:tcPr>
+            <w:tcW w:type="dxa" w:w="1555"/>
+            <w:tcBorders>
+              <w:top w:val="single" w:color="D9C3A8" w:sz="4"/>
+              <w:left w:val="single" w:color="D9C3A8" w:sz="4"/>
+              <w:bottom w:val="single" w:color="D9C3A8" w:sz="4"/>
+              <w:right w:val="single" w:color="D9C3A8" w:sz="4"/>
+            </w:tcBorders>
+            <w:shd w:fill="F7ECDA" w:color="auto" w:val="clear"/>
+            <w:tcMar>
+              <w:top w:type="dxa" w:w="50"/>
+              <w:left w:type="dxa" w:w="80"/>
+              <w:bottom w:type="dxa" w:w="50"/>
+              <w:right w:type="dxa" w:w="80"/>
+            </w:tcMar>
+          </w:tcPr>
+          <w:p>
+            <w:r>
+              <w:rPr>
+                <w:sz w:val="19"/>
+                <w:szCs w:val="19"/>
+              </w:rPr>
+              <w:t xml:space="preserve">11.8</w:t>
+            </w:r>
+          </w:p>
+        </w:tc>
+        <w:tc>
+          <w:tcPr>
+            <w:tcW w:type="dxa" w:w="1555"/>
+            <w:tcBorders>
+              <w:top w:val="single" w:color="D9C3A8" w:sz="4"/>
+              <w:left w:val="single" w:color="D9C3A8" w:sz="4"/>
+              <w:bottom w:val="single" w:color="D9C3A8" w:sz="4"/>
+              <w:right w:val="single" w:color="D9C3A8" w:sz="4"/>
+            </w:tcBorders>
+            <w:shd w:fill="F7ECDA" w:color="auto" w:val="clear"/>
+            <w:tcMar>
+              <w:top w:type="dxa" w:w="50"/>
+              <w:left w:type="dxa" w:w="80"/>
+              <w:bottom w:type="dxa" w:w="50"/>
+              <w:right w:type="dxa" w:w="80"/>
+            </w:tcMar>
+          </w:tcPr>
+          <w:p>
+            <w:r>
+              <w:rPr>
+                <w:sz w:val="19"/>
+                <w:szCs w:val="19"/>
+              </w:rPr>
+              <w:t xml:space="preserve">14.4</w:t>
+            </w:r>
+          </w:p>
+        </w:tc>
+      </w:tr>
+      <w:tr>
+        <w:trPr>
+          <w:tblHeader w:val="false"/>
+        </w:trPr>
+        <w:tc>
+          <w:tcPr>
+            <w:tcW w:type="dxa" w:w="2665"/>
+            <w:tcBorders>
+              <w:top w:val="single" w:color="D9C3A8" w:sz="4"/>
+              <w:left w:val="single" w:color="D9C3A8" w:sz="4"/>
+              <w:bottom w:val="single" w:color="D9C3A8" w:sz="4"/>
+              <w:right w:val="single" w:color="D9C3A8" w:sz="4"/>
+            </w:tcBorders>
+            <w:shd w:fill="FFFFFF" w:color="auto" w:val="clear"/>
+            <w:tcMar>
+              <w:top w:type="dxa" w:w="50"/>
+              <w:left w:type="dxa" w:w="80"/>
+              <w:bottom w:type="dxa" w:w="50"/>
+              <w:right w:type="dxa" w:w="80"/>
+            </w:tcMar>
+          </w:tcPr>
+          <w:p>
+            <w:r>
+              <w:rPr>
+                <w:sz w:val="19"/>
+                <w:szCs w:val="19"/>
+              </w:rPr>
+              <w:t xml:space="preserve">Mes en que la pauta de 2027 se paga sola (acumulado ≥ S/5,050)</w:t>
+            </w:r>
+          </w:p>
+        </w:tc>
+        <w:tc>
+          <w:tcPr>
+            <w:tcW w:type="dxa" w:w="1054"/>
+            <w:tcBorders>
+              <w:top w:val="single" w:color="D9C3A8" w:sz="4"/>
+              <w:left w:val="single" w:color="D9C3A8" w:sz="4"/>
+              <w:bottom w:val="single" w:color="D9C3A8" w:sz="4"/>
+              <w:right w:val="single" w:color="D9C3A8" w:sz="4"/>
+            </w:tcBorders>
+            <w:shd w:fill="FFFFFF" w:color="auto" w:val="clear"/>
+            <w:tcMar>
+              <w:top w:type="dxa" w:w="50"/>
+              <w:left w:type="dxa" w:w="80"/>
+              <w:bottom w:type="dxa" w:w="50"/>
+              <w:right w:type="dxa" w:w="80"/>
+            </w:tcMar>
+          </w:tcPr>
+          <w:p>
+            <w:r>
+              <w:rPr>
+                <w:sz w:val="19"/>
+                <w:szCs w:val="19"/>
+              </w:rPr>
+              <w:t xml:space="preserve">No aplica</w:t>
+            </w:r>
+          </w:p>
+        </w:tc>
+        <w:tc>
+          <w:tcPr>
+            <w:tcW w:type="dxa" w:w="2531"/>
+            <w:tcBorders>
+              <w:top w:val="single" w:color="D9C3A8" w:sz="4"/>
+              <w:left w:val="single" w:color="D9C3A8" w:sz="4"/>
+              <w:bottom w:val="single" w:color="D9C3A8" w:sz="4"/>
+              <w:right w:val="single" w:color="D9C3A8" w:sz="4"/>
+            </w:tcBorders>
+            <w:shd w:fill="FFFFFF" w:color="auto" w:val="clear"/>
+            <w:tcMar>
+              <w:top w:type="dxa" w:w="50"/>
+              <w:left w:type="dxa" w:w="80"/>
+              <w:bottom w:type="dxa" w:w="50"/>
+              <w:right w:type="dxa" w:w="80"/>
+            </w:tcMar>
+          </w:tcPr>
+          <w:p>
+            <w:r>
+              <w:rPr>
+                <w:sz w:val="19"/>
+                <w:szCs w:val="19"/>
+              </w:rPr>
+              <w:t xml:space="preserve">Mes 13 (ene-28)</w:t>
+            </w:r>
+          </w:p>
+        </w:tc>
+        <w:tc>
+          <w:tcPr>
+            <w:tcW w:type="dxa" w:w="1555"/>
+            <w:tcBorders>
+              <w:top w:val="single" w:color="D9C3A8" w:sz="4"/>
+              <w:left w:val="single" w:color="D9C3A8" w:sz="4"/>
+              <w:bottom w:val="single" w:color="D9C3A8" w:sz="4"/>
+              <w:right w:val="single" w:color="D9C3A8" w:sz="4"/>
+            </w:tcBorders>
+            <w:shd w:fill="FFFFFF" w:color="auto" w:val="clear"/>
+            <w:tcMar>
+              <w:top w:type="dxa" w:w="50"/>
+              <w:left w:type="dxa" w:w="80"/>
+              <w:bottom w:type="dxa" w:w="50"/>
+              <w:right w:type="dxa" w:w="80"/>
+            </w:tcMar>
+          </w:tcPr>
+          <w:p>
+            <w:r>
+              <w:rPr>
+                <w:sz w:val="19"/>
+                <w:szCs w:val="19"/>
+              </w:rPr>
+              <w:t xml:space="preserve">Mes 18 (jun-28)</w:t>
+            </w:r>
+          </w:p>
+        </w:tc>
+        <w:tc>
+          <w:tcPr>
+            <w:tcW w:type="dxa" w:w="1555"/>
+            <w:tcBorders>
+              <w:top w:val="single" w:color="D9C3A8" w:sz="4"/>
+              <w:left w:val="single" w:color="D9C3A8" w:sz="4"/>
+              <w:bottom w:val="single" w:color="D9C3A8" w:sz="4"/>
+              <w:right w:val="single" w:color="D9C3A8" w:sz="4"/>
+            </w:tcBorders>
+            <w:shd w:fill="FFFFFF" w:color="auto" w:val="clear"/>
+            <w:tcMar>
+              <w:top w:type="dxa" w:w="50"/>
+              <w:left w:type="dxa" w:w="80"/>
+              <w:bottom w:type="dxa" w:w="50"/>
+              <w:right w:type="dxa" w:w="80"/>
+            </w:tcMar>
+          </w:tcPr>
+          <w:p>
+            <w:r>
+              <w:rPr>
+                <w:sz w:val="19"/>
+                <w:szCs w:val="19"/>
+              </w:rPr>
+              <w:t xml:space="preserve">Mes 20 (ago-28)</w:t>
+            </w:r>
+          </w:p>
+        </w:tc>
+      </w:tr>
+      <w:tr>
+        <w:trPr>
+          <w:tblHeader w:val="false"/>
+        </w:trPr>
+        <w:tc>
+          <w:tcPr>
+            <w:tcW w:type="dxa" w:w="2665"/>
+            <w:tcBorders>
+              <w:top w:val="single" w:color="D9C3A8" w:sz="4"/>
+              <w:left w:val="single" w:color="D9C3A8" w:sz="4"/>
+              <w:bottom w:val="single" w:color="D9C3A8" w:sz="4"/>
+              <w:right w:val="single" w:color="D9C3A8" w:sz="4"/>
+            </w:tcBorders>
+            <w:shd w:fill="F7ECDA" w:color="auto" w:val="clear"/>
+            <w:tcMar>
+              <w:top w:type="dxa" w:w="50"/>
+              <w:left w:type="dxa" w:w="80"/>
+              <w:bottom w:type="dxa" w:w="50"/>
+              <w:right w:type="dxa" w:w="80"/>
+            </w:tcMar>
+          </w:tcPr>
+          <w:p>
+            <w:r>
+              <w:rPr>
+                <w:sz w:val="19"/>
+                <w:szCs w:val="19"/>
+              </w:rPr>
+              <w:t xml:space="preserve">Recuperación de la inversión de S/40,876</w:t>
+            </w:r>
+          </w:p>
+        </w:tc>
+        <w:tc>
+          <w:tcPr>
+            <w:tcW w:type="dxa" w:w="1054"/>
+            <w:tcBorders>
+              <w:top w:val="single" w:color="D9C3A8" w:sz="4"/>
+              <w:left w:val="single" w:color="D9C3A8" w:sz="4"/>
+              <w:bottom w:val="single" w:color="D9C3A8" w:sz="4"/>
+              <w:right w:val="single" w:color="D9C3A8" w:sz="4"/>
+            </w:tcBorders>
+            <w:shd w:fill="F7ECDA" w:color="auto" w:val="clear"/>
+            <w:tcMar>
+              <w:top w:type="dxa" w:w="50"/>
+              <w:left w:type="dxa" w:w="80"/>
+              <w:bottom w:type="dxa" w:w="50"/>
+              <w:right w:type="dxa" w:w="80"/>
+            </w:tcMar>
+          </w:tcPr>
+          <w:p>
+            <w:r>
+              <w:rPr>
+                <w:sz w:val="19"/>
+                <w:szCs w:val="19"/>
+              </w:rPr>
+              <w:t xml:space="preserve">Mes 23 (nov-28)</w:t>
+            </w:r>
+          </w:p>
+        </w:tc>
+        <w:tc>
+          <w:tcPr>
+            <w:tcW w:type="dxa" w:w="2531"/>
+            <w:tcBorders>
+              <w:top w:val="single" w:color="D9C3A8" w:sz="4"/>
+              <w:left w:val="single" w:color="D9C3A8" w:sz="4"/>
+              <w:bottom w:val="single" w:color="D9C3A8" w:sz="4"/>
+              <w:right w:val="single" w:color="D9C3A8" w:sz="4"/>
+            </w:tcBorders>
+            <w:shd w:fill="F7ECDA" w:color="auto" w:val="clear"/>
+            <w:tcMar>
+              <w:top w:type="dxa" w:w="50"/>
+              <w:left w:type="dxa" w:w="80"/>
+              <w:bottom w:type="dxa" w:w="50"/>
+              <w:right w:type="dxa" w:w="80"/>
+            </w:tcMar>
+          </w:tcPr>
+          <w:p>
+            <w:r>
+              <w:rPr>
+                <w:sz w:val="19"/>
+                <w:szCs w:val="19"/>
+              </w:rPr>
+              <w:t xml:space="preserve">Mes 22 (mes 20 si los contactos siguen comprando en 2028)</w:t>
+            </w:r>
+          </w:p>
+        </w:tc>
+        <w:tc>
+          <w:tcPr>
+            <w:tcW w:type="dxa" w:w="1555"/>
+            <w:tcBorders>
+              <w:top w:val="single" w:color="D9C3A8" w:sz="4"/>
+              <w:left w:val="single" w:color="D9C3A8" w:sz="4"/>
+              <w:bottom w:val="single" w:color="D9C3A8" w:sz="4"/>
+              <w:right w:val="single" w:color="D9C3A8" w:sz="4"/>
+            </w:tcBorders>
+            <w:shd w:fill="F7ECDA" w:color="auto" w:val="clear"/>
+            <w:tcMar>
+              <w:top w:type="dxa" w:w="50"/>
+              <w:left w:type="dxa" w:w="80"/>
+              <w:bottom w:type="dxa" w:w="50"/>
+              <w:right w:type="dxa" w:w="80"/>
+            </w:tcMar>
+          </w:tcPr>
+          <w:p>
+            <w:r>
+              <w:rPr>
+                <w:sz w:val="19"/>
+                <w:szCs w:val="19"/>
+              </w:rPr>
+              <w:t xml:space="preserve">Mes 23 (mes 21 si siguen comprando)</w:t>
+            </w:r>
+          </w:p>
+        </w:tc>
+        <w:tc>
+          <w:tcPr>
+            <w:tcW w:type="dxa" w:w="1555"/>
+            <w:tcBorders>
+              <w:top w:val="single" w:color="D9C3A8" w:sz="4"/>
+              <w:left w:val="single" w:color="D9C3A8" w:sz="4"/>
+              <w:bottom w:val="single" w:color="D9C3A8" w:sz="4"/>
+              <w:right w:val="single" w:color="D9C3A8" w:sz="4"/>
+            </w:tcBorders>
+            <w:shd w:fill="F7ECDA" w:color="auto" w:val="clear"/>
+            <w:tcMar>
+              <w:top w:type="dxa" w:w="50"/>
+              <w:left w:type="dxa" w:w="80"/>
+              <w:bottom w:type="dxa" w:w="50"/>
+              <w:right w:type="dxa" w:w="80"/>
+            </w:tcMar>
+          </w:tcPr>
+          <w:p>
+            <w:r>
+              <w:rPr>
+                <w:sz w:val="19"/>
+                <w:szCs w:val="19"/>
+              </w:rPr>
+              <w:t xml:space="preserve">Mes 23 (mes 22 si siguen comprando)</w:t>
+            </w:r>
+          </w:p>
+        </w:tc>
+      </w:tr>
+    </w:tbl>
+    <w:p>
+      <w:pPr>
+        <w:spacing w:after="80"/>
+      </w:pPr>
+    </w:p>
+    <w:p>
+      <w:pPr>
+        <w:spacing w:after="120"/>
+      </w:pPr>
+      <w:r>
+        <w:t xml:space="preserve">Todo lo que no es "Excel v7" es [ESTIMADO] con los supuestos de "Cómo conecta el Excel v7 los contactos de la pauta con las ventas".</w:t>
+      </w:r>
+    </w:p>
+    <w:p>
+      <w:pPr>
+        <w:spacing w:after="120"/>
+      </w:pPr>
+      <w:r>
+        <w:rPr>
+          <w:b/>
+          <w:bCs/>
+        </w:rPr>
+        <w:t xml:space="preserve">Cuánto mueve el CPA:</w:t>
+      </w:r>
+    </w:p>
+    <w:p>
+      <w:pPr>
+        <w:pStyle w:val="ListParagraph"/>
+        <w:numPr>
+          <w:ilvl w:val="0"/>
+          <w:numId w:val="2"/>
+        </w:numPr>
+        <w:spacing w:after="60"/>
+      </w:pPr>
+      <w:r>
+        <w:rPr>
+          <w:b/>
+          <w:bCs/>
+        </w:rPr>
+        <w:t xml:space="preserve">De S/5 a S/8.23:</w:t>
+      </w:r>
+      <w:r>
+        <w:t xml:space="preserve"> se pierden 397 contactos (1,010 − 613), S/1,803 de contribución (4,591 − 2,788) y </w:t>
+      </w:r>
+      <w:r>
+        <w:rPr>
+          <w:b/>
+          <w:bCs/>
+        </w:rPr>
+        <w:t xml:space="preserve">S/1,665 de utilidad neta</w:t>
+      </w:r>
+      <w:r>
+        <w:t xml:space="preserve"> (4,241 − 2,576). El ROI del negocio pierde 6.7 puntos (58.5 % − 51.8 %) y el ROI de marketing principal, 5.5 puntos (87.7 % − 82.2 %).</w:t>
+      </w:r>
+    </w:p>
+    <w:p>
+      <w:pPr>
+        <w:pStyle w:val="ListParagraph"/>
+        <w:numPr>
+          <w:ilvl w:val="0"/>
+          <w:numId w:val="2"/>
+        </w:numPr>
+        <w:spacing w:after="60"/>
+      </w:pPr>
+      <w:r>
+        <w:rPr>
+          <w:b/>
+          <w:bCs/>
+        </w:rPr>
+        <w:t xml:space="preserve">De S/8.23 a S/10:</w:t>
+      </w:r>
+      <w:r>
+        <w:t xml:space="preserve"> se pierden otros S/456 de utilidad neta (2,576 − 2,120) y 1.8 puntos de ROI del negocio.</w:t>
+      </w:r>
+    </w:p>
+    <w:p>
+      <w:pPr>
+        <w:pStyle w:val="ListParagraph"/>
+        <w:numPr>
+          <w:ilvl w:val="0"/>
+          <w:numId w:val="2"/>
+        </w:numPr>
+        <w:spacing w:after="60"/>
+      </w:pPr>
+      <w:r>
+        <w:rPr>
+          <w:b/>
+          <w:bCs/>
+        </w:rPr>
+        <w:t xml:space="preserve">Plazo de recuperación:</w:t>
+      </w:r>
+      <w:r>
+        <w:t xml:space="preserve"> con los pedidos de 2027 solamente, el mes 23 no cambia con S/8.23 ni con S/10, y con S/5 pasa al mes 22. Si los contactos siguen comprando en 2028, queda entre los meses 20 y 22.</w:t>
+      </w:r>
+    </w:p>
+    <w:p>
+      <w:pPr>
+        <w:pStyle w:val="ListParagraph"/>
+        <w:numPr>
+          <w:ilvl w:val="0"/>
+          <w:numId w:val="2"/>
+        </w:numPr>
+        <w:spacing w:after="60"/>
+      </w:pPr>
+      <w:r>
+        <w:rPr>
+          <w:b/>
+          <w:bCs/>
+        </w:rPr>
+        <w:t xml:space="preserve">Ojo con el mes 23 del Excel.</w:t>
+      </w:r>
+      <w:r>
+        <w:t xml:space="preserve"> En noviembre de 2028 el resultado acumulado es S/40,880 y la inversión es S/40,876: la holgura es de solo </w:t>
+      </w:r>
+      <w:r>
+        <w:rPr>
+          <w:b/>
+          <w:bCs/>
+        </w:rPr>
+        <w:t xml:space="preserve">S/4.70</w:t>
+      </w:r>
+      <w:r>
+        <w:t xml:space="preserve"> (hoja Anio2, celda L31, y hoja Resumen, celda B26). Cualquier venta de menos en el Excel pasa la recuperación al mes 24.</w:t>
+      </w:r>
+    </w:p>
+    <w:p>
+      <w:pPr>
+        <w:pStyle w:val="Heading2"/>
+      </w:pPr>
+      <w:r>
+        <w:t xml:space="preserve">Viabilidad: ¿desde qué CPA deja de convenir la pauta?</w:t>
+      </w:r>
+    </w:p>
+    <w:p>
+      <w:pPr>
+        <w:spacing w:after="120"/>
+      </w:pPr>
+      <w:r>
+        <w:rPr>
+          <w:b/>
+          <w:bCs/>
+        </w:rPr>
+        <w:t xml:space="preserve">El plan sigue siendo rentable con S/8.23 y con S/10.</w:t>
+      </w:r>
+      <w:r>
+        <w:t xml:space="preserve"> La utilidad neta del Excel (S/10,379) y el ROI de marketing del Excel (74 %) no dependen del CPA. En los dos casos la pauta suma algo de ganancia, aunque menos de lo que cuesta en 2027.</w:t>
+      </w:r>
+    </w:p>
+    <w:p>
+      <w:pPr>
+        <w:spacing w:after="120"/>
+      </w:pPr>
+      <w:r>
+        <w:rPr>
+          <w:b/>
+          <w:bCs/>
+        </w:rPr>
+        <w:t xml:space="preserve">El ROI de marketing total con 50 % de atribución no llega a 0 por culpa del CPA.</w:t>
+      </w:r>
+      <w:r>
+        <w:t xml:space="preserve"> Aunque la pauta trajera 0 contactos, el piso queda en 16 %, porque la pauta es solo el 20.6 % del presupuesto y el Excel no le cuenta ventas. Ese ROI llega a 0 si la contribución después de stands baja S/7,736: de 56,824 a 49,088 (49,088 = 24,544 ÷ 0.50). Eso pasa si los stands venden unos </w:t>
+      </w:r>
+      <w:r>
+        <w:rPr>
+          <w:b/>
+          <w:bCs/>
+        </w:rPr>
+        <w:t xml:space="preserve">12 % menos</w:t>
+      </w:r>
+      <w:r>
+        <w:t xml:space="preserve"> brownies por día (7,736 ÷ 12,815 × 20 %, con el escenario de −20 % del #06), es decir, unos 10 brownies menos por día y por punto.</w:t>
+      </w:r>
+    </w:p>
+    <w:p>
+      <w:pPr>
+        <w:spacing w:after="120"/>
+      </w:pPr>
+      <w:r>
+        <w:rPr>
+          <w:b/>
+          <w:bCs/>
+        </w:rPr>
+        <w:t xml:space="preserve">La pauta sola deja de convenir cuando el CPA supera lo que deja un contacto.</w:t>
+      </w:r>
+      <w:r>
+        <w:t xml:space="preserve"> Fórmula: CPA de equilibrio = atribución × contribución de un contacto en el plazo.</w:t>
+      </w:r>
+    </w:p>
+    <w:tbl>
+      <w:tblPr>
+        <w:tblW w:type="dxa" w:w="9360"/>
+        <w:tblBorders>
+          <w:top w:val="single" w:color="auto" w:sz="4"/>
+          <w:left w:val="single" w:color="auto" w:sz="4"/>
+          <w:bottom w:val="single" w:color="auto" w:sz="4"/>
+          <w:right w:val="single" w:color="auto" w:sz="4"/>
+          <w:insideH w:val="single" w:color="auto" w:sz="4"/>
+          <w:insideV w:val="single" w:color="auto" w:sz="4"/>
+        </w:tblBorders>
+      </w:tblPr>
+      <w:tblGrid>
+        <w:gridCol w:w="1241"/>
+        <w:gridCol w:w="3159"/>
+        <w:gridCol w:w="2708"/>
+        <w:gridCol w:w="1185"/>
+        <w:gridCol w:w="1067"/>
+      </w:tblGrid>
+      <w:tr>
+        <w:trPr>
+          <w:tblHeader/>
+        </w:trPr>
+        <w:tc>
+          <w:tcPr>
+            <w:tcW w:type="dxa" w:w="1241"/>
+            <w:tcBorders>
+              <w:top w:val="single" w:color="D9C3A8" w:sz="4"/>
+              <w:left w:val="single" w:color="D9C3A8" w:sz="4"/>
+              <w:bottom w:val="single" w:color="D9C3A8" w:sz="4"/>
+              <w:right w:val="single" w:color="D9C3A8" w:sz="4"/>
+            </w:tcBorders>
+            <w:shd w:fill="4A2018" w:color="auto" w:val="clear"/>
+            <w:tcMar>
+              <w:top w:type="dxa" w:w="50"/>
+              <w:left w:type="dxa" w:w="80"/>
+              <w:bottom w:type="dxa" w:w="50"/>
+              <w:right w:type="dxa" w:w="80"/>
+            </w:tcMar>
+          </w:tcPr>
+          <w:p>
+            <w:r>
+              <w:rPr>
+                <w:b/>
+                <w:bCs/>
+                <w:color w:val="FFFFFF"/>
+                <w:sz w:val="19"/>
+                <w:szCs w:val="19"/>
+              </w:rPr>
+              <w:t xml:space="preserve">Atribución a la pauta</w:t>
+            </w:r>
+          </w:p>
+        </w:tc>
+        <w:tc>
+          <w:tcPr>
+            <w:tcW w:type="dxa" w:w="3159"/>
+            <w:tcBorders>
+              <w:top w:val="single" w:color="D9C3A8" w:sz="4"/>
+              <w:left w:val="single" w:color="D9C3A8" w:sz="4"/>
+              <w:bottom w:val="single" w:color="D9C3A8" w:sz="4"/>
+              <w:right w:val="single" w:color="D9C3A8" w:sz="4"/>
+            </w:tcBorders>
+            <w:shd w:fill="4A2018" w:color="auto" w:val="clear"/>
+            <w:tcMar>
+              <w:top w:type="dxa" w:w="50"/>
+              <w:left w:type="dxa" w:w="80"/>
+              <w:bottom w:type="dxa" w:w="50"/>
+              <w:right w:type="dxa" w:w="80"/>
+            </w:tcMar>
+          </w:tcPr>
+          <w:p>
+            <w:r>
+              <w:rPr>
+                <w:b/>
+                <w:bCs/>
+                <w:color w:val="FFFFFF"/>
+                <w:sz w:val="19"/>
+                <w:szCs w:val="19"/>
+              </w:rPr>
+              <w:t xml:space="preserve">Equilibrio con lo que deja en 2027 (S/4.55 por contacto)</w:t>
+            </w:r>
+          </w:p>
+        </w:tc>
+        <w:tc>
+          <w:tcPr>
+            <w:tcW w:type="dxa" w:w="2708"/>
+            <w:tcBorders>
+              <w:top w:val="single" w:color="D9C3A8" w:sz="4"/>
+              <w:left w:val="single" w:color="D9C3A8" w:sz="4"/>
+              <w:bottom w:val="single" w:color="D9C3A8" w:sz="4"/>
+              <w:right w:val="single" w:color="D9C3A8" w:sz="4"/>
+            </w:tcBorders>
+            <w:shd w:fill="4A2018" w:color="auto" w:val="clear"/>
+            <w:tcMar>
+              <w:top w:type="dxa" w:w="50"/>
+              <w:left w:type="dxa" w:w="80"/>
+              <w:bottom w:type="dxa" w:w="50"/>
+              <w:right w:type="dxa" w:w="80"/>
+            </w:tcMar>
+          </w:tcPr>
+          <w:p>
+            <w:r>
+              <w:rPr>
+                <w:b/>
+                <w:bCs/>
+                <w:color w:val="FFFFFF"/>
+                <w:sz w:val="19"/>
+                <w:szCs w:val="19"/>
+              </w:rPr>
+              <w:t xml:space="preserve">Equilibrio hasta dic-2028 (S/12.91 por contacto)</w:t>
+            </w:r>
+          </w:p>
+        </w:tc>
+        <w:tc>
+          <w:tcPr>
+            <w:tcW w:type="dxa" w:w="1185"/>
+            <w:tcBorders>
+              <w:top w:val="single" w:color="D9C3A8" w:sz="4"/>
+              <w:left w:val="single" w:color="D9C3A8" w:sz="4"/>
+              <w:bottom w:val="single" w:color="D9C3A8" w:sz="4"/>
+              <w:right w:val="single" w:color="D9C3A8" w:sz="4"/>
+            </w:tcBorders>
+            <w:shd w:fill="4A2018" w:color="auto" w:val="clear"/>
+            <w:tcMar>
+              <w:top w:type="dxa" w:w="50"/>
+              <w:left w:type="dxa" w:w="80"/>
+              <w:bottom w:type="dxa" w:w="50"/>
+              <w:right w:type="dxa" w:w="80"/>
+            </w:tcMar>
+          </w:tcPr>
+          <w:p>
+            <w:r>
+              <w:rPr>
+                <w:b/>
+                <w:bCs/>
+                <w:color w:val="FFFFFF"/>
+                <w:sz w:val="19"/>
+                <w:szCs w:val="19"/>
+              </w:rPr>
+              <w:t xml:space="preserve">¿Conviene con S/8.23?</w:t>
+            </w:r>
+          </w:p>
+        </w:tc>
+        <w:tc>
+          <w:tcPr>
+            <w:tcW w:type="dxa" w:w="1067"/>
+            <w:tcBorders>
+              <w:top w:val="single" w:color="D9C3A8" w:sz="4"/>
+              <w:left w:val="single" w:color="D9C3A8" w:sz="4"/>
+              <w:bottom w:val="single" w:color="D9C3A8" w:sz="4"/>
+              <w:right w:val="single" w:color="D9C3A8" w:sz="4"/>
+            </w:tcBorders>
+            <w:shd w:fill="4A2018" w:color="auto" w:val="clear"/>
+            <w:tcMar>
+              <w:top w:type="dxa" w:w="50"/>
+              <w:left w:type="dxa" w:w="80"/>
+              <w:bottom w:type="dxa" w:w="50"/>
+              <w:right w:type="dxa" w:w="80"/>
+            </w:tcMar>
+          </w:tcPr>
+          <w:p>
+            <w:r>
+              <w:rPr>
+                <w:b/>
+                <w:bCs/>
+                <w:color w:val="FFFFFF"/>
+                <w:sz w:val="19"/>
+                <w:szCs w:val="19"/>
+              </w:rPr>
+              <w:t xml:space="preserve">¿Y con S/10?</w:t>
+            </w:r>
+          </w:p>
+        </w:tc>
+      </w:tr>
+      <w:tr>
+        <w:trPr>
+          <w:tblHeader w:val="false"/>
+        </w:trPr>
+        <w:tc>
+          <w:tcPr>
+            <w:tcW w:type="dxa" w:w="1241"/>
+            <w:tcBorders>
+              <w:top w:val="single" w:color="D9C3A8" w:sz="4"/>
+              <w:left w:val="single" w:color="D9C3A8" w:sz="4"/>
+              <w:bottom w:val="single" w:color="D9C3A8" w:sz="4"/>
+              <w:right w:val="single" w:color="D9C3A8" w:sz="4"/>
+            </w:tcBorders>
+            <w:shd w:fill="FFFFFF" w:color="auto" w:val="clear"/>
+            <w:tcMar>
+              <w:top w:type="dxa" w:w="50"/>
+              <w:left w:type="dxa" w:w="80"/>
+              <w:bottom w:type="dxa" w:w="50"/>
+              <w:right w:type="dxa" w:w="80"/>
+            </w:tcMar>
+          </w:tcPr>
+          <w:p>
+            <w:r>
+              <w:rPr>
+                <w:sz w:val="19"/>
+                <w:szCs w:val="19"/>
+              </w:rPr>
+              <w:t xml:space="preserve">100 % (techo)</w:t>
+            </w:r>
+          </w:p>
+        </w:tc>
+        <w:tc>
+          <w:tcPr>
+            <w:tcW w:type="dxa" w:w="3159"/>
+            <w:tcBorders>
+              <w:top w:val="single" w:color="D9C3A8" w:sz="4"/>
+              <w:left w:val="single" w:color="D9C3A8" w:sz="4"/>
+              <w:bottom w:val="single" w:color="D9C3A8" w:sz="4"/>
+              <w:right w:val="single" w:color="D9C3A8" w:sz="4"/>
+            </w:tcBorders>
+            <w:shd w:fill="FFFFFF" w:color="auto" w:val="clear"/>
+            <w:tcMar>
+              <w:top w:type="dxa" w:w="50"/>
+              <w:left w:type="dxa" w:w="80"/>
+              <w:bottom w:type="dxa" w:w="50"/>
+              <w:right w:type="dxa" w:w="80"/>
+            </w:tcMar>
+          </w:tcPr>
+          <w:p>
+            <w:r>
+              <w:rPr>
+                <w:sz w:val="19"/>
+                <w:szCs w:val="19"/>
+              </w:rPr>
+              <w:t xml:space="preserve">S/4.55</w:t>
+            </w:r>
+          </w:p>
+        </w:tc>
+        <w:tc>
+          <w:tcPr>
+            <w:tcW w:type="dxa" w:w="2708"/>
+            <w:tcBorders>
+              <w:top w:val="single" w:color="D9C3A8" w:sz="4"/>
+              <w:left w:val="single" w:color="D9C3A8" w:sz="4"/>
+              <w:bottom w:val="single" w:color="D9C3A8" w:sz="4"/>
+              <w:right w:val="single" w:color="D9C3A8" w:sz="4"/>
+            </w:tcBorders>
+            <w:shd w:fill="FFFFFF" w:color="auto" w:val="clear"/>
+            <w:tcMar>
+              <w:top w:type="dxa" w:w="50"/>
+              <w:left w:type="dxa" w:w="80"/>
+              <w:bottom w:type="dxa" w:w="50"/>
+              <w:right w:type="dxa" w:w="80"/>
+            </w:tcMar>
+          </w:tcPr>
+          <w:p>
+            <w:r>
+              <w:rPr>
+                <w:sz w:val="19"/>
+                <w:szCs w:val="19"/>
+              </w:rPr>
+              <w:t xml:space="preserve">S/12.91</w:t>
+            </w:r>
+          </w:p>
+        </w:tc>
+        <w:tc>
+          <w:tcPr>
+            <w:tcW w:type="dxa" w:w="1185"/>
+            <w:tcBorders>
+              <w:top w:val="single" w:color="D9C3A8" w:sz="4"/>
+              <w:left w:val="single" w:color="D9C3A8" w:sz="4"/>
+              <w:bottom w:val="single" w:color="D9C3A8" w:sz="4"/>
+              <w:right w:val="single" w:color="D9C3A8" w:sz="4"/>
+            </w:tcBorders>
+            <w:shd w:fill="FFFFFF" w:color="auto" w:val="clear"/>
+            <w:tcMar>
+              <w:top w:type="dxa" w:w="50"/>
+              <w:left w:type="dxa" w:w="80"/>
+              <w:bottom w:type="dxa" w:w="50"/>
+              <w:right w:type="dxa" w:w="80"/>
+            </w:tcMar>
+          </w:tcPr>
+          <w:p>
+            <w:r>
+              <w:rPr>
+                <w:sz w:val="19"/>
+                <w:szCs w:val="19"/>
+              </w:rPr>
+              <w:t xml:space="preserve">Sí, hasta 2028</w:t>
+            </w:r>
+          </w:p>
+        </w:tc>
+        <w:tc>
+          <w:tcPr>
+            <w:tcW w:type="dxa" w:w="1067"/>
+            <w:tcBorders>
+              <w:top w:val="single" w:color="D9C3A8" w:sz="4"/>
+              <w:left w:val="single" w:color="D9C3A8" w:sz="4"/>
+              <w:bottom w:val="single" w:color="D9C3A8" w:sz="4"/>
+              <w:right w:val="single" w:color="D9C3A8" w:sz="4"/>
+            </w:tcBorders>
+            <w:shd w:fill="FFFFFF" w:color="auto" w:val="clear"/>
+            <w:tcMar>
+              <w:top w:type="dxa" w:w="50"/>
+              <w:left w:type="dxa" w:w="80"/>
+              <w:bottom w:type="dxa" w:w="50"/>
+              <w:right w:type="dxa" w:w="80"/>
+            </w:tcMar>
+          </w:tcPr>
+          <w:p>
+            <w:r>
+              <w:rPr>
+                <w:sz w:val="19"/>
+                <w:szCs w:val="19"/>
+              </w:rPr>
+              <w:t xml:space="preserve">Sí, hasta 2028</w:t>
+            </w:r>
+          </w:p>
+        </w:tc>
+      </w:tr>
+      <w:tr>
+        <w:trPr>
+          <w:tblHeader w:val="false"/>
+        </w:trPr>
+        <w:tc>
+          <w:tcPr>
+            <w:tcW w:type="dxa" w:w="1241"/>
+            <w:tcBorders>
+              <w:top w:val="single" w:color="D9C3A8" w:sz="4"/>
+              <w:left w:val="single" w:color="D9C3A8" w:sz="4"/>
+              <w:bottom w:val="single" w:color="D9C3A8" w:sz="4"/>
+              <w:right w:val="single" w:color="D9C3A8" w:sz="4"/>
+            </w:tcBorders>
+            <w:shd w:fill="F7ECDA" w:color="auto" w:val="clear"/>
+            <w:tcMar>
+              <w:top w:type="dxa" w:w="50"/>
+              <w:left w:type="dxa" w:w="80"/>
+              <w:bottom w:type="dxa" w:w="50"/>
+              <w:right w:type="dxa" w:w="80"/>
+            </w:tcMar>
+          </w:tcPr>
+          <w:p>
+            <w:r>
+              <w:rPr>
+                <w:b/>
+                <w:bCs/>
+                <w:sz w:val="19"/>
+                <w:szCs w:val="19"/>
+              </w:rPr>
+              <w:t xml:space="preserve">75 % (cifra principal)</w:t>
+            </w:r>
+          </w:p>
+        </w:tc>
+        <w:tc>
+          <w:tcPr>
+            <w:tcW w:type="dxa" w:w="3159"/>
+            <w:tcBorders>
+              <w:top w:val="single" w:color="D9C3A8" w:sz="4"/>
+              <w:left w:val="single" w:color="D9C3A8" w:sz="4"/>
+              <w:bottom w:val="single" w:color="D9C3A8" w:sz="4"/>
+              <w:right w:val="single" w:color="D9C3A8" w:sz="4"/>
+            </w:tcBorders>
+            <w:shd w:fill="F7ECDA" w:color="auto" w:val="clear"/>
+            <w:tcMar>
+              <w:top w:type="dxa" w:w="50"/>
+              <w:left w:type="dxa" w:w="80"/>
+              <w:bottom w:type="dxa" w:w="50"/>
+              <w:right w:type="dxa" w:w="80"/>
+            </w:tcMar>
+          </w:tcPr>
+          <w:p>
+            <w:r>
+              <w:rPr>
+                <w:b/>
+                <w:bCs/>
+                <w:sz w:val="19"/>
+                <w:szCs w:val="19"/>
+              </w:rPr>
+              <w:t xml:space="preserve">S/3.41</w:t>
+            </w:r>
+          </w:p>
+        </w:tc>
+        <w:tc>
+          <w:tcPr>
+            <w:tcW w:type="dxa" w:w="2708"/>
+            <w:tcBorders>
+              <w:top w:val="single" w:color="D9C3A8" w:sz="4"/>
+              <w:left w:val="single" w:color="D9C3A8" w:sz="4"/>
+              <w:bottom w:val="single" w:color="D9C3A8" w:sz="4"/>
+              <w:right w:val="single" w:color="D9C3A8" w:sz="4"/>
+            </w:tcBorders>
+            <w:shd w:fill="F7ECDA" w:color="auto" w:val="clear"/>
+            <w:tcMar>
+              <w:top w:type="dxa" w:w="50"/>
+              <w:left w:type="dxa" w:w="80"/>
+              <w:bottom w:type="dxa" w:w="50"/>
+              <w:right w:type="dxa" w:w="80"/>
+            </w:tcMar>
+          </w:tcPr>
+          <w:p>
+            <w:r>
+              <w:rPr>
+                <w:b/>
+                <w:bCs/>
+                <w:sz w:val="19"/>
+                <w:szCs w:val="19"/>
+              </w:rPr>
+              <w:t xml:space="preserve">S/9.68</w:t>
+            </w:r>
+          </w:p>
+        </w:tc>
+        <w:tc>
+          <w:tcPr>
+            <w:tcW w:type="dxa" w:w="1185"/>
+            <w:tcBorders>
+              <w:top w:val="single" w:color="D9C3A8" w:sz="4"/>
+              <w:left w:val="single" w:color="D9C3A8" w:sz="4"/>
+              <w:bottom w:val="single" w:color="D9C3A8" w:sz="4"/>
+              <w:right w:val="single" w:color="D9C3A8" w:sz="4"/>
+            </w:tcBorders>
+            <w:shd w:fill="F7ECDA" w:color="auto" w:val="clear"/>
+            <w:tcMar>
+              <w:top w:type="dxa" w:w="50"/>
+              <w:left w:type="dxa" w:w="80"/>
+              <w:bottom w:type="dxa" w:w="50"/>
+              <w:right w:type="dxa" w:w="80"/>
+            </w:tcMar>
+          </w:tcPr>
+          <w:p>
+            <w:r>
+              <w:rPr>
+                <w:b/>
+                <w:bCs/>
+                <w:sz w:val="19"/>
+                <w:szCs w:val="19"/>
+              </w:rPr>
+              <w:t xml:space="preserve">Sí, por poco</w:t>
+            </w:r>
+          </w:p>
+        </w:tc>
+        <w:tc>
+          <w:tcPr>
+            <w:tcW w:type="dxa" w:w="1067"/>
+            <w:tcBorders>
+              <w:top w:val="single" w:color="D9C3A8" w:sz="4"/>
+              <w:left w:val="single" w:color="D9C3A8" w:sz="4"/>
+              <w:bottom w:val="single" w:color="D9C3A8" w:sz="4"/>
+              <w:right w:val="single" w:color="D9C3A8" w:sz="4"/>
+            </w:tcBorders>
+            <w:shd w:fill="F7ECDA" w:color="auto" w:val="clear"/>
+            <w:tcMar>
+              <w:top w:type="dxa" w:w="50"/>
+              <w:left w:type="dxa" w:w="80"/>
+              <w:bottom w:type="dxa" w:w="50"/>
+              <w:right w:type="dxa" w:w="80"/>
+            </w:tcMar>
+          </w:tcPr>
+          <w:p>
+            <w:r>
+              <w:rPr>
+                <w:b/>
+                <w:bCs/>
+                <w:sz w:val="19"/>
+                <w:szCs w:val="19"/>
+              </w:rPr>
+              <w:t xml:space="preserve">No</w:t>
+            </w:r>
+          </w:p>
+        </w:tc>
+      </w:tr>
+      <w:tr>
+        <w:trPr>
+          <w:tblHeader w:val="false"/>
+        </w:trPr>
+        <w:tc>
+          <w:tcPr>
+            <w:tcW w:type="dxa" w:w="1241"/>
+            <w:tcBorders>
+              <w:top w:val="single" w:color="D9C3A8" w:sz="4"/>
+              <w:left w:val="single" w:color="D9C3A8" w:sz="4"/>
+              <w:bottom w:val="single" w:color="D9C3A8" w:sz="4"/>
+              <w:right w:val="single" w:color="D9C3A8" w:sz="4"/>
+            </w:tcBorders>
+            <w:shd w:fill="FFFFFF" w:color="auto" w:val="clear"/>
+            <w:tcMar>
+              <w:top w:type="dxa" w:w="50"/>
+              <w:left w:type="dxa" w:w="80"/>
+              <w:bottom w:type="dxa" w:w="50"/>
+              <w:right w:type="dxa" w:w="80"/>
+            </w:tcMar>
+          </w:tcPr>
+          <w:p>
+            <w:r>
+              <w:rPr>
+                <w:sz w:val="19"/>
+                <w:szCs w:val="19"/>
+              </w:rPr>
+              <w:t xml:space="preserve">50 % (piso)</w:t>
+            </w:r>
+          </w:p>
+        </w:tc>
+        <w:tc>
+          <w:tcPr>
+            <w:tcW w:type="dxa" w:w="3159"/>
+            <w:tcBorders>
+              <w:top w:val="single" w:color="D9C3A8" w:sz="4"/>
+              <w:left w:val="single" w:color="D9C3A8" w:sz="4"/>
+              <w:bottom w:val="single" w:color="D9C3A8" w:sz="4"/>
+              <w:right w:val="single" w:color="D9C3A8" w:sz="4"/>
+            </w:tcBorders>
+            <w:shd w:fill="FFFFFF" w:color="auto" w:val="clear"/>
+            <w:tcMar>
+              <w:top w:type="dxa" w:w="50"/>
+              <w:left w:type="dxa" w:w="80"/>
+              <w:bottom w:type="dxa" w:w="50"/>
+              <w:right w:type="dxa" w:w="80"/>
+            </w:tcMar>
+          </w:tcPr>
+          <w:p>
+            <w:r>
+              <w:rPr>
+                <w:sz w:val="19"/>
+                <w:szCs w:val="19"/>
+              </w:rPr>
+              <w:t xml:space="preserve">S/2.27</w:t>
+            </w:r>
+          </w:p>
+        </w:tc>
+        <w:tc>
+          <w:tcPr>
+            <w:tcW w:type="dxa" w:w="2708"/>
+            <w:tcBorders>
+              <w:top w:val="single" w:color="D9C3A8" w:sz="4"/>
+              <w:left w:val="single" w:color="D9C3A8" w:sz="4"/>
+              <w:bottom w:val="single" w:color="D9C3A8" w:sz="4"/>
+              <w:right w:val="single" w:color="D9C3A8" w:sz="4"/>
+            </w:tcBorders>
+            <w:shd w:fill="FFFFFF" w:color="auto" w:val="clear"/>
+            <w:tcMar>
+              <w:top w:type="dxa" w:w="50"/>
+              <w:left w:type="dxa" w:w="80"/>
+              <w:bottom w:type="dxa" w:w="50"/>
+              <w:right w:type="dxa" w:w="80"/>
+            </w:tcMar>
+          </w:tcPr>
+          <w:p>
+            <w:r>
+              <w:rPr>
+                <w:sz w:val="19"/>
+                <w:szCs w:val="19"/>
+              </w:rPr>
+              <w:t xml:space="preserve">S/6.45</w:t>
+            </w:r>
+          </w:p>
+        </w:tc>
+        <w:tc>
+          <w:tcPr>
+            <w:tcW w:type="dxa" w:w="1185"/>
+            <w:tcBorders>
+              <w:top w:val="single" w:color="D9C3A8" w:sz="4"/>
+              <w:left w:val="single" w:color="D9C3A8" w:sz="4"/>
+              <w:bottom w:val="single" w:color="D9C3A8" w:sz="4"/>
+              <w:right w:val="single" w:color="D9C3A8" w:sz="4"/>
+            </w:tcBorders>
+            <w:shd w:fill="FFFFFF" w:color="auto" w:val="clear"/>
+            <w:tcMar>
+              <w:top w:type="dxa" w:w="50"/>
+              <w:left w:type="dxa" w:w="80"/>
+              <w:bottom w:type="dxa" w:w="50"/>
+              <w:right w:type="dxa" w:w="80"/>
+            </w:tcMar>
+          </w:tcPr>
+          <w:p>
+            <w:r>
+              <w:rPr>
+                <w:sz w:val="19"/>
+                <w:szCs w:val="19"/>
+              </w:rPr>
+              <w:t xml:space="preserve">No</w:t>
+            </w:r>
+          </w:p>
+        </w:tc>
+        <w:tc>
+          <w:tcPr>
+            <w:tcW w:type="dxa" w:w="1067"/>
+            <w:tcBorders>
+              <w:top w:val="single" w:color="D9C3A8" w:sz="4"/>
+              <w:left w:val="single" w:color="D9C3A8" w:sz="4"/>
+              <w:bottom w:val="single" w:color="D9C3A8" w:sz="4"/>
+              <w:right w:val="single" w:color="D9C3A8" w:sz="4"/>
+            </w:tcBorders>
+            <w:shd w:fill="FFFFFF" w:color="auto" w:val="clear"/>
+            <w:tcMar>
+              <w:top w:type="dxa" w:w="50"/>
+              <w:left w:type="dxa" w:w="80"/>
+              <w:bottom w:type="dxa" w:w="50"/>
+              <w:right w:type="dxa" w:w="80"/>
+            </w:tcMar>
+          </w:tcPr>
+          <w:p>
+            <w:r>
+              <w:rPr>
+                <w:sz w:val="19"/>
+                <w:szCs w:val="19"/>
+              </w:rPr>
+              <w:t xml:space="preserve">No</w:t>
+            </w:r>
+          </w:p>
+        </w:tc>
+      </w:tr>
+    </w:tbl>
+    <w:p>
+      <w:pPr>
+        <w:spacing w:after="80"/>
+      </w:pPr>
+    </w:p>
+    <w:p>
+      <w:pPr>
+        <w:spacing w:after="120"/>
+      </w:pPr>
+      <w:r>
+        <w:rPr>
+          <w:b/>
+          <w:bCs/>
+        </w:rPr>
+        <w:t xml:space="preserve">Lectura.</w:t>
+      </w:r>
+    </w:p>
+    <w:p>
+      <w:pPr>
+        <w:pStyle w:val="ListParagraph"/>
+        <w:numPr>
+          <w:ilvl w:val="0"/>
+          <w:numId w:val="2"/>
+        </w:numPr>
+        <w:spacing w:after="60"/>
+      </w:pPr>
+      <w:r>
+        <w:t xml:space="preserve">En 2027 ninguna pauta se paga sola: ni la meta de S/5 llega (−9 %). La pauta es una inversión que se cobra con la recompra de 2028.</w:t>
+      </w:r>
+    </w:p>
+    <w:p>
+      <w:pPr>
+        <w:pStyle w:val="ListParagraph"/>
+        <w:numPr>
+          <w:ilvl w:val="0"/>
+          <w:numId w:val="2"/>
+        </w:numPr>
+        <w:spacing w:after="60"/>
+      </w:pPr>
+      <w:r>
+        <w:t xml:space="preserve">Con la cifra principal, </w:t>
+      </w:r>
+      <w:r>
+        <w:rPr>
+          <w:b/>
+          <w:bCs/>
+        </w:rPr>
+        <w:t xml:space="preserve">el límite está en unos S/9.70 por contacto.</w:t>
+      </w:r>
+      <w:r>
+        <w:t xml:space="preserve"> S/8.23 queda dentro y S/10 queda fuera.</w:t>
+      </w:r>
+    </w:p>
+    <w:p>
+      <w:pPr>
+        <w:pStyle w:val="ListParagraph"/>
+        <w:numPr>
+          <w:ilvl w:val="0"/>
+          <w:numId w:val="2"/>
+        </w:numPr>
+        <w:spacing w:after="60"/>
+      </w:pPr>
+      <w:r>
+        <w:t xml:space="preserve">Con el piso de 50 %, el límite baja a S/6.45 y la base de S/8.23 no se paga ni en 2028.</w:t>
+      </w:r>
+    </w:p>
+    <w:p>
+      <w:pPr>
+        <w:pStyle w:val="ListParagraph"/>
+        <w:numPr>
+          <w:ilvl w:val="0"/>
+          <w:numId w:val="2"/>
+        </w:numPr>
+        <w:spacing w:after="60"/>
+      </w:pPr>
+      <w:r>
+        <w:rPr>
+          <w:b/>
+          <w:bCs/>
+        </w:rPr>
+        <w:t xml:space="preserve">La alerta de S/8 del documento 10 está bien puesta:</w:t>
+      </w:r>
+      <w:r>
+        <w:t xml:space="preserve"> con S/8.36 un contacto paga su costo en 12 meses (12 × 10.45 ÷ 15). Sobre S/8, tarda más de un año.</w:t>
+      </w:r>
+    </w:p>
+    <w:p>
+      <w:pPr>
+        <w:pStyle w:val="Heading2"/>
+      </w:pPr>
+      <w:r>
+        <w:t xml:space="preserve">Alternativas sin subir el presupuesto (S/24,544; pauta de S/5,050)</w:t>
+      </w:r>
+    </w:p>
+    <w:tbl>
+      <w:tblPr>
+        <w:tblW w:type="dxa" w:w="9360"/>
+        <w:tblBorders>
+          <w:top w:val="single" w:color="auto" w:sz="4"/>
+          <w:left w:val="single" w:color="auto" w:sz="4"/>
+          <w:bottom w:val="single" w:color="auto" w:sz="4"/>
+          <w:right w:val="single" w:color="auto" w:sz="4"/>
+          <w:insideH w:val="single" w:color="auto" w:sz="4"/>
+          <w:insideV w:val="single" w:color="auto" w:sz="4"/>
+        </w:tblBorders>
+      </w:tblPr>
+      <w:tblGrid>
+        <w:gridCol w:w="2340"/>
+        <w:gridCol w:w="2340"/>
+        <w:gridCol w:w="2340"/>
+        <w:gridCol w:w="2340"/>
+      </w:tblGrid>
+      <w:tr>
+        <w:trPr>
+          <w:tblHeader/>
+        </w:trPr>
+        <w:tc>
+          <w:tcPr>
+            <w:tcW w:type="dxa" w:w="2340"/>
+            <w:tcBorders>
+              <w:top w:val="single" w:color="D9C3A8" w:sz="4"/>
+              <w:left w:val="single" w:color="D9C3A8" w:sz="4"/>
+              <w:bottom w:val="single" w:color="D9C3A8" w:sz="4"/>
+              <w:right w:val="single" w:color="D9C3A8" w:sz="4"/>
+            </w:tcBorders>
+            <w:shd w:fill="4A2018" w:color="auto" w:val="clear"/>
+            <w:tcMar>
+              <w:top w:type="dxa" w:w="50"/>
+              <w:left w:type="dxa" w:w="80"/>
+              <w:bottom w:type="dxa" w:w="50"/>
+              <w:right w:type="dxa" w:w="80"/>
+            </w:tcMar>
+          </w:tcPr>
+          <w:p>
+            <w:r>
+              <w:rPr>
+                <w:b/>
+                <w:bCs/>
+                <w:color w:val="FFFFFF"/>
+                <w:sz w:val="19"/>
+                <w:szCs w:val="19"/>
+              </w:rPr>
+              <w:t xml:space="preserve">Alternativa</w:t>
+            </w:r>
+          </w:p>
+        </w:tc>
+        <w:tc>
+          <w:tcPr>
+            <w:tcW w:type="dxa" w:w="2340"/>
+            <w:tcBorders>
+              <w:top w:val="single" w:color="D9C3A8" w:sz="4"/>
+              <w:left w:val="single" w:color="D9C3A8" w:sz="4"/>
+              <w:bottom w:val="single" w:color="D9C3A8" w:sz="4"/>
+              <w:right w:val="single" w:color="D9C3A8" w:sz="4"/>
+            </w:tcBorders>
+            <w:shd w:fill="4A2018" w:color="auto" w:val="clear"/>
+            <w:tcMar>
+              <w:top w:type="dxa" w:w="50"/>
+              <w:left w:type="dxa" w:w="80"/>
+              <w:bottom w:type="dxa" w:w="50"/>
+              <w:right w:type="dxa" w:w="80"/>
+            </w:tcMar>
+          </w:tcPr>
+          <w:p>
+            <w:r>
+              <w:rPr>
+                <w:b/>
+                <w:bCs/>
+                <w:color w:val="FFFFFF"/>
+                <w:sz w:val="19"/>
+                <w:szCs w:val="19"/>
+              </w:rPr>
+              <w:t xml:space="preserve">Qué se hace</w:t>
+            </w:r>
+          </w:p>
+        </w:tc>
+        <w:tc>
+          <w:tcPr>
+            <w:tcW w:type="dxa" w:w="2340"/>
+            <w:tcBorders>
+              <w:top w:val="single" w:color="D9C3A8" w:sz="4"/>
+              <w:left w:val="single" w:color="D9C3A8" w:sz="4"/>
+              <w:bottom w:val="single" w:color="D9C3A8" w:sz="4"/>
+              <w:right w:val="single" w:color="D9C3A8" w:sz="4"/>
+            </w:tcBorders>
+            <w:shd w:fill="4A2018" w:color="auto" w:val="clear"/>
+            <w:tcMar>
+              <w:top w:type="dxa" w:w="50"/>
+              <w:left w:type="dxa" w:w="80"/>
+              <w:bottom w:type="dxa" w:w="50"/>
+              <w:right w:type="dxa" w:w="80"/>
+            </w:tcMar>
+          </w:tcPr>
+          <w:p>
+            <w:r>
+              <w:rPr>
+                <w:b/>
+                <w:bCs/>
+                <w:color w:val="FFFFFF"/>
+                <w:sz w:val="19"/>
+                <w:szCs w:val="19"/>
+              </w:rPr>
+              <w:t xml:space="preserve">Efecto estimado (contribución)</w:t>
+            </w:r>
+          </w:p>
+        </w:tc>
+        <w:tc>
+          <w:tcPr>
+            <w:tcW w:type="dxa" w:w="2340"/>
+            <w:tcBorders>
+              <w:top w:val="single" w:color="D9C3A8" w:sz="4"/>
+              <w:left w:val="single" w:color="D9C3A8" w:sz="4"/>
+              <w:bottom w:val="single" w:color="D9C3A8" w:sz="4"/>
+              <w:right w:val="single" w:color="D9C3A8" w:sz="4"/>
+            </w:tcBorders>
+            <w:shd w:fill="4A2018" w:color="auto" w:val="clear"/>
+            <w:tcMar>
+              <w:top w:type="dxa" w:w="50"/>
+              <w:left w:type="dxa" w:w="80"/>
+              <w:bottom w:type="dxa" w:w="50"/>
+              <w:right w:type="dxa" w:w="80"/>
+            </w:tcMar>
+          </w:tcPr>
+          <w:p>
+            <w:r>
+              <w:rPr>
+                <w:b/>
+                <w:bCs/>
+                <w:color w:val="FFFFFF"/>
+                <w:sz w:val="19"/>
+                <w:szCs w:val="19"/>
+              </w:rPr>
+              <w:t xml:space="preserve">Riesgo</w:t>
+            </w:r>
+          </w:p>
+        </w:tc>
+      </w:tr>
+      <w:tr>
+        <w:trPr>
+          <w:tblHeader w:val="false"/>
+        </w:trPr>
+        <w:tc>
+          <w:tcPr>
+            <w:tcW w:type="dxa" w:w="2340"/>
+            <w:tcBorders>
+              <w:top w:val="single" w:color="D9C3A8" w:sz="4"/>
+              <w:left w:val="single" w:color="D9C3A8" w:sz="4"/>
+              <w:bottom w:val="single" w:color="D9C3A8" w:sz="4"/>
+              <w:right w:val="single" w:color="D9C3A8" w:sz="4"/>
+            </w:tcBorders>
+            <w:shd w:fill="FFFFFF" w:color="auto" w:val="clear"/>
+            <w:tcMar>
+              <w:top w:type="dxa" w:w="50"/>
+              <w:left w:type="dxa" w:w="80"/>
+              <w:bottom w:type="dxa" w:w="50"/>
+              <w:right w:type="dxa" w:w="80"/>
+            </w:tcMar>
+          </w:tcPr>
+          <w:p>
+            <w:r>
+              <w:rPr>
+                <w:b/>
+                <w:bCs/>
+                <w:sz w:val="19"/>
+                <w:szCs w:val="19"/>
+              </w:rPr>
+              <w:t xml:space="preserve">(a) Mantener el plan con 5-3-2 y un gatillo</w:t>
+            </w:r>
+          </w:p>
+        </w:tc>
+        <w:tc>
+          <w:tcPr>
+            <w:tcW w:type="dxa" w:w="2340"/>
+            <w:tcBorders>
+              <w:top w:val="single" w:color="D9C3A8" w:sz="4"/>
+              <w:left w:val="single" w:color="D9C3A8" w:sz="4"/>
+              <w:bottom w:val="single" w:color="D9C3A8" w:sz="4"/>
+              <w:right w:val="single" w:color="D9C3A8" w:sz="4"/>
+            </w:tcBorders>
+            <w:shd w:fill="FFFFFF" w:color="auto" w:val="clear"/>
+            <w:tcMar>
+              <w:top w:type="dxa" w:w="50"/>
+              <w:left w:type="dxa" w:w="80"/>
+              <w:bottom w:type="dxa" w:w="50"/>
+              <w:right w:type="dxa" w:w="80"/>
+            </w:tcMar>
+          </w:tcPr>
+          <w:p>
+            <w:r>
+              <w:rPr>
+                <w:sz w:val="19"/>
+                <w:szCs w:val="19"/>
+              </w:rPr>
+              <w:t xml:space="preserve">Enero y febrero: rondas 5-3-2 (#14, 3.7). Si a fin de febrero el CPA sigue sobre S/8, la pauta se pasa al anuncio ganador o a retargeting (volver a mostrar el anuncio a quien ya vio el video o escribió)</w:t>
+            </w:r>
+          </w:p>
+        </w:tc>
+        <w:tc>
+          <w:tcPr>
+            <w:tcW w:type="dxa" w:w="2340"/>
+            <w:tcBorders>
+              <w:top w:val="single" w:color="D9C3A8" w:sz="4"/>
+              <w:left w:val="single" w:color="D9C3A8" w:sz="4"/>
+              <w:bottom w:val="single" w:color="D9C3A8" w:sz="4"/>
+              <w:right w:val="single" w:color="D9C3A8" w:sz="4"/>
+            </w:tcBorders>
+            <w:shd w:fill="FFFFFF" w:color="auto" w:val="clear"/>
+            <w:tcMar>
+              <w:top w:type="dxa" w:w="50"/>
+              <w:left w:type="dxa" w:w="80"/>
+              <w:bottom w:type="dxa" w:w="50"/>
+              <w:right w:type="dxa" w:w="80"/>
+            </w:tcMar>
+          </w:tcPr>
+          <w:p>
+            <w:r>
+              <w:rPr>
+                <w:sz w:val="19"/>
+                <w:szCs w:val="19"/>
+              </w:rPr>
+              <w:t xml:space="preserve">Si llega a S/5 desde marzo: 939 contactos (900 ÷ 8.23 + 4,150 ÷ 5), S/4,025 en 2027 y +S/3,718 de utilidad neta. Si queda en S/6.50: 748 contactos y S/3,298. Si no baja: igual que la base (613 y S/2,788)</w:t>
+            </w:r>
+          </w:p>
+        </w:tc>
+        <w:tc>
+          <w:tcPr>
+            <w:tcW w:type="dxa" w:w="2340"/>
+            <w:tcBorders>
+              <w:top w:val="single" w:color="D9C3A8" w:sz="4"/>
+              <w:left w:val="single" w:color="D9C3A8" w:sz="4"/>
+              <w:bottom w:val="single" w:color="D9C3A8" w:sz="4"/>
+              <w:right w:val="single" w:color="D9C3A8" w:sz="4"/>
+            </w:tcBorders>
+            <w:shd w:fill="FFFFFF" w:color="auto" w:val="clear"/>
+            <w:tcMar>
+              <w:top w:type="dxa" w:w="50"/>
+              <w:left w:type="dxa" w:w="80"/>
+              <w:bottom w:type="dxa" w:w="50"/>
+              <w:right w:type="dxa" w:w="80"/>
+            </w:tcMar>
+          </w:tcPr>
+          <w:p>
+            <w:r>
+              <w:rPr>
+                <w:sz w:val="19"/>
+                <w:szCs w:val="19"/>
+              </w:rPr>
+              <w:t xml:space="preserve">El público de retargeting es chico: con unas 400,000 impresiones en el año se agota rápido y su CPA en Perú está [POR CONFIRMAR]. Cada variante del 5-3-2 recibe pocas conversaciones (#14, 3.7), así que el "ganador" puede salir por azar</w:t>
+            </w:r>
+          </w:p>
+        </w:tc>
+      </w:tr>
+      <w:tr>
+        <w:trPr>
+          <w:tblHeader w:val="false"/>
+        </w:trPr>
+        <w:tc>
+          <w:tcPr>
+            <w:tcW w:type="dxa" w:w="2340"/>
+            <w:tcBorders>
+              <w:top w:val="single" w:color="D9C3A8" w:sz="4"/>
+              <w:left w:val="single" w:color="D9C3A8" w:sz="4"/>
+              <w:bottom w:val="single" w:color="D9C3A8" w:sz="4"/>
+              <w:right w:val="single" w:color="D9C3A8" w:sz="4"/>
+            </w:tcBorders>
+            <w:shd w:fill="F7ECDA" w:color="auto" w:val="clear"/>
+            <w:tcMar>
+              <w:top w:type="dxa" w:w="50"/>
+              <w:left w:type="dxa" w:w="80"/>
+              <w:bottom w:type="dxa" w:w="50"/>
+              <w:right w:type="dxa" w:w="80"/>
+            </w:tcMar>
+          </w:tcPr>
+          <w:p>
+            <w:r>
+              <w:rPr>
+                <w:b/>
+                <w:bCs/>
+                <w:sz w:val="19"/>
+                <w:szCs w:val="19"/>
+              </w:rPr>
+              <w:t xml:space="preserve">(b) Pasar parte de la pauta a canales con mejor costo por cliente</w:t>
+            </w:r>
+          </w:p>
+        </w:tc>
+        <w:tc>
+          <w:tcPr>
+            <w:tcW w:type="dxa" w:w="2340"/>
+            <w:tcBorders>
+              <w:top w:val="single" w:color="D9C3A8" w:sz="4"/>
+              <w:left w:val="single" w:color="D9C3A8" w:sz="4"/>
+              <w:bottom w:val="single" w:color="D9C3A8" w:sz="4"/>
+              <w:right w:val="single" w:color="D9C3A8" w:sz="4"/>
+            </w:tcBorders>
+            <w:shd w:fill="F7ECDA" w:color="auto" w:val="clear"/>
+            <w:tcMar>
+              <w:top w:type="dxa" w:w="50"/>
+              <w:left w:type="dxa" w:w="80"/>
+              <w:bottom w:type="dxa" w:w="50"/>
+              <w:right w:type="dxa" w:w="80"/>
+            </w:tcMar>
+          </w:tcPr>
+          <w:p>
+            <w:r>
+              <w:rPr>
+                <w:sz w:val="19"/>
+                <w:szCs w:val="19"/>
+              </w:rPr>
+              <w:t xml:space="preserve">Pasar S/150 al mes de pauta, de marzo a diciembre (S/1,500), a degustación extra en los stands. Cabe en la regla del documento 10 ("pasar soles a degustación sin cambiar el total del mes")</w:t>
+            </w:r>
+          </w:p>
+        </w:tc>
+        <w:tc>
+          <w:tcPr>
+            <w:tcW w:type="dxa" w:w="2340"/>
+            <w:tcBorders>
+              <w:top w:val="single" w:color="D9C3A8" w:sz="4"/>
+              <w:left w:val="single" w:color="D9C3A8" w:sz="4"/>
+              <w:bottom w:val="single" w:color="D9C3A8" w:sz="4"/>
+              <w:right w:val="single" w:color="D9C3A8" w:sz="4"/>
+            </w:tcBorders>
+            <w:shd w:fill="F7ECDA" w:color="auto" w:val="clear"/>
+            <w:tcMar>
+              <w:top w:type="dxa" w:w="50"/>
+              <w:left w:type="dxa" w:w="80"/>
+              <w:bottom w:type="dxa" w:w="50"/>
+              <w:right w:type="dxa" w:w="80"/>
+            </w:tcMar>
+          </w:tcPr>
+          <w:p>
+            <w:r>
+              <w:rPr>
+                <w:sz w:val="19"/>
+                <w:szCs w:val="19"/>
+              </w:rPr>
+              <w:t xml:space="preserve">La pauta baja a S/3,550: 431 contactos y S/2,091 en 2027. Los S/1,500 compran 785 muestras (1,500 ÷ 1.91) y unos 262 compradores (1 de cada 3 [META PROPUESTA]). Cada uno deja S/8.70: 3 brownies × 2.414 en el stand + 35 % de recompra × 3 × 1.393. Total: S/2,279. </w:t>
+            </w:r>
+            <w:r>
+              <w:rPr>
+                <w:b/>
+                <w:bCs/>
+                <w:sz w:val="19"/>
+                <w:szCs w:val="19"/>
+              </w:rPr>
+              <w:t xml:space="preserve">En 2027: S/4,370 frente a S/2,788 (+S/1,582).</w:t>
+            </w:r>
+            <w:r>
+              <w:rPr>
+                <w:sz w:val="19"/>
+                <w:szCs w:val="19"/>
+              </w:rPr>
+              <w:t xml:space="preserve"> Hasta dic-2028 queda casi igual (S/7,976 frente a S/7,916): la pauta deja menos cola en 2028 (−S/1,522)</w:t>
+            </w:r>
+          </w:p>
+        </w:tc>
+        <w:tc>
+          <w:tcPr>
+            <w:tcW w:type="dxa" w:w="2340"/>
+            <w:tcBorders>
+              <w:top w:val="single" w:color="D9C3A8" w:sz="4"/>
+              <w:left w:val="single" w:color="D9C3A8" w:sz="4"/>
+              <w:bottom w:val="single" w:color="D9C3A8" w:sz="4"/>
+              <w:right w:val="single" w:color="D9C3A8" w:sz="4"/>
+            </w:tcBorders>
+            <w:shd w:fill="F7ECDA" w:color="auto" w:val="clear"/>
+            <w:tcMar>
+              <w:top w:type="dxa" w:w="50"/>
+              <w:left w:type="dxa" w:w="80"/>
+              <w:bottom w:type="dxa" w:w="50"/>
+              <w:right w:type="dxa" w:w="80"/>
+            </w:tcMar>
+          </w:tcPr>
+          <w:p>
+            <w:r>
+              <w:rPr>
+                <w:sz w:val="19"/>
+                <w:szCs w:val="19"/>
+              </w:rPr>
+              <w:t xml:space="preserve">El "1 de cada 3 que prueba compra" no está medido. Son unas 3.3 muestras más por punto y por día (785 ÷ 236 días-punto de marzo a diciembre): es poco, pero depende de que pase gente por el stand</w:t>
+            </w:r>
+          </w:p>
+        </w:tc>
+      </w:tr>
+      <w:tr>
+        <w:trPr>
+          <w:tblHeader w:val="false"/>
+        </w:trPr>
+        <w:tc>
+          <w:tcPr>
+            <w:tcW w:type="dxa" w:w="2340"/>
+            <w:tcBorders>
+              <w:top w:val="single" w:color="D9C3A8" w:sz="4"/>
+              <w:left w:val="single" w:color="D9C3A8" w:sz="4"/>
+              <w:bottom w:val="single" w:color="D9C3A8" w:sz="4"/>
+              <w:right w:val="single" w:color="D9C3A8" w:sz="4"/>
+            </w:tcBorders>
+            <w:shd w:fill="FFFFFF" w:color="auto" w:val="clear"/>
+            <w:tcMar>
+              <w:top w:type="dxa" w:w="50"/>
+              <w:left w:type="dxa" w:w="80"/>
+              <w:bottom w:type="dxa" w:w="50"/>
+              <w:right w:type="dxa" w:w="80"/>
+            </w:tcMar>
+          </w:tcPr>
+          <w:p>
+            <w:r>
+              <w:rPr>
+                <w:sz w:val="19"/>
+                <w:szCs w:val="19"/>
+              </w:rPr>
+              <w:t xml:space="preserve">(b2) Variante: pasar los S/1,500 a embajadoras [PROPUESTA]</w:t>
+            </w:r>
+          </w:p>
+        </w:tc>
+        <w:tc>
+          <w:tcPr>
+            <w:tcW w:type="dxa" w:w="2340"/>
+            <w:tcBorders>
+              <w:top w:val="single" w:color="D9C3A8" w:sz="4"/>
+              <w:left w:val="single" w:color="D9C3A8" w:sz="4"/>
+              <w:bottom w:val="single" w:color="D9C3A8" w:sz="4"/>
+              <w:right w:val="single" w:color="D9C3A8" w:sz="4"/>
+            </w:tcBorders>
+            <w:shd w:fill="FFFFFF" w:color="auto" w:val="clear"/>
+            <w:tcMar>
+              <w:top w:type="dxa" w:w="50"/>
+              <w:left w:type="dxa" w:w="80"/>
+              <w:bottom w:type="dxa" w:w="50"/>
+              <w:right w:type="dxa" w:w="80"/>
+            </w:tcMar>
+          </w:tcPr>
+          <w:p>
+            <w:r>
+              <w:rPr>
+                <w:sz w:val="19"/>
+                <w:szCs w:val="19"/>
+              </w:rPr>
+              <w:t xml:space="preserve">Más premios para padres embajadores</w:t>
+            </w:r>
+          </w:p>
+        </w:tc>
+        <w:tc>
+          <w:tcPr>
+            <w:tcW w:type="dxa" w:w="2340"/>
+            <w:tcBorders>
+              <w:top w:val="single" w:color="D9C3A8" w:sz="4"/>
+              <w:left w:val="single" w:color="D9C3A8" w:sz="4"/>
+              <w:bottom w:val="single" w:color="D9C3A8" w:sz="4"/>
+              <w:right w:val="single" w:color="D9C3A8" w:sz="4"/>
+            </w:tcBorders>
+            <w:shd w:fill="FFFFFF" w:color="auto" w:val="clear"/>
+            <w:tcMar>
+              <w:top w:type="dxa" w:w="50"/>
+              <w:left w:type="dxa" w:w="80"/>
+              <w:bottom w:type="dxa" w:w="50"/>
+              <w:right w:type="dxa" w:w="80"/>
+            </w:tcMar>
+          </w:tcPr>
+          <w:p>
+            <w:r>
+              <w:rPr>
+                <w:sz w:val="19"/>
+                <w:szCs w:val="19"/>
+              </w:rPr>
+              <w:t xml:space="preserve">A S/10.43 por familia (sección 2.7) serían 144 familias. Con la misma cuenta de S/8.70 por familia, unos S/1,251 en 2027</w:t>
+            </w:r>
+          </w:p>
+        </w:tc>
+        <w:tc>
+          <w:tcPr>
+            <w:tcW w:type="dxa" w:w="2340"/>
+            <w:tcBorders>
+              <w:top w:val="single" w:color="D9C3A8" w:sz="4"/>
+              <w:left w:val="single" w:color="D9C3A8" w:sz="4"/>
+              <w:bottom w:val="single" w:color="D9C3A8" w:sz="4"/>
+              <w:right w:val="single" w:color="D9C3A8" w:sz="4"/>
+            </w:tcBorders>
+            <w:shd w:fill="FFFFFF" w:color="auto" w:val="clear"/>
+            <w:tcMar>
+              <w:top w:type="dxa" w:w="50"/>
+              <w:left w:type="dxa" w:w="80"/>
+              <w:bottom w:type="dxa" w:w="50"/>
+              <w:right w:type="dxa" w:w="80"/>
+            </w:tcMar>
+          </w:tcPr>
+          <w:p>
+            <w:r>
+              <w:rPr>
+                <w:sz w:val="19"/>
+                <w:szCs w:val="19"/>
+              </w:rPr>
+              <w:t xml:space="preserve">Cambia el reparto decidido de S/700 + S/200, por eso es [PROPUESTA]. Pasar de 20 a unas 33 familias al mes necesita más embajadoras, y los chats del colegio pueden no aceptar mensajes de venta (documento 10, riesgo 6)</w:t>
+            </w:r>
+          </w:p>
+        </w:tc>
+      </w:tr>
+      <w:tr>
+        <w:trPr>
+          <w:tblHeader w:val="false"/>
+        </w:trPr>
+        <w:tc>
+          <w:tcPr>
+            <w:tcW w:type="dxa" w:w="2340"/>
+            <w:tcBorders>
+              <w:top w:val="single" w:color="D9C3A8" w:sz="4"/>
+              <w:left w:val="single" w:color="D9C3A8" w:sz="4"/>
+              <w:bottom w:val="single" w:color="D9C3A8" w:sz="4"/>
+              <w:right w:val="single" w:color="D9C3A8" w:sz="4"/>
+            </w:tcBorders>
+            <w:shd w:fill="F7ECDA" w:color="auto" w:val="clear"/>
+            <w:tcMar>
+              <w:top w:type="dxa" w:w="50"/>
+              <w:left w:type="dxa" w:w="80"/>
+              <w:bottom w:type="dxa" w:w="50"/>
+              <w:right w:type="dxa" w:w="80"/>
+            </w:tcMar>
+          </w:tcPr>
+          <w:p>
+            <w:r>
+              <w:rPr>
+                <w:sz w:val="19"/>
+                <w:szCs w:val="19"/>
+              </w:rPr>
+              <w:t xml:space="preserve">(b3) QR y app, y quioscos</w:t>
+            </w:r>
+          </w:p>
+        </w:tc>
+        <w:tc>
+          <w:tcPr>
+            <w:tcW w:type="dxa" w:w="2340"/>
+            <w:tcBorders>
+              <w:top w:val="single" w:color="D9C3A8" w:sz="4"/>
+              <w:left w:val="single" w:color="D9C3A8" w:sz="4"/>
+              <w:bottom w:val="single" w:color="D9C3A8" w:sz="4"/>
+              <w:right w:val="single" w:color="D9C3A8" w:sz="4"/>
+            </w:tcBorders>
+            <w:shd w:fill="F7ECDA" w:color="auto" w:val="clear"/>
+            <w:tcMar>
+              <w:top w:type="dxa" w:w="50"/>
+              <w:left w:type="dxa" w:w="80"/>
+              <w:bottom w:type="dxa" w:w="50"/>
+              <w:right w:type="dxa" w:w="80"/>
+            </w:tcMar>
+          </w:tcPr>
+          <w:p>
+            <w:r>
+              <w:rPr>
+                <w:sz w:val="19"/>
+                <w:szCs w:val="19"/>
+              </w:rPr>
+              <w:t xml:space="preserve">No absorben soles de la pauta</w:t>
+            </w:r>
+          </w:p>
+        </w:tc>
+        <w:tc>
+          <w:tcPr>
+            <w:tcW w:type="dxa" w:w="2340"/>
+            <w:tcBorders>
+              <w:top w:val="single" w:color="D9C3A8" w:sz="4"/>
+              <w:left w:val="single" w:color="D9C3A8" w:sz="4"/>
+              <w:bottom w:val="single" w:color="D9C3A8" w:sz="4"/>
+              <w:right w:val="single" w:color="D9C3A8" w:sz="4"/>
+            </w:tcBorders>
+            <w:shd w:fill="F7ECDA" w:color="auto" w:val="clear"/>
+            <w:tcMar>
+              <w:top w:type="dxa" w:w="50"/>
+              <w:left w:type="dxa" w:w="80"/>
+              <w:bottom w:type="dxa" w:w="50"/>
+              <w:right w:type="dxa" w:w="80"/>
+            </w:tcMar>
+          </w:tcPr>
+          <w:p>
+            <w:r>
+              <w:rPr>
+                <w:sz w:val="19"/>
+                <w:szCs w:val="19"/>
+              </w:rPr>
+              <w:t xml:space="preserve">El código cuesta S/0.04 y ya está en el costo. Los quioscos dependen del "sin octógono" y de los contratos, no de dinero, y sus muestras ya salen de los S/700</w:t>
+            </w:r>
+          </w:p>
+        </w:tc>
+        <w:tc>
+          <w:tcPr>
+            <w:tcW w:type="dxa" w:w="2340"/>
+            <w:tcBorders>
+              <w:top w:val="single" w:color="D9C3A8" w:sz="4"/>
+              <w:left w:val="single" w:color="D9C3A8" w:sz="4"/>
+              <w:bottom w:val="single" w:color="D9C3A8" w:sz="4"/>
+              <w:right w:val="single" w:color="D9C3A8" w:sz="4"/>
+            </w:tcBorders>
+            <w:shd w:fill="F7ECDA" w:color="auto" w:val="clear"/>
+            <w:tcMar>
+              <w:top w:type="dxa" w:w="50"/>
+              <w:left w:type="dxa" w:w="80"/>
+              <w:bottom w:type="dxa" w:w="50"/>
+              <w:right w:type="dxa" w:w="80"/>
+            </w:tcMar>
+          </w:tcPr>
+          <w:p>
+            <w:r>
+              <w:rPr>
+                <w:sz w:val="19"/>
+                <w:szCs w:val="19"/>
+              </w:rPr>
+              <w:t xml:space="preserve">Ninguno. Simplemente no sirven como destino del dinero</w:t>
+            </w:r>
+          </w:p>
+        </w:tc>
+      </w:tr>
+      <w:tr>
+        <w:trPr>
+          <w:tblHeader w:val="false"/>
+        </w:trPr>
+        <w:tc>
+          <w:tcPr>
+            <w:tcW w:type="dxa" w:w="2340"/>
+            <w:tcBorders>
+              <w:top w:val="single" w:color="D9C3A8" w:sz="4"/>
+              <w:left w:val="single" w:color="D9C3A8" w:sz="4"/>
+              <w:bottom w:val="single" w:color="D9C3A8" w:sz="4"/>
+              <w:right w:val="single" w:color="D9C3A8" w:sz="4"/>
+            </w:tcBorders>
+            <w:shd w:fill="FFFFFF" w:color="auto" w:val="clear"/>
+            <w:tcMar>
+              <w:top w:type="dxa" w:w="50"/>
+              <w:left w:type="dxa" w:w="80"/>
+              <w:bottom w:type="dxa" w:w="50"/>
+              <w:right w:type="dxa" w:w="80"/>
+            </w:tcMar>
+          </w:tcPr>
+          <w:p>
+            <w:r>
+              <w:rPr>
+                <w:b/>
+                <w:bCs/>
+                <w:sz w:val="19"/>
+                <w:szCs w:val="19"/>
+              </w:rPr>
+              <w:t xml:space="preserve">(c) Usar la pauta para llenar el stand y medirla por brownies por día</w:t>
+            </w:r>
+          </w:p>
+        </w:tc>
+        <w:tc>
+          <w:tcPr>
+            <w:tcW w:type="dxa" w:w="2340"/>
+            <w:tcBorders>
+              <w:top w:val="single" w:color="D9C3A8" w:sz="4"/>
+              <w:left w:val="single" w:color="D9C3A8" w:sz="4"/>
+              <w:bottom w:val="single" w:color="D9C3A8" w:sz="4"/>
+              <w:right w:val="single" w:color="D9C3A8" w:sz="4"/>
+            </w:tcBorders>
+            <w:shd w:fill="FFFFFF" w:color="auto" w:val="clear"/>
+            <w:tcMar>
+              <w:top w:type="dxa" w:w="50"/>
+              <w:left w:type="dxa" w:w="80"/>
+              <w:bottom w:type="dxa" w:w="50"/>
+              <w:right w:type="dxa" w:w="80"/>
+            </w:tcMar>
+          </w:tcPr>
+          <w:p>
+            <w:r>
+              <w:rPr>
+                <w:sz w:val="19"/>
+                <w:szCs w:val="19"/>
+              </w:rPr>
+              <w:t xml:space="preserve">Parte de la pauta de cada fin de semana va en un radio de 2 a 3 km del punto (como en enero en Jockey, #14, 4.4), y se compara la venta de los fines de semana con y sin esa pauta</w:t>
+            </w:r>
+          </w:p>
+        </w:tc>
+        <w:tc>
+          <w:tcPr>
+            <w:tcW w:type="dxa" w:w="2340"/>
+            <w:tcBorders>
+              <w:top w:val="single" w:color="D9C3A8" w:sz="4"/>
+              <w:left w:val="single" w:color="D9C3A8" w:sz="4"/>
+              <w:bottom w:val="single" w:color="D9C3A8" w:sz="4"/>
+              <w:right w:val="single" w:color="D9C3A8" w:sz="4"/>
+            </w:tcBorders>
+            <w:shd w:fill="FFFFFF" w:color="auto" w:val="clear"/>
+            <w:tcMar>
+              <w:top w:type="dxa" w:w="50"/>
+              <w:left w:type="dxa" w:w="80"/>
+              <w:bottom w:type="dxa" w:w="50"/>
+              <w:right w:type="dxa" w:w="80"/>
+            </w:tcMar>
+          </w:tcPr>
+          <w:p>
+            <w:r>
+              <w:rPr>
+                <w:sz w:val="19"/>
+                <w:szCs w:val="19"/>
+              </w:rPr>
+              <w:t xml:space="preserve">Cada brownie más por día y por punto en todo el año deja S/763: 263 días-punto × (2.414 + 35 % × 1.393). La pauta entera (S/5,050) se paga si sube </w:t>
+            </w:r>
+            <w:r>
+              <w:rPr>
+                <w:b/>
+                <w:bCs/>
+                <w:sz w:val="19"/>
+                <w:szCs w:val="19"/>
+              </w:rPr>
+              <w:t xml:space="preserve">6.6 brownies por día por punto</w:t>
+            </w:r>
+            <w:r>
+              <w:rPr>
+                <w:sz w:val="19"/>
+                <w:szCs w:val="19"/>
+              </w:rPr>
+              <w:t xml:space="preserve"> (unos 8 % sobre 85); S/1,500 se pagan con 2 brownies más</w:t>
+            </w:r>
+          </w:p>
+        </w:tc>
+        <w:tc>
+          <w:tcPr>
+            <w:tcW w:type="dxa" w:w="2340"/>
+            <w:tcBorders>
+              <w:top w:val="single" w:color="D9C3A8" w:sz="4"/>
+              <w:left w:val="single" w:color="D9C3A8" w:sz="4"/>
+              <w:bottom w:val="single" w:color="D9C3A8" w:sz="4"/>
+              <w:right w:val="single" w:color="D9C3A8" w:sz="4"/>
+            </w:tcBorders>
+            <w:shd w:fill="FFFFFF" w:color="auto" w:val="clear"/>
+            <w:tcMar>
+              <w:top w:type="dxa" w:w="50"/>
+              <w:left w:type="dxa" w:w="80"/>
+              <w:bottom w:type="dxa" w:w="50"/>
+              <w:right w:type="dxa" w:w="80"/>
+            </w:tcMar>
+          </w:tcPr>
+          <w:p>
+            <w:r>
+              <w:rPr>
+                <w:sz w:val="19"/>
+                <w:szCs w:val="19"/>
+              </w:rPr>
+              <w:t xml:space="preserve">Es difícil de medir con 9 días al mes: el clima, la fecha o el pasillo mueven más que la pauta. Las opciones de radio en Ads Manager están [POR CONFIRMAR]. Sirve más para medir que para reemplazar al plan</w:t>
+            </w:r>
+          </w:p>
+        </w:tc>
+      </w:tr>
+    </w:tbl>
+    <w:p>
+      <w:pPr>
+        <w:spacing w:after="80"/>
+      </w:pPr>
+    </w:p>
+    <w:p>
+      <w:pPr>
+        <w:spacing w:after="120"/>
+      </w:pPr>
+      <w:r>
+        <w:rPr>
+          <w:b/>
+          <w:bCs/>
+        </w:rPr>
+        <w:t xml:space="preserve">Recomendación: (a) con el plan B de (b) acordado desde ahora, y la medición de (c) en enero.</w:t>
+      </w:r>
+    </w:p>
+    <w:p>
+      <w:pPr>
+        <w:pStyle w:val="ListParagraph"/>
+        <w:numPr>
+          <w:ilvl w:val="0"/>
+          <w:numId w:val="4"/>
+        </w:numPr>
+        <w:spacing w:after="60"/>
+      </w:pPr>
+      <w:r>
+        <w:rPr>
+          <w:b/>
+          <w:bCs/>
+        </w:rPr>
+        <w:t xml:space="preserve">Enero y febrero:</w:t>
+      </w:r>
+      <w:r>
+        <w:t xml:space="preserve"> no se cambia nada. Corren las rondas 5-3-2 y la pauta de enero se geolocaliza alrededor de Jockey Plaza (ya está en el #14). Se registra cuántos de los que escriben compran en 3 meses.</w:t>
+      </w:r>
+    </w:p>
+    <w:p>
+      <w:pPr>
+        <w:pStyle w:val="ListParagraph"/>
+        <w:numPr>
+          <w:ilvl w:val="0"/>
+          <w:numId w:val="4"/>
+        </w:numPr>
+        <w:spacing w:after="60"/>
+      </w:pPr>
+      <w:r>
+        <w:rPr>
+          <w:b/>
+          <w:bCs/>
+        </w:rPr>
+        <w:t xml:space="preserve">Cierre de febrero (decisión que vale desde marzo, como dice el KPI 12 del #19):</w:t>
+      </w:r>
+    </w:p>
+    <w:p>
+      <w:pPr>
+        <w:pStyle w:val="ListParagraph"/>
+        <w:numPr>
+          <w:ilvl w:val="1"/>
+          <w:numId w:val="2"/>
+        </w:numPr>
+        <w:spacing w:after="60"/>
+      </w:pPr>
+      <w:r>
+        <w:t xml:space="preserve">CPA de S/8 o menos: se mantiene el plan.</w:t>
+      </w:r>
+    </w:p>
+    <w:p>
+      <w:pPr>
+        <w:pStyle w:val="ListParagraph"/>
+        <w:numPr>
+          <w:ilvl w:val="1"/>
+          <w:numId w:val="2"/>
+        </w:numPr>
+        <w:spacing w:after="60"/>
+      </w:pPr>
+      <w:r>
+        <w:t xml:space="preserve">CPA sobre S/8 en enero y febrero: la pauta del mes va al anuncio ganador y al retargeting, y </w:t>
+      </w:r>
+      <w:r>
+        <w:rPr>
+          <w:b/>
+          <w:bCs/>
+        </w:rPr>
+        <w:t xml:space="preserve">S/150 al mes pasan a degustación extra</w:t>
+      </w:r>
+      <w:r>
+        <w:t xml:space="preserve"> en el stand que más lo necesite (S/1,500 de marzo a diciembre). El total de S/700 del mes no cambia.</w:t>
+      </w:r>
+    </w:p>
+    <w:p>
+      <w:pPr>
+        <w:pStyle w:val="ListParagraph"/>
+        <w:numPr>
+          <w:ilvl w:val="1"/>
+          <w:numId w:val="2"/>
+        </w:numPr>
+        <w:spacing w:after="60"/>
+      </w:pPr>
+      <w:r>
+        <w:t xml:space="preserve">CPA sobre S/9.70 dos meses seguidos después del cambio: otros S/150 al mes pasan a degustación, y la pauta que queda va solo a la geolocalización del stand.</w:t>
+      </w:r>
+    </w:p>
+    <w:p>
+      <w:pPr>
+        <w:pStyle w:val="ListParagraph"/>
+        <w:numPr>
+          <w:ilvl w:val="0"/>
+          <w:numId w:val="5"/>
+        </w:numPr>
+        <w:spacing w:after="60"/>
+      </w:pPr>
+      <w:r>
+        <w:rPr>
+          <w:b/>
+          <w:bCs/>
+        </w:rPr>
+        <w:t xml:space="preserve">Por qué.</w:t>
+      </w:r>
+      <w:r>
+        <w:t xml:space="preserve"> Con S/8.23, el plan B suma unos S/1,580 de contribución en 2027, cuando más se necesita la caja (la caja mínima es S/2,545 en febrero), y no cambia el resultado hasta 2028. Si las rondas bajan el CPA a S/5, no se activa y se gana lo de (a). El riesgo que más importa no es el CPA: es que los stands vendan menos de 65 a 80 brownies por día.</w:t>
+      </w:r>
+    </w:p>
+    <w:p>
+      <w:pPr>
+        <w:pStyle w:val="Heading2"/>
+      </w:pPr>
+      <w:r>
+        <w:t xml:space="preserve">Propuesta para el #19, KPI 12 y fila 7 del tablero [PROPUESTA]</w:t>
+      </w:r>
+    </w:p>
+    <w:p>
+      <w:pPr>
+        <w:spacing w:after="120"/>
+      </w:pPr>
+      <w:r>
+        <w:t xml:space="preserve">No cambia el documento 10 ni sus metas. Solo se agrega cómo leer el KPI:</w:t>
+      </w:r>
+    </w:p>
+    <w:p>
+      <w:pPr>
+        <w:pStyle w:val="ListParagraph"/>
+        <w:numPr>
+          <w:ilvl w:val="0"/>
+          <w:numId w:val="2"/>
+        </w:numPr>
+        <w:spacing w:after="60"/>
+      </w:pPr>
+      <w:r>
+        <w:rPr>
+          <w:b/>
+          <w:bCs/>
+        </w:rPr>
+        <w:t xml:space="preserve">Se mantienen la meta de S/5 y la alerta de S/8.</w:t>
+      </w:r>
+      <w:r>
+        <w:t xml:space="preserve"> Se agrega la razón: con S/8.36, un contacto paga su costo en 12 meses (12 × 10.45 ÷ 15).</w:t>
+      </w:r>
+    </w:p>
+    <w:p>
+      <w:pPr>
+        <w:pStyle w:val="ListParagraph"/>
+        <w:numPr>
+          <w:ilvl w:val="0"/>
+          <w:numId w:val="2"/>
+        </w:numPr>
+        <w:spacing w:after="60"/>
+      </w:pPr>
+      <w:r>
+        <w:rPr>
+          <w:b/>
+          <w:bCs/>
+        </w:rPr>
+        <w:t xml:space="preserve">Se agrega un corte de S/9.70:</w:t>
+      </w:r>
+      <w:r>
+        <w:t xml:space="preserve"> sobre ese valor, la pauta no se paga ni a diciembre de 2028 con la cifra principal de 75 % de atribución (0.75 × 12.91 = 9.68). Sobre S/9.70 durante 2 meses, se pasan otros S/150 al mes a degustación.</w:t>
+      </w:r>
+    </w:p>
+    <w:p>
+      <w:pPr>
+        <w:pStyle w:val="ListParagraph"/>
+        <w:numPr>
+          <w:ilvl w:val="0"/>
+          <w:numId w:val="2"/>
+        </w:numPr>
+        <w:spacing w:after="60"/>
+      </w:pPr>
+      <w:r>
+        <w:rPr>
+          <w:b/>
+          <w:bCs/>
+        </w:rPr>
+        <w:t xml:space="preserve">Se agrega el costo por cliente:</w:t>
+      </w:r>
+      <w:r>
+        <w:t xml:space="preserve"> costo por contacto ÷ % de contactos que compra en 3 meses. La alerta va sobre S/42 (8.36 ÷ 20 %). Así, un CPA de S/7 con solo 10 % de compra (S/70 por cliente) también enciende la alerta.</w:t>
+      </w:r>
+    </w:p>
+    <w:p>
+      <w:pPr>
+        <w:pStyle w:val="ListParagraph"/>
+        <w:numPr>
+          <w:ilvl w:val="0"/>
+          <w:numId w:val="2"/>
+        </w:numPr>
+        <w:spacing w:after="60"/>
+      </w:pPr>
+      <w:r>
+        <w:rPr>
+          <w:b/>
+          <w:bCs/>
+        </w:rPr>
+        <w:t xml:space="preserve">Se fija el monto del plan B:</w:t>
+      </w:r>
+      <w:r>
+        <w:t xml:space="preserve"> S/150 al mes de pauta a degustación, sin cambiar el total del mes.</w:t>
+      </w:r>
+    </w:p>
+    <w:p>
+      <w:pPr>
+        <w:pStyle w:val="Heading2"/>
+      </w:pPr>
+      <w:r>
+        <w:t xml:space="preserve">Qué falta confirmar</w:t>
+      </w:r>
+    </w:p>
+    <w:p>
+      <w:pPr>
+        <w:pStyle w:val="ListParagraph"/>
+        <w:numPr>
+          <w:ilvl w:val="0"/>
+          <w:numId w:val="2"/>
+        </w:numPr>
+        <w:spacing w:after="60"/>
+      </w:pPr>
+      <w:r>
+        <w:rPr>
+          <w:b/>
+          <w:bCs/>
+        </w:rPr>
+        <w:t xml:space="preserve">La frecuencia de 1 de cada 15 contactos por mes</w:t>
+      </w:r>
+      <w:r>
+        <w:t xml:space="preserve"> es la que necesita el documento 10; no está medida. Un contacto que llega por un anuncio puede comprar menos que uno del stand. Si compra la mitad, todos los valores de la tabla se reducen a la mitad, y el CPA de equilibrio con 75 % de atribución baja de S/9.68 a S/4.84. Se mide desde marzo con la etiqueta "Nuevo-anuncio" de WhatsApp Business (#14, 5.1).</w:t>
+      </w:r>
+    </w:p>
+    <w:p>
+      <w:pPr>
+        <w:pStyle w:val="ListParagraph"/>
+        <w:numPr>
+          <w:ilvl w:val="0"/>
+          <w:numId w:val="2"/>
+        </w:numPr>
+        <w:spacing w:after="60"/>
+      </w:pPr>
+      <w:r>
+        <w:rPr>
+          <w:b/>
+          <w:bCs/>
+        </w:rPr>
+        <w:t xml:space="preserve">Que los contactos sigan comprando en 2028</w:t>
+      </w:r>
+      <w:r>
+        <w:t xml:space="preserve"> sin perderse: [SUPUESTO]. Sin eso, la pauta de 2027 no se paga.</w:t>
+      </w:r>
+    </w:p>
+    <w:p>
+      <w:pPr>
+        <w:pStyle w:val="ListParagraph"/>
+        <w:numPr>
+          <w:ilvl w:val="0"/>
+          <w:numId w:val="2"/>
+        </w:numPr>
+        <w:spacing w:after="60"/>
+      </w:pPr>
+      <w:r>
+        <w:rPr>
+          <w:b/>
+          <w:bCs/>
+        </w:rPr>
+        <w:t xml:space="preserve">Si la pauta es la que llena el stand</w:t>
+      </w:r>
+      <w:r>
+        <w:t xml:space="preserve"> (lectura que el Excel no separa), el riesgo está en los brownies por día y no en el CPA. Por eso el KPI 1 (mínimo 65 por día) manda sobre el KPI 12.</w:t>
+      </w:r>
+    </w:p>
+    <w:p>
+      <w:pPr>
+        <w:pStyle w:val="ListParagraph"/>
+        <w:numPr>
+          <w:ilvl w:val="0"/>
+          <w:numId w:val="2"/>
+        </w:numPr>
+        <w:spacing w:after="60"/>
+      </w:pPr>
+      <w:r>
+        <w:rPr>
+          <w:b/>
+          <w:bCs/>
+        </w:rPr>
+        <w:t xml:space="preserve">Datos de retargeting y de radio en Meta para Lima:</w:t>
+      </w:r>
+      <w:r>
+        <w:t xml:space="preserve"> [POR CONFIRMAR] en Ads Manager en enero de 2027.</w:t>
+      </w:r>
+    </w:p>
+    <w:p>
+      <w:pPr>
+        <w:pBdr>
+          <w:bottom w:val="single" w:color="BA4036" w:sz="6" w:space="1"/>
+        </w:pBdr>
+        <w:spacing w:after="160"/>
+      </w:pPr>
+    </w:p>
+    <w:p>
+      <w:pPr>
+        <w:pStyle w:val="Heading1"/>
+      </w:pPr>
+      <w:r>
+        <w:t xml:space="preserve">Fuentes</w:t>
+      </w:r>
+    </w:p>
+    <w:p>
+      <w:pPr>
+        <w:pStyle w:val="ListParagraph"/>
+        <w:numPr>
+          <w:ilvl w:val="0"/>
+          <w:numId w:val="2"/>
+        </w:numPr>
+        <w:spacing w:after="60"/>
+      </w:pPr>
+      <w:r>
+        <w:t xml:space="preserve">Clase: </w:t>
+      </w:r>
+      <w:r>
+        <w:rPr>
+          <w:rFonts w:ascii="Consolas" w:cs="Consolas" w:eastAsia="Consolas" w:hAnsi="Consolas"/>
+          <w:color w:val="4A2018"/>
+          <w:sz w:val="19"/>
+          <w:szCs w:val="19"/>
+        </w:rPr>
+        <w:t xml:space="preserve">04-reformulacion/T2/CLASE-sesion09.md</w:t>
+      </w:r>
+      <w:r>
+        <w:t xml:space="preserve"> (prompt 4) y "PPT Sesión 09 - docente" (Drive del equipo, 19-oct-2026). https://drive.google.com/file/d/1RNH7qdIlWUlkhPu4oRH82yNQj-qAZaVf/view</w:t>
+      </w:r>
+    </w:p>
+    <w:p>
+      <w:pPr>
+        <w:pStyle w:val="ListParagraph"/>
+        <w:numPr>
+          <w:ilvl w:val="0"/>
+          <w:numId w:val="2"/>
+        </w:numPr>
+        <w:spacing w:after="60"/>
+      </w:pPr>
+      <w:r>
+        <w:rPr>
           <w:rFonts w:ascii="Consolas" w:cs="Consolas" w:eastAsia="Consolas" w:hAnsi="Consolas"/>
           <w:color w:val="4A2018"/>
           <w:sz w:val="19"/>
@@ -12105,7 +19258,56 @@
         <w:t xml:space="preserve">04-reformulacion/Costeo-presentaciones-AndiBite.xlsx</w:t>
       </w:r>
       <w:r>
-        <w:t xml:space="preserve"> (hojas Supuestos, Proyeccion, Mensual y Resumen, modelo v7). HECHOS_v7 del 19-oct-2026 y documento 10, secciones 6.1, 6.3 y 8.</w:t>
+        <w:t xml:space="preserve"> (hojas Supuestos, Proyeccion, Mensual, Resumen e Inversion, modelo v7). HECHOS_v7 del 19-oct-2026 y documento 10, secciones 6.1, 6.3 y 8.</w:t>
+      </w:r>
+    </w:p>
+    <w:p>
+      <w:pPr>
+        <w:pStyle w:val="ListParagraph"/>
+        <w:numPr>
+          <w:ilvl w:val="0"/>
+          <w:numId w:val="2"/>
+        </w:numPr>
+        <w:spacing w:after="60"/>
+      </w:pPr>
+      <w:r>
+        <w:t xml:space="preserve">Para la sensibilidad al costo por contacto: Excel v7, fórmulas de la hoja Mensual (fila 16, recompra), Supuestos (B65, B66 y B72), Proyeccion (F30, F32 y H32), Resumen (B26, B30 y B33) y Anio2 (fila 31), leídas con openpyxl el 19-oct-2026; documento 10, sección 6.3 (1 de cada 15 contactos por mes y 3 brownies por compra en el stand); </w:t>
+      </w:r>
+      <w:r>
+        <w:rPr>
+          <w:rFonts w:ascii="Consolas" w:cs="Consolas" w:eastAsia="Consolas" w:hAnsi="Consolas"/>
+          <w:color w:val="4A2018"/>
+          <w:sz w:val="19"/>
+          <w:szCs w:val="19"/>
+        </w:rPr>
+        <w:t xml:space="preserve">T2_06_Proyeccion-de-demanda.md</w:t>
+      </w:r>
+      <w:r>
+        <w:t xml:space="preserve"> (escenario de −20 %), </w:t>
+      </w:r>
+      <w:r>
+        <w:rPr>
+          <w:rFonts w:ascii="Consolas" w:cs="Consolas" w:eastAsia="Consolas" w:hAnsi="Consolas"/>
+          <w:color w:val="4A2018"/>
+          <w:sz w:val="19"/>
+          <w:szCs w:val="19"/>
+        </w:rPr>
+        <w:t xml:space="preserve">T2_14_Ecosistema-digital-y-Meta-Ads.md</w:t>
+      </w:r>
+      <w:r>
+        <w:t xml:space="preserve"> (secciones 3.7, 4.4 y 4.5) y </w:t>
+      </w:r>
+      <w:r>
+        <w:rPr>
+          <w:rFonts w:ascii="Consolas" w:cs="Consolas" w:eastAsia="Consolas" w:hAnsi="Consolas"/>
+          <w:color w:val="4A2018"/>
+          <w:sz w:val="19"/>
+          <w:szCs w:val="19"/>
+        </w:rPr>
+        <w:t xml:space="preserve">T2_19_Control-de-KPI.md</w:t>
+      </w:r>
+      <w:r>
+        <w:t xml:space="preserve"> (KPI 12).</w:t>
       </w:r>
     </w:p>
     <w:p>
@@ -12397,6 +19599,30 @@
       </w:pPr>
     </w:lvl>
   </w:abstractNum>
+  <w:abstractNum w:abstractNumId="4" w15:restartNumberingAfterBreak="0">
+    <w:multiLevelType w:val="hybridMultilevel"/>
+    <w:lvl w:ilvl="0" w15:tentative="1">
+      <w:start w:val="1"/>
+      <w:numFmt w:val="decimal"/>
+      <w:lvlText w:val="%1."/>
+      <w:lvlJc w:val="left"/>
+      <w:pPr>
+        <w:ind w:left="720" w:hanging="360"/>
+      </w:pPr>
+    </w:lvl>
+  </w:abstractNum>
+  <w:abstractNum w:abstractNumId="5" w15:restartNumberingAfterBreak="0">
+    <w:multiLevelType w:val="hybridMultilevel"/>
+    <w:lvl w:ilvl="0" w15:tentative="1">
+      <w:start w:val="1"/>
+      <w:numFmt w:val="decimal"/>
+      <w:lvlText w:val="%1."/>
+      <w:lvlJc w:val="left"/>
+      <w:pPr>
+        <w:ind w:left="720" w:hanging="360"/>
+      </w:pPr>
+    </w:lvl>
+  </w:abstractNum>
   <w:num w:numId="1">
     <w:abstractNumId w:val="1"/>
     <w:lvlOverride w:ilvl="0">
@@ -12411,6 +19637,18 @@
   </w:num>
   <w:num w:numId="3">
     <w:abstractNumId w:val="3"/>
+    <w:lvlOverride w:ilvl="0">
+      <w:startOverride w:val="1"/>
+    </w:lvlOverride>
+  </w:num>
+  <w:num w:numId="4">
+    <w:abstractNumId w:val="4"/>
+    <w:lvlOverride w:ilvl="0">
+      <w:startOverride w:val="1"/>
+    </w:lvlOverride>
+  </w:num>
+  <w:num w:numId="5">
+    <w:abstractNumId w:val="5"/>
     <w:lvlOverride w:ilvl="0">
       <w:startOverride w:val="1"/>
     </w:lvlOverride>
